--- a/02.需求分析/原型设计说明书_康养系统_v1.0.docx
+++ b/02.需求分析/原型设计说明书_康养系统_v1.0.docx
@@ -2,10 +2,10 @@
 <file path=word/document.xml><?xml version="1.0" encoding="utf-8"?>
 <w:document xmlns:w="http://schemas.openxmlformats.org/wordprocessingml/2006/main" xmlns:m="http://schemas.openxmlformats.org/officeDocument/2006/math" xmlns:r="http://schemas.openxmlformats.org/officeDocument/2006/relationships" xmlns:o="urn:schemas-microsoft-com:office:office" xmlns:v="urn:schemas-microsoft-com:vml" xmlns:w10="urn:schemas-microsoft-com:office:word" xmlns:a="http://schemas.openxmlformats.org/drawingml/2006/main" xmlns:pic="http://schemas.openxmlformats.org/drawingml/2006/picture" xmlns:wp="http://schemas.openxmlformats.org/drawingml/2006/wordprocessingDrawing">
   <w:body>
-    <w:bookmarkStart w:id="48" w:name="基于-ai-智能体的康养系统-原型设计说明书"/>
-    <w:p>
-      <w:pPr>
-        <w:pStyle w:val="Heading1"/>
+    <w:bookmarkStart w:id="64" w:name="基于-ai-智能体的康养系统--原型设计说明书"/>
+    <w:p>
+      <w:pPr>
+        <w:pStyle w:val="2"/>
       </w:pPr>
       <w:r>
         <w:t xml:space="preserve">基于 AI 智能体的康养系统 · 原型设计说明书</w:t>
@@ -13,7 +13,7 @@
     </w:p>
     <w:p>
       <w:pPr>
-        <w:pStyle w:val="BlockText"/>
+        <w:pStyle w:val="13"/>
       </w:pPr>
       <w:r>
         <w:t xml:space="preserve">文档版本：v1.0（待评审）</w:t>
@@ -28,7 +28,7 @@
         <w:t xml:space="preserve"> </w:t>
       </w:r>
       <w:r>
-        <w:t xml:space="preserve">上游文档：需求分析说明书 v1.0（122 条 FR）、界面清单 v1.0（38 个界面）</w:t>
+        <w:t xml:space="preserve">上游文档：需求分析说明书 v1.0（125 条 FR）、界面清单 v1.0（38 个界面）</w:t>
       </w:r>
       <w:r>
         <w:t xml:space="preserve"> </w:t>
@@ -44,10 +44,10 @@
         </w:pict>
       </w:r>
     </w:p>
-    <w:bookmarkStart w:id="21" w:name="文档信息"/>
-    <w:p>
-      <w:pPr>
-        <w:pStyle w:val="Heading2"/>
+    <w:bookmarkStart w:id="21" w:name="X3af6d0ffcafcdd37edbbaf15b6a144971ab66ef"/>
+    <w:p>
+      <w:pPr>
+        <w:pStyle w:val="4"/>
       </w:pPr>
       <w:r>
         <w:t xml:space="preserve">0. 文档信息</w:t>
@@ -56,8 +56,7 @@
     <w:tbl>
       <w:tblPr>
         <w:tblStyle w:val="Table"/>
-        <w:tblW w:type="pct" w:w="5000"/>
-        <w:tblLayout w:type="fixed"/>
+        <w:tblW w:type="auto" w:w="0"/>
         <w:tblLook w:firstRow="1" w:lastRow="0" w:firstColumn="0" w:lastColumn="0" w:noHBand="0" w:noVBand="0" w:val="0020"/>
       </w:tblPr>
       <w:tblGrid>
@@ -72,7 +71,7 @@
           <w:tcPr/>
           <w:p>
             <w:pPr>
-              <w:pStyle w:val="Compact"/>
+              <w:pStyle w:val="24"/>
               <w:jc w:val="left"/>
             </w:pPr>
             <w:r>
@@ -84,7 +83,7 @@
           <w:tcPr/>
           <w:p>
             <w:pPr>
-              <w:pStyle w:val="Compact"/>
+              <w:pStyle w:val="24"/>
               <w:jc w:val="left"/>
             </w:pPr>
             <w:r>
@@ -98,7 +97,7 @@
           <w:tcPr/>
           <w:p>
             <w:pPr>
-              <w:pStyle w:val="Compact"/>
+              <w:pStyle w:val="24"/>
               <w:jc w:val="left"/>
             </w:pPr>
             <w:r>
@@ -110,7 +109,7 @@
           <w:tcPr/>
           <w:p>
             <w:pPr>
-              <w:pStyle w:val="Compact"/>
+              <w:pStyle w:val="24"/>
               <w:jc w:val="left"/>
             </w:pPr>
             <w:r>
@@ -124,7 +123,7 @@
           <w:tcPr/>
           <w:p>
             <w:pPr>
-              <w:pStyle w:val="Compact"/>
+              <w:pStyle w:val="24"/>
               <w:jc w:val="left"/>
             </w:pPr>
             <w:r>
@@ -136,7 +135,7 @@
           <w:tcPr/>
           <w:p>
             <w:pPr>
-              <w:pStyle w:val="Compact"/>
+              <w:pStyle w:val="24"/>
               <w:jc w:val="left"/>
             </w:pPr>
             <w:r>
@@ -150,7 +149,7 @@
           <w:tcPr/>
           <w:p>
             <w:pPr>
-              <w:pStyle w:val="Compact"/>
+              <w:pStyle w:val="24"/>
               <w:jc w:val="left"/>
             </w:pPr>
             <w:r>
@@ -162,7 +161,7 @@
           <w:tcPr/>
           <w:p>
             <w:pPr>
-              <w:pStyle w:val="Compact"/>
+              <w:pStyle w:val="24"/>
               <w:jc w:val="left"/>
             </w:pPr>
             <w:r>
@@ -176,7 +175,7 @@
           <w:tcPr/>
           <w:p>
             <w:pPr>
-              <w:pStyle w:val="Compact"/>
+              <w:pStyle w:val="24"/>
               <w:jc w:val="left"/>
             </w:pPr>
             <w:r>
@@ -188,7 +187,7 @@
           <w:tcPr/>
           <w:p>
             <w:pPr>
-              <w:pStyle w:val="Compact"/>
+              <w:pStyle w:val="24"/>
               <w:jc w:val="left"/>
             </w:pPr>
             <w:r>
@@ -202,7 +201,7 @@
           <w:tcPr/>
           <w:p>
             <w:pPr>
-              <w:pStyle w:val="Compact"/>
+              <w:pStyle w:val="24"/>
               <w:jc w:val="left"/>
             </w:pPr>
             <w:r>
@@ -214,7 +213,7 @@
           <w:tcPr/>
           <w:p>
             <w:pPr>
-              <w:pStyle w:val="Compact"/>
+              <w:pStyle w:val="24"/>
               <w:jc w:val="left"/>
             </w:pPr>
             <w:r>
@@ -228,7 +227,7 @@
           <w:tcPr/>
           <w:p>
             <w:pPr>
-              <w:pStyle w:val="Compact"/>
+              <w:pStyle w:val="24"/>
               <w:jc w:val="left"/>
             </w:pPr>
             <w:r>
@@ -240,11 +239,11 @@
           <w:tcPr/>
           <w:p>
             <w:pPr>
-              <w:pStyle w:val="Compact"/>
-              <w:jc w:val="left"/>
-            </w:pPr>
-            <w:r>
-              <w:t xml:space="preserve">38 个（核心 29 + 选配 9），本说明书展示其中 5 个代表性界面</w:t>
+              <w:pStyle w:val="24"/>
+              <w:jc w:val="left"/>
+            </w:pPr>
+            <w:r>
+              <w:t xml:space="preserve">38 个（核心 29 + 选配 9），本说明书展示其中 9 个 MVP/代表性界面</w:t>
             </w:r>
           </w:p>
         </w:tc>
@@ -253,172 +252,10 @@
     <w:bookmarkStart w:id="20" w:name="修订记录"/>
     <w:p>
       <w:pPr>
-        <w:pStyle w:val="Heading3"/>
+        <w:pStyle w:val="5"/>
       </w:pPr>
       <w:r>
         <w:t xml:space="preserve">修订记录</w:t>
-      </w:r>
-    </w:p>
-    <w:tbl>
-      <w:tblPr>
-        <w:tblStyle w:val="Table"/>
-        <w:tblW w:type="pct" w:w="5000"/>
-        <w:tblLayout w:type="fixed"/>
-        <w:tblLook w:firstRow="1" w:lastRow="0" w:firstColumn="0" w:lastColumn="0" w:noHBand="0" w:noVBand="0" w:val="0020"/>
-      </w:tblPr>
-      <w:tblGrid>
-        <w:gridCol w:w="1980"/>
-        <w:gridCol w:w="1980"/>
-        <w:gridCol w:w="1980"/>
-        <w:gridCol w:w="1980"/>
-      </w:tblGrid>
-      <w:tr>
-        <w:trPr>
-          <w:tblHeader w:val="on"/>
-        </w:trPr>
-        <w:tc>
-          <w:tcPr/>
-          <w:p>
-            <w:pPr>
-              <w:pStyle w:val="Compact"/>
-              <w:jc w:val="left"/>
-            </w:pPr>
-            <w:r>
-              <w:t xml:space="preserve">版本</w:t>
-            </w:r>
-          </w:p>
-        </w:tc>
-        <w:tc>
-          <w:tcPr/>
-          <w:p>
-            <w:pPr>
-              <w:pStyle w:val="Compact"/>
-              <w:jc w:val="left"/>
-            </w:pPr>
-            <w:r>
-              <w:t xml:space="preserve">日期</w:t>
-            </w:r>
-          </w:p>
-        </w:tc>
-        <w:tc>
-          <w:tcPr/>
-          <w:p>
-            <w:pPr>
-              <w:pStyle w:val="Compact"/>
-              <w:jc w:val="left"/>
-            </w:pPr>
-            <w:r>
-              <w:t xml:space="preserve">修改人</w:t>
-            </w:r>
-          </w:p>
-        </w:tc>
-        <w:tc>
-          <w:tcPr/>
-          <w:p>
-            <w:pPr>
-              <w:pStyle w:val="Compact"/>
-              <w:jc w:val="left"/>
-            </w:pPr>
-            <w:r>
-              <w:t xml:space="preserve">修改内容</w:t>
-            </w:r>
-          </w:p>
-        </w:tc>
-      </w:tr>
-      <w:tr>
-        <w:tc>
-          <w:tcPr/>
-          <w:p>
-            <w:pPr>
-              <w:pStyle w:val="Compact"/>
-              <w:jc w:val="left"/>
-            </w:pPr>
-            <w:r>
-              <w:t xml:space="preserve">v1.0</w:t>
-            </w:r>
-          </w:p>
-        </w:tc>
-        <w:tc>
-          <w:tcPr/>
-          <w:p>
-            <w:pPr>
-              <w:pStyle w:val="Compact"/>
-              <w:jc w:val="left"/>
-            </w:pPr>
-            <w:r>
-              <w:t xml:space="preserve">2026-09-08</w:t>
-            </w:r>
-          </w:p>
-        </w:tc>
-        <w:tc>
-          <w:tcPr/>
-          <w:p>
-            <w:pPr>
-              <w:pStyle w:val="Compact"/>
-              <w:jc w:val="left"/>
-            </w:pPr>
-            <w:r>
-              <w:t xml:space="preserve">【组员名单】</w:t>
-            </w:r>
-          </w:p>
-        </w:tc>
-        <w:tc>
-          <w:tcPr/>
-          <w:p>
-            <w:pPr>
-              <w:pStyle w:val="Compact"/>
-              <w:jc w:val="left"/>
-            </w:pPr>
-            <w:r>
-              <w:t xml:space="preserve">首版，输出 5 个代表性界面高保真原型</w:t>
-            </w:r>
-          </w:p>
-        </w:tc>
-      </w:tr>
-    </w:tbl>
-    <w:p>
-      <w:r>
-        <w:pict>
-          <v:rect style="width:0;height:1.5pt" o:hralign="center" o:hrstd="t" o:hr="t"/>
-        </w:pict>
-      </w:r>
-    </w:p>
-    <w:bookmarkEnd w:id="20"/>
-    <w:bookmarkEnd w:id="21"/>
-    <w:bookmarkStart w:id="24" w:name="原型概述"/>
-    <w:p>
-      <w:pPr>
-        <w:pStyle w:val="Heading2"/>
-      </w:pPr>
-      <w:r>
-        <w:t xml:space="preserve">1. 原型概述</w:t>
-      </w:r>
-    </w:p>
-    <w:bookmarkStart w:id="22" w:name="展示范围"/>
-    <w:p>
-      <w:pPr>
-        <w:pStyle w:val="Heading3"/>
-      </w:pPr>
-      <w:r>
-        <w:t xml:space="preserve">1.1 展示范围</w:t>
-      </w:r>
-    </w:p>
-    <w:p>
-      <w:pPr>
-        <w:pStyle w:val="FirstParagraph"/>
-      </w:pPr>
-      <w:r>
-        <w:t xml:space="preserve">本项目共规划 38 个界面（核心 29 个、选配 9 个），完整清单见《界面清单_康养系统_v1.0.md》。受评审篇幅限制，本说明书选取</w:t>
-      </w:r>
-      <w:r>
-        <w:rPr>
-          <w:b/>
-          <w:bCs/>
-        </w:rPr>
-        <w:t xml:space="preserve">最能体现系统差异化价值的 5 个代表性界面</w:t>
-      </w:r>
-      <w:r>
-        <w:t xml:space="preserve">进行高保真原型展示：</w:t>
       </w:r>
     </w:p>
     <w:tbl>
@@ -441,47 +278,47 @@
           <w:tcPr/>
           <w:p>
             <w:pPr>
-              <w:pStyle w:val="Compact"/>
-              <w:jc w:val="left"/>
-            </w:pPr>
-            <w:r>
-              <w:t xml:space="preserve">序号</w:t>
-            </w:r>
-          </w:p>
-        </w:tc>
-        <w:tc>
-          <w:tcPr/>
-          <w:p>
-            <w:pPr>
-              <w:pStyle w:val="Compact"/>
-              <w:jc w:val="left"/>
-            </w:pPr>
-            <w:r>
-              <w:t xml:space="preserve">界面名称</w:t>
-            </w:r>
-          </w:p>
-        </w:tc>
-        <w:tc>
-          <w:tcPr/>
-          <w:p>
-            <w:pPr>
-              <w:pStyle w:val="Compact"/>
-              <w:jc w:val="left"/>
-            </w:pPr>
-            <w:r>
-              <w:t xml:space="preserve">所属角色</w:t>
-            </w:r>
-          </w:p>
-        </w:tc>
-        <w:tc>
-          <w:tcPr/>
-          <w:p>
-            <w:pPr>
-              <w:pStyle w:val="Compact"/>
-              <w:jc w:val="left"/>
-            </w:pPr>
-            <w:r>
-              <w:t xml:space="preserve">选取理由</w:t>
+              <w:pStyle w:val="24"/>
+              <w:jc w:val="left"/>
+            </w:pPr>
+            <w:r>
+              <w:t xml:space="preserve">版本</w:t>
+            </w:r>
+          </w:p>
+        </w:tc>
+        <w:tc>
+          <w:tcPr/>
+          <w:p>
+            <w:pPr>
+              <w:pStyle w:val="24"/>
+              <w:jc w:val="left"/>
+            </w:pPr>
+            <w:r>
+              <w:t xml:space="preserve">日期</w:t>
+            </w:r>
+          </w:p>
+        </w:tc>
+        <w:tc>
+          <w:tcPr/>
+          <w:p>
+            <w:pPr>
+              <w:pStyle w:val="24"/>
+              <w:jc w:val="left"/>
+            </w:pPr>
+            <w:r>
+              <w:t xml:space="preserve">修改人</w:t>
+            </w:r>
+          </w:p>
+        </w:tc>
+        <w:tc>
+          <w:tcPr/>
+          <w:p>
+            <w:pPr>
+              <w:pStyle w:val="24"/>
+              <w:jc w:val="left"/>
+            </w:pPr>
+            <w:r>
+              <w:t xml:space="preserve">修改内容</w:t>
             </w:r>
           </w:p>
         </w:tc>
@@ -491,47 +328,148 @@
           <w:tcPr/>
           <w:p>
             <w:pPr>
-              <w:pStyle w:val="Compact"/>
-              <w:jc w:val="left"/>
-            </w:pPr>
-            <w:r>
-              <w:t xml:space="preserve">P1</w:t>
-            </w:r>
-          </w:p>
-        </w:tc>
-        <w:tc>
-          <w:tcPr/>
-          <w:p>
-            <w:pPr>
-              <w:pStyle w:val="Compact"/>
-              <w:jc w:val="left"/>
-            </w:pPr>
-            <w:r>
-              <w:t xml:space="preserve">老人端首页</w:t>
-            </w:r>
-          </w:p>
-        </w:tc>
-        <w:tc>
-          <w:tcPr/>
-          <w:p>
-            <w:pPr>
-              <w:pStyle w:val="Compact"/>
-              <w:jc w:val="left"/>
-            </w:pPr>
-            <w:r>
-              <w:t xml:space="preserve">老年用户</w:t>
-            </w:r>
-          </w:p>
-        </w:tc>
-        <w:tc>
-          <w:tcPr/>
-          <w:p>
-            <w:pPr>
-              <w:pStyle w:val="Compact"/>
-              <w:jc w:val="left"/>
-            </w:pPr>
-            <w:r>
-              <w:t xml:space="preserve">体现适老化设计核心诉求</w:t>
+              <w:pStyle w:val="24"/>
+              <w:jc w:val="left"/>
+            </w:pPr>
+            <w:r>
+              <w:t xml:space="preserve">v1.0</w:t>
+            </w:r>
+          </w:p>
+        </w:tc>
+        <w:tc>
+          <w:tcPr/>
+          <w:p>
+            <w:pPr>
+              <w:pStyle w:val="24"/>
+              <w:jc w:val="left"/>
+            </w:pPr>
+            <w:r>
+              <w:t xml:space="preserve">2026-09-08</w:t>
+            </w:r>
+          </w:p>
+        </w:tc>
+        <w:tc>
+          <w:tcPr/>
+          <w:p>
+            <w:pPr>
+              <w:pStyle w:val="24"/>
+              <w:jc w:val="left"/>
+            </w:pPr>
+            <w:r>
+              <w:t xml:space="preserve">丘宇乾</w:t>
+            </w:r>
+          </w:p>
+        </w:tc>
+        <w:tc>
+          <w:tcPr/>
+          <w:p>
+            <w:pPr>
+              <w:pStyle w:val="24"/>
+              <w:jc w:val="left"/>
+            </w:pPr>
+            <w:r>
+              <w:t xml:space="preserve">首版输出 P1~P5，后续补齐 P6~P9 并同步界面计数</w:t>
+            </w:r>
+          </w:p>
+        </w:tc>
+      </w:tr>
+    </w:tbl>
+    <w:p>
+      <w:r>
+        <w:pict>
+          <v:rect style="width:0;height:1.5pt" o:hralign="center" o:hrstd="t" o:hr="t"/>
+        </w:pict>
+      </w:r>
+    </w:p>
+    <w:bookmarkEnd w:id="20"/>
+    <w:bookmarkEnd w:id="21"/>
+    <w:bookmarkStart w:id="24" w:name="X8cd2a93ba0be31da149896473e7c325939eff4c"/>
+    <w:p>
+      <w:pPr>
+        <w:pStyle w:val="4"/>
+      </w:pPr>
+      <w:r>
+        <w:t xml:space="preserve">1. 原型概述</w:t>
+      </w:r>
+    </w:p>
+    <w:bookmarkStart w:id="22" w:name="X99a6b10d19418de5a15910e6db531f18d487865"/>
+    <w:p>
+      <w:pPr>
+        <w:pStyle w:val="5"/>
+      </w:pPr>
+      <w:r>
+        <w:t xml:space="preserve">1.1 展示范围</w:t>
+      </w:r>
+    </w:p>
+    <w:p>
+      <w:pPr>
+        <w:pStyle w:val="23"/>
+      </w:pPr>
+      <w:r>
+        <w:t xml:space="preserve">本项目共规划 38 个界面（核心 29 个、选配 9 个），完整清单见《界面清单_康养系统_v1.0.md》。本次原型评审优先展示最小闭环所需的 8 个界面，并保留管理员规则配置作为第 9 个评审界面：</w:t>
+      </w:r>
+    </w:p>
+    <w:tbl>
+      <w:tblPr>
+        <w:tblStyle w:val="Table"/>
+        <w:tblW w:type="auto" w:w="0"/>
+        <w:tblLook w:firstRow="1" w:lastRow="0" w:firstColumn="0" w:lastColumn="0" w:noHBand="0" w:noVBand="0" w:val="0020"/>
+      </w:tblPr>
+      <w:tblGrid>
+        <w:gridCol w:w="1980"/>
+        <w:gridCol w:w="1980"/>
+        <w:gridCol w:w="1980"/>
+        <w:gridCol w:w="1980"/>
+      </w:tblGrid>
+      <w:tr>
+        <w:trPr>
+          <w:tblHeader w:val="on"/>
+        </w:trPr>
+        <w:tc>
+          <w:tcPr/>
+          <w:p>
+            <w:pPr>
+              <w:pStyle w:val="24"/>
+              <w:jc w:val="left"/>
+            </w:pPr>
+            <w:r>
+              <w:t xml:space="preserve">序号</w:t>
+            </w:r>
+          </w:p>
+        </w:tc>
+        <w:tc>
+          <w:tcPr/>
+          <w:p>
+            <w:pPr>
+              <w:pStyle w:val="24"/>
+              <w:jc w:val="left"/>
+            </w:pPr>
+            <w:r>
+              <w:t xml:space="preserve">界面名称</w:t>
+            </w:r>
+          </w:p>
+        </w:tc>
+        <w:tc>
+          <w:tcPr/>
+          <w:p>
+            <w:pPr>
+              <w:pStyle w:val="24"/>
+              <w:jc w:val="left"/>
+            </w:pPr>
+            <w:r>
+              <w:t xml:space="preserve">所属角色</w:t>
+            </w:r>
+          </w:p>
+        </w:tc>
+        <w:tc>
+          <w:tcPr/>
+          <w:p>
+            <w:pPr>
+              <w:pStyle w:val="24"/>
+              <w:jc w:val="left"/>
+            </w:pPr>
+            <w:r>
+              <w:t xml:space="preserve">选取理由</w:t>
             </w:r>
           </w:p>
         </w:tc>
@@ -541,31 +479,31 @@
           <w:tcPr/>
           <w:p>
             <w:pPr>
-              <w:pStyle w:val="Compact"/>
-              <w:jc w:val="left"/>
-            </w:pPr>
-            <w:r>
-              <w:t xml:space="preserve">P2</w:t>
-            </w:r>
-          </w:p>
-        </w:tc>
-        <w:tc>
-          <w:tcPr/>
-          <w:p>
-            <w:pPr>
-              <w:pStyle w:val="Compact"/>
-              <w:jc w:val="left"/>
-            </w:pPr>
-            <w:r>
-              <w:t xml:space="preserve">AI 健康咨询</w:t>
-            </w:r>
-          </w:p>
-        </w:tc>
-        <w:tc>
-          <w:tcPr/>
-          <w:p>
-            <w:pPr>
-              <w:pStyle w:val="Compact"/>
+              <w:pStyle w:val="24"/>
+              <w:jc w:val="left"/>
+            </w:pPr>
+            <w:r>
+              <w:t xml:space="preserve">P1</w:t>
+            </w:r>
+          </w:p>
+        </w:tc>
+        <w:tc>
+          <w:tcPr/>
+          <w:p>
+            <w:pPr>
+              <w:pStyle w:val="24"/>
+              <w:jc w:val="left"/>
+            </w:pPr>
+            <w:r>
+              <w:t xml:space="preserve">老人端首页</w:t>
+            </w:r>
+          </w:p>
+        </w:tc>
+        <w:tc>
+          <w:tcPr/>
+          <w:p>
+            <w:pPr>
+              <w:pStyle w:val="24"/>
               <w:jc w:val="left"/>
             </w:pPr>
             <w:r>
@@ -577,11 +515,11 @@
           <w:tcPr/>
           <w:p>
             <w:pPr>
-              <w:pStyle w:val="Compact"/>
-              <w:jc w:val="left"/>
-            </w:pPr>
-            <w:r>
-              <w:t xml:space="preserve">系统技术核心，AI 智能体主入口</w:t>
+              <w:pStyle w:val="24"/>
+              <w:jc w:val="left"/>
+            </w:pPr>
+            <w:r>
+              <w:t xml:space="preserve">体现适老化设计核心诉求</w:t>
             </w:r>
           </w:p>
         </w:tc>
@@ -591,47 +529,47 @@
           <w:tcPr/>
           <w:p>
             <w:pPr>
-              <w:pStyle w:val="Compact"/>
-              <w:jc w:val="left"/>
-            </w:pPr>
-            <w:r>
-              <w:t xml:space="preserve">P3</w:t>
-            </w:r>
-          </w:p>
-        </w:tc>
-        <w:tc>
-          <w:tcPr/>
-          <w:p>
-            <w:pPr>
-              <w:pStyle w:val="Compact"/>
-              <w:jc w:val="left"/>
-            </w:pPr>
-            <w:r>
-              <w:t xml:space="preserve">预警通知中心</w:t>
-            </w:r>
-          </w:p>
-        </w:tc>
-        <w:tc>
-          <w:tcPr/>
-          <w:p>
-            <w:pPr>
-              <w:pStyle w:val="Compact"/>
-              <w:jc w:val="left"/>
-            </w:pPr>
-            <w:r>
-              <w:t xml:space="preserve">护工 / 家属</w:t>
-            </w:r>
-          </w:p>
-        </w:tc>
-        <w:tc>
-          <w:tcPr/>
-          <w:p>
-            <w:pPr>
-              <w:pStyle w:val="Compact"/>
-              <w:jc w:val="left"/>
-            </w:pPr>
-            <w:r>
-              <w:t xml:space="preserve">体现”主动式”预警与处理闭环</w:t>
+              <w:pStyle w:val="24"/>
+              <w:jc w:val="left"/>
+            </w:pPr>
+            <w:r>
+              <w:t xml:space="preserve">P2</w:t>
+            </w:r>
+          </w:p>
+        </w:tc>
+        <w:tc>
+          <w:tcPr/>
+          <w:p>
+            <w:pPr>
+              <w:pStyle w:val="24"/>
+              <w:jc w:val="left"/>
+            </w:pPr>
+            <w:r>
+              <w:t xml:space="preserve">AI 健康咨询</w:t>
+            </w:r>
+          </w:p>
+        </w:tc>
+        <w:tc>
+          <w:tcPr/>
+          <w:p>
+            <w:pPr>
+              <w:pStyle w:val="24"/>
+              <w:jc w:val="left"/>
+            </w:pPr>
+            <w:r>
+              <w:t xml:space="preserve">老年用户</w:t>
+            </w:r>
+          </w:p>
+        </w:tc>
+        <w:tc>
+          <w:tcPr/>
+          <w:p>
+            <w:pPr>
+              <w:pStyle w:val="24"/>
+              <w:jc w:val="left"/>
+            </w:pPr>
+            <w:r>
+              <w:t xml:space="preserve">系统技术核心，AI 智能体主入口</w:t>
             </w:r>
           </w:p>
         </w:tc>
@@ -641,47 +579,47 @@
           <w:tcPr/>
           <w:p>
             <w:pPr>
-              <w:pStyle w:val="Compact"/>
-              <w:jc w:val="left"/>
-            </w:pPr>
-            <w:r>
-              <w:t xml:space="preserve">P4</w:t>
-            </w:r>
-          </w:p>
-        </w:tc>
-        <w:tc>
-          <w:tcPr/>
-          <w:p>
-            <w:pPr>
-              <w:pStyle w:val="Compact"/>
-              <w:jc w:val="left"/>
-            </w:pPr>
-            <w:r>
-              <w:t xml:space="preserve">护工端老人列表</w:t>
-            </w:r>
-          </w:p>
-        </w:tc>
-        <w:tc>
-          <w:tcPr/>
-          <w:p>
-            <w:pPr>
-              <w:pStyle w:val="Compact"/>
-              <w:jc w:val="left"/>
-            </w:pPr>
-            <w:r>
-              <w:t xml:space="preserve">护工</w:t>
-            </w:r>
-          </w:p>
-        </w:tc>
-        <w:tc>
-          <w:tcPr/>
-          <w:p>
-            <w:pPr>
-              <w:pStyle w:val="Compact"/>
-              <w:jc w:val="left"/>
-            </w:pPr>
-            <w:r>
-              <w:t xml:space="preserve">体现多老人状态管理与优先级排序</w:t>
+              <w:pStyle w:val="24"/>
+              <w:jc w:val="left"/>
+            </w:pPr>
+            <w:r>
+              <w:t xml:space="preserve">P3</w:t>
+            </w:r>
+          </w:p>
+        </w:tc>
+        <w:tc>
+          <w:tcPr/>
+          <w:p>
+            <w:pPr>
+              <w:pStyle w:val="24"/>
+              <w:jc w:val="left"/>
+            </w:pPr>
+            <w:r>
+              <w:t xml:space="preserve">预警通知中心</w:t>
+            </w:r>
+          </w:p>
+        </w:tc>
+        <w:tc>
+          <w:tcPr/>
+          <w:p>
+            <w:pPr>
+              <w:pStyle w:val="24"/>
+              <w:jc w:val="left"/>
+            </w:pPr>
+            <w:r>
+              <w:t xml:space="preserve">护工 / 家属</w:t>
+            </w:r>
+          </w:p>
+        </w:tc>
+        <w:tc>
+          <w:tcPr/>
+          <w:p>
+            <w:pPr>
+              <w:pStyle w:val="24"/>
+              <w:jc w:val="left"/>
+            </w:pPr>
+            <w:r>
+              <w:t xml:space="preserve">体现"主动式"预警与处理闭环</w:t>
             </w:r>
           </w:p>
         </w:tc>
@@ -691,7 +629,57 @@
           <w:tcPr/>
           <w:p>
             <w:pPr>
-              <w:pStyle w:val="Compact"/>
+              <w:pStyle w:val="24"/>
+              <w:jc w:val="left"/>
+            </w:pPr>
+            <w:r>
+              <w:t xml:space="preserve">P4</w:t>
+            </w:r>
+          </w:p>
+        </w:tc>
+        <w:tc>
+          <w:tcPr/>
+          <w:p>
+            <w:pPr>
+              <w:pStyle w:val="24"/>
+              <w:jc w:val="left"/>
+            </w:pPr>
+            <w:r>
+              <w:t xml:space="preserve">护工端老人列表</w:t>
+            </w:r>
+          </w:p>
+        </w:tc>
+        <w:tc>
+          <w:tcPr/>
+          <w:p>
+            <w:pPr>
+              <w:pStyle w:val="24"/>
+              <w:jc w:val="left"/>
+            </w:pPr>
+            <w:r>
+              <w:t xml:space="preserve">护工</w:t>
+            </w:r>
+          </w:p>
+        </w:tc>
+        <w:tc>
+          <w:tcPr/>
+          <w:p>
+            <w:pPr>
+              <w:pStyle w:val="24"/>
+              <w:jc w:val="left"/>
+            </w:pPr>
+            <w:r>
+              <w:t xml:space="preserve">体现多老人状态管理与优先级排序</w:t>
+            </w:r>
+          </w:p>
+        </w:tc>
+      </w:tr>
+      <w:tr>
+        <w:tc>
+          <w:tcPr/>
+          <w:p>
+            <w:pPr>
+              <w:pStyle w:val="24"/>
               <w:jc w:val="left"/>
             </w:pPr>
             <w:r>
@@ -703,7 +691,7 @@
           <w:tcPr/>
           <w:p>
             <w:pPr>
-              <w:pStyle w:val="Compact"/>
+              <w:pStyle w:val="24"/>
               <w:jc w:val="left"/>
             </w:pPr>
             <w:r>
@@ -715,7 +703,7 @@
           <w:tcPr/>
           <w:p>
             <w:pPr>
-              <w:pStyle w:val="Compact"/>
+              <w:pStyle w:val="24"/>
               <w:jc w:val="left"/>
             </w:pPr>
             <w:r>
@@ -727,21 +715,221 @@
           <w:tcPr/>
           <w:p>
             <w:pPr>
-              <w:pStyle w:val="Compact"/>
+              <w:pStyle w:val="24"/>
               <w:jc w:val="left"/>
             </w:pPr>
             <w:r>
               <w:t xml:space="preserve">体现阈值配置化设计（非硬编码）</w:t>
+            </w:r>
+          </w:p>
+        </w:tc>
+      </w:tr>
+      <w:tr>
+        <w:tc>
+          <w:tcPr/>
+          <w:p>
+            <w:pPr>
+              <w:pStyle w:val="24"/>
+              <w:jc w:val="left"/>
+            </w:pPr>
+            <w:r>
+              <w:t xml:space="preserve">P6</w:t>
+            </w:r>
+          </w:p>
+        </w:tc>
+        <w:tc>
+          <w:tcPr/>
+          <w:p>
+            <w:pPr>
+              <w:pStyle w:val="24"/>
+              <w:jc w:val="left"/>
+            </w:pPr>
+            <w:r>
+              <w:t xml:space="preserve">登录 / 注册</w:t>
+            </w:r>
+          </w:p>
+        </w:tc>
+        <w:tc>
+          <w:tcPr/>
+          <w:p>
+            <w:pPr>
+              <w:pStyle w:val="24"/>
+              <w:jc w:val="left"/>
+            </w:pPr>
+            <w:r>
+              <w:t xml:space="preserve">公共</w:t>
+            </w:r>
+          </w:p>
+        </w:tc>
+        <w:tc>
+          <w:tcPr/>
+          <w:p>
+            <w:pPr>
+              <w:pStyle w:val="24"/>
+              <w:jc w:val="left"/>
+            </w:pPr>
+            <w:r>
+              <w:t xml:space="preserve">体现角色白名单、会话过期与登录失败状态</w:t>
+            </w:r>
+          </w:p>
+        </w:tc>
+      </w:tr>
+      <w:tr>
+        <w:tc>
+          <w:tcPr/>
+          <w:p>
+            <w:pPr>
+              <w:pStyle w:val="24"/>
+              <w:jc w:val="left"/>
+            </w:pPr>
+            <w:r>
+              <w:t xml:space="preserve">P7</w:t>
+            </w:r>
+          </w:p>
+        </w:tc>
+        <w:tc>
+          <w:tcPr/>
+          <w:p>
+            <w:pPr>
+              <w:pStyle w:val="24"/>
+              <w:jc w:val="left"/>
+            </w:pPr>
+            <w:r>
+              <w:t xml:space="preserve">指标录入</w:t>
+            </w:r>
+          </w:p>
+        </w:tc>
+        <w:tc>
+          <w:tcPr/>
+          <w:p>
+            <w:pPr>
+              <w:pStyle w:val="24"/>
+              <w:jc w:val="left"/>
+            </w:pPr>
+            <w:r>
+              <w:t xml:space="preserve">老年用户</w:t>
+            </w:r>
+          </w:p>
+        </w:tc>
+        <w:tc>
+          <w:tcPr/>
+          <w:p>
+            <w:pPr>
+              <w:pStyle w:val="24"/>
+              <w:jc w:val="left"/>
+            </w:pPr>
+            <w:r>
+              <w:t xml:space="preserve">体现适老化录入、范围校验与录入即判定</w:t>
+            </w:r>
+          </w:p>
+        </w:tc>
+      </w:tr>
+      <w:tr>
+        <w:tc>
+          <w:tcPr/>
+          <w:p>
+            <w:pPr>
+              <w:pStyle w:val="24"/>
+              <w:jc w:val="left"/>
+            </w:pPr>
+            <w:r>
+              <w:t xml:space="preserve">P8</w:t>
+            </w:r>
+          </w:p>
+        </w:tc>
+        <w:tc>
+          <w:tcPr/>
+          <w:p>
+            <w:pPr>
+              <w:pStyle w:val="24"/>
+              <w:jc w:val="left"/>
+            </w:pPr>
+            <w:r>
+              <w:t xml:space="preserve">预警详情与处理</w:t>
+            </w:r>
+          </w:p>
+        </w:tc>
+        <w:tc>
+          <w:tcPr/>
+          <w:p>
+            <w:pPr>
+              <w:pStyle w:val="24"/>
+              <w:jc w:val="left"/>
+            </w:pPr>
+            <w:r>
+              <w:t xml:space="preserve">家属 / 护工</w:t>
+            </w:r>
+          </w:p>
+        </w:tc>
+        <w:tc>
+          <w:tcPr/>
+          <w:p>
+            <w:pPr>
+              <w:pStyle w:val="24"/>
+              <w:jc w:val="left"/>
+            </w:pPr>
+            <w:r>
+              <w:t xml:space="preserve">体现 AI 降级不阻断、处理状态流转与留痕</w:t>
+            </w:r>
+          </w:p>
+        </w:tc>
+      </w:tr>
+      <w:tr>
+        <w:tc>
+          <w:tcPr/>
+          <w:p>
+            <w:pPr>
+              <w:pStyle w:val="24"/>
+              <w:jc w:val="left"/>
+            </w:pPr>
+            <w:r>
+              <w:t xml:space="preserve">P9</w:t>
+            </w:r>
+          </w:p>
+        </w:tc>
+        <w:tc>
+          <w:tcPr/>
+          <w:p>
+            <w:pPr>
+              <w:pStyle w:val="24"/>
+              <w:jc w:val="left"/>
+            </w:pPr>
+            <w:r>
+              <w:t xml:space="preserve">绑定确认</w:t>
+            </w:r>
+          </w:p>
+        </w:tc>
+        <w:tc>
+          <w:tcPr/>
+          <w:p>
+            <w:pPr>
+              <w:pStyle w:val="24"/>
+              <w:jc w:val="left"/>
+            </w:pPr>
+            <w:r>
+              <w:t xml:space="preserve">老年用户</w:t>
+            </w:r>
+          </w:p>
+        </w:tc>
+        <w:tc>
+          <w:tcPr/>
+          <w:p>
+            <w:pPr>
+              <w:pStyle w:val="24"/>
+              <w:jc w:val="left"/>
+            </w:pPr>
+            <w:r>
+              <w:t xml:space="preserve">体现家属申请必须由老人同意后生效</w:t>
             </w:r>
           </w:p>
         </w:tc>
       </w:tr>
     </w:tbl>
     <w:bookmarkEnd w:id="22"/>
-    <w:bookmarkStart w:id="23" w:name="设计原则"/>
-    <w:p>
-      <w:pPr>
-        <w:pStyle w:val="Heading3"/>
+    <w:bookmarkStart w:id="23" w:name="X1a078688624929f9650c882076a8149f2c3d1cf"/>
+    <w:p>
+      <w:pPr>
+        <w:pStyle w:val="5"/>
       </w:pPr>
       <w:r>
         <w:t xml:space="preserve">1.2 设计原则</w:t>
@@ -749,7 +937,7 @@
     </w:p>
     <w:p>
       <w:pPr>
-        <w:pStyle w:val="Compact"/>
+        <w:pStyle w:val="24"/>
         <w:numPr>
           <w:ilvl w:val="0"/>
           <w:numId w:val="1001"/>
@@ -768,7 +956,7 @@
     </w:p>
     <w:p>
       <w:pPr>
-        <w:pStyle w:val="Compact"/>
+        <w:pStyle w:val="24"/>
         <w:numPr>
           <w:ilvl w:val="0"/>
           <w:numId w:val="1001"/>
@@ -787,7 +975,7 @@
     </w:p>
     <w:p>
       <w:pPr>
-        <w:pStyle w:val="Compact"/>
+        <w:pStyle w:val="24"/>
         <w:numPr>
           <w:ilvl w:val="0"/>
           <w:numId w:val="1001"/>
@@ -806,7 +994,7 @@
     </w:p>
     <w:p>
       <w:pPr>
-        <w:pStyle w:val="Compact"/>
+        <w:pStyle w:val="24"/>
         <w:numPr>
           <w:ilvl w:val="0"/>
           <w:numId w:val="1001"/>
@@ -825,7 +1013,7 @@
     </w:p>
     <w:p>
       <w:pPr>
-        <w:pStyle w:val="Compact"/>
+        <w:pStyle w:val="24"/>
         <w:numPr>
           <w:ilvl w:val="0"/>
           <w:numId w:val="1001"/>
@@ -851,19 +1039,19 @@
     </w:p>
     <w:bookmarkEnd w:id="23"/>
     <w:bookmarkEnd w:id="24"/>
-    <w:bookmarkStart w:id="45" w:name="界面原型"/>
-    <w:p>
-      <w:pPr>
-        <w:pStyle w:val="Heading2"/>
+    <w:bookmarkStart w:id="61" w:name="X497ae9229cda99b8d37b08d65f919f7c867a1d2"/>
+    <w:p>
+      <w:pPr>
+        <w:pStyle w:val="4"/>
       </w:pPr>
       <w:r>
         <w:t xml:space="preserve">2. 界面原型</w:t>
       </w:r>
     </w:p>
-    <w:bookmarkStart w:id="28" w:name="p1-老人端首页核心p0"/>
-    <w:p>
-      <w:pPr>
-        <w:pStyle w:val="Heading3"/>
+    <w:bookmarkStart w:id="28" w:name="Xb59ab6544e40b96532dbc275fab01dfcff3d2b3"/>
+    <w:p>
+      <w:pPr>
+        <w:pStyle w:val="5"/>
       </w:pPr>
       <w:r>
         <w:t xml:space="preserve">2.1 P1 老人端首页（【核心】P0）</w:t>
@@ -871,7 +1059,7 @@
     </w:p>
     <w:p>
       <w:pPr>
-        <w:pStyle w:val="FirstParagraph"/>
+        <w:pStyle w:val="23"/>
       </w:pPr>
       <w:r>
         <w:rPr>
@@ -881,21 +1069,12 @@
         <w:t xml:space="preserve">对应需求</w:t>
       </w:r>
       <w:r>
-        <w:t xml:space="preserve">：FR-ELDER-001</w:t>
-      </w:r>
-      <w:r>
-        <w:rPr>
-          <w:vertAlign w:val="subscript"/>
-        </w:rPr>
-        <w:t xml:space="preserve">005、FR-ELDER-009</w:t>
-      </w:r>
-      <w:r>
-        <w:t xml:space="preserve">011、FR-HEALTH-002、FR-ALERT-005</w:t>
-      </w:r>
-    </w:p>
-    <w:p>
-      <w:pPr>
-        <w:pStyle w:val="CaptionedFigure"/>
+        <w:t xml:space="preserve">：FR-ELDER-001~005、FR-ELDER-009~011、FR-HEALTH-002、FR-ALERT-005</w:t>
+      </w:r>
+    </w:p>
+    <w:p>
+      <w:pPr>
+        <w:pStyle w:val="3"/>
       </w:pPr>
       <w:r>
         <w:drawing>
@@ -942,15 +1121,7 @@
     </w:p>
     <w:p>
       <w:pPr>
-        <w:pStyle w:val="ImageCaption"/>
-      </w:pPr>
-      <w:r>
-        <w:t xml:space="preserve">图 2-1 老人端首页</w:t>
-      </w:r>
-    </w:p>
-    <w:p>
-      <w:pPr>
-        <w:pStyle w:val="BodyText"/>
+        <w:pStyle w:val="3"/>
       </w:pPr>
       <w:r>
         <w:rPr>
@@ -963,8 +1134,7 @@
     <w:tbl>
       <w:tblPr>
         <w:tblStyle w:val="Table"/>
-        <w:tblW w:type="pct" w:w="5000"/>
-        <w:tblLayout w:type="fixed"/>
+        <w:tblW w:type="auto" w:w="0"/>
         <w:tblLook w:firstRow="1" w:lastRow="0" w:firstColumn="0" w:lastColumn="0" w:noHBand="0" w:noVBand="0" w:val="0020"/>
       </w:tblPr>
       <w:tblGrid>
@@ -980,7 +1150,7 @@
           <w:tcPr/>
           <w:p>
             <w:pPr>
-              <w:pStyle w:val="Compact"/>
+              <w:pStyle w:val="24"/>
               <w:jc w:val="left"/>
             </w:pPr>
             <w:r>
@@ -992,7 +1162,7 @@
           <w:tcPr/>
           <w:p>
             <w:pPr>
-              <w:pStyle w:val="Compact"/>
+              <w:pStyle w:val="24"/>
               <w:jc w:val="left"/>
             </w:pPr>
             <w:r>
@@ -1004,7 +1174,7 @@
           <w:tcPr/>
           <w:p>
             <w:pPr>
-              <w:pStyle w:val="Compact"/>
+              <w:pStyle w:val="24"/>
               <w:jc w:val="left"/>
             </w:pPr>
             <w:r>
@@ -1018,7 +1188,7 @@
           <w:tcPr/>
           <w:p>
             <w:pPr>
-              <w:pStyle w:val="Compact"/>
+              <w:pStyle w:val="24"/>
               <w:jc w:val="left"/>
             </w:pPr>
             <w:r>
@@ -1030,7 +1200,7 @@
           <w:tcPr/>
           <w:p>
             <w:pPr>
-              <w:pStyle w:val="Compact"/>
+              <w:pStyle w:val="24"/>
               <w:jc w:val="left"/>
             </w:pPr>
             <w:r>
@@ -1042,7 +1212,7 @@
           <w:tcPr/>
           <w:p>
             <w:pPr>
-              <w:pStyle w:val="Compact"/>
+              <w:pStyle w:val="24"/>
               <w:jc w:val="left"/>
             </w:pPr>
             <w:r>
@@ -1056,7 +1226,7 @@
           <w:tcPr/>
           <w:p>
             <w:pPr>
-              <w:pStyle w:val="Compact"/>
+              <w:pStyle w:val="24"/>
               <w:jc w:val="left"/>
             </w:pPr>
             <w:r>
@@ -1068,7 +1238,7 @@
           <w:tcPr/>
           <w:p>
             <w:pPr>
-              <w:pStyle w:val="Compact"/>
+              <w:pStyle w:val="24"/>
               <w:jc w:val="left"/>
             </w:pPr>
             <w:r>
@@ -1080,7 +1250,7 @@
           <w:tcPr/>
           <w:p>
             <w:pPr>
-              <w:pStyle w:val="Compact"/>
+              <w:pStyle w:val="24"/>
               <w:jc w:val="left"/>
             </w:pPr>
             <w:r>
@@ -1094,7 +1264,7 @@
           <w:tcPr/>
           <w:p>
             <w:pPr>
-              <w:pStyle w:val="Compact"/>
+              <w:pStyle w:val="24"/>
               <w:jc w:val="left"/>
             </w:pPr>
             <w:r>
@@ -1106,7 +1276,7 @@
           <w:tcPr/>
           <w:p>
             <w:pPr>
-              <w:pStyle w:val="Compact"/>
+              <w:pStyle w:val="24"/>
               <w:jc w:val="left"/>
             </w:pPr>
             <w:r>
@@ -1118,7 +1288,7 @@
           <w:tcPr/>
           <w:p>
             <w:pPr>
-              <w:pStyle w:val="Compact"/>
+              <w:pStyle w:val="24"/>
               <w:jc w:val="left"/>
             </w:pPr>
             <w:r>
@@ -1132,7 +1302,7 @@
           <w:tcPr/>
           <w:p>
             <w:pPr>
-              <w:pStyle w:val="Compact"/>
+              <w:pStyle w:val="24"/>
               <w:jc w:val="left"/>
             </w:pPr>
             <w:r>
@@ -1144,7 +1314,7 @@
           <w:tcPr/>
           <w:p>
             <w:pPr>
-              <w:pStyle w:val="Compact"/>
+              <w:pStyle w:val="24"/>
               <w:jc w:val="left"/>
             </w:pPr>
             <w:r>
@@ -1156,7 +1326,7 @@
           <w:tcPr/>
           <w:p>
             <w:pPr>
-              <w:pStyle w:val="Compact"/>
+              <w:pStyle w:val="24"/>
               <w:jc w:val="left"/>
             </w:pPr>
             <w:r>
@@ -1170,7 +1340,7 @@
           <w:tcPr/>
           <w:p>
             <w:pPr>
-              <w:pStyle w:val="Compact"/>
+              <w:pStyle w:val="24"/>
               <w:jc w:val="left"/>
             </w:pPr>
             <w:r>
@@ -1182,7 +1352,7 @@
           <w:tcPr/>
           <w:p>
             <w:pPr>
-              <w:pStyle w:val="Compact"/>
+              <w:pStyle w:val="24"/>
               <w:jc w:val="left"/>
             </w:pPr>
             <w:r>
@@ -1194,7 +1364,7 @@
           <w:tcPr/>
           <w:p>
             <w:pPr>
-              <w:pStyle w:val="Compact"/>
+              <w:pStyle w:val="24"/>
               <w:jc w:val="left"/>
             </w:pPr>
             <w:r>
@@ -1206,7 +1376,7 @@
     </w:tbl>
     <w:p>
       <w:pPr>
-        <w:pStyle w:val="BodyText"/>
+        <w:pStyle w:val="3"/>
       </w:pPr>
       <w:r>
         <w:rPr>
@@ -1218,7 +1388,7 @@
     </w:p>
     <w:p>
       <w:pPr>
-        <w:pStyle w:val="Compact"/>
+        <w:pStyle w:val="24"/>
         <w:numPr>
           <w:ilvl w:val="0"/>
           <w:numId w:val="1002"/>
@@ -1230,62 +1400,38 @@
     </w:p>
     <w:p>
       <w:pPr>
-        <w:pStyle w:val="Compact"/>
+        <w:pStyle w:val="24"/>
         <w:numPr>
           <w:ilvl w:val="0"/>
           <w:numId w:val="1002"/>
         </w:numPr>
       </w:pPr>
       <w:r>
-        <w:t xml:space="preserve">主操作按钮采用 120px 高度与高饱和底色，</w:t>
-      </w:r>
-      <w:r>
-        <w:t xml:space="preserve">“</w:t>
-      </w:r>
-      <w:r>
-        <w:t xml:space="preserve">问 AI 健康助手</w:t>
-      </w:r>
-      <w:r>
-        <w:t xml:space="preserve">”</w:t>
-      </w:r>
-      <w:r>
-        <w:t xml:space="preserve">占据最大面积，引导核心功能使用</w:t>
-      </w:r>
-    </w:p>
-    <w:p>
-      <w:pPr>
-        <w:pStyle w:val="Compact"/>
+        <w:t xml:space="preserve">主操作按钮采用 120px 高度与高饱和底色，"问 AI 健康助手"占据最大面积，引导核心功能使用</w:t>
+      </w:r>
+    </w:p>
+    <w:p>
+      <w:pPr>
+        <w:pStyle w:val="24"/>
         <w:numPr>
           <w:ilvl w:val="0"/>
           <w:numId w:val="1002"/>
         </w:numPr>
       </w:pPr>
       <w:r>
-        <w:t xml:space="preserve">预警入口设置红色数字角标，实现”主动提醒”而非被动查询</w:t>
-      </w:r>
-    </w:p>
-    <w:p>
-      <w:pPr>
-        <w:pStyle w:val="Compact"/>
+        <w:t xml:space="preserve">预警入口设置红色数字角标，实现"主动提醒"而非被动查询</w:t>
+      </w:r>
+    </w:p>
+    <w:p>
+      <w:pPr>
+        <w:pStyle w:val="24"/>
         <w:numPr>
           <w:ilvl w:val="0"/>
           <w:numId w:val="1002"/>
         </w:numPr>
       </w:pPr>
       <w:r>
-        <w:t xml:space="preserve">顶部提供”字体放大”</w:t>
-      </w:r>
-      <w:r>
-        <w:t xml:space="preserve">“</w:t>
-      </w:r>
-      <w:r>
-        <w:t xml:space="preserve">朗读</w:t>
-      </w:r>
-      <w:r>
-        <w:t xml:space="preserve">”</w:t>
-      </w:r>
-      <w:r>
-        <w:t xml:space="preserve">两个全局适老化开关入口</w:t>
+        <w:t xml:space="preserve">顶部提供"字体放大""朗读"两个全局适老化开关入口</w:t>
       </w:r>
     </w:p>
     <w:p>
@@ -1296,10 +1442,10 @@
       </w:r>
     </w:p>
     <w:bookmarkEnd w:id="28"/>
-    <w:bookmarkStart w:id="32" w:name="p2-ai-健康咨询核心p0"/>
-    <w:p>
-      <w:pPr>
-        <w:pStyle w:val="Heading3"/>
+    <w:bookmarkStart w:id="32" w:name="X22d2f2937aba5d413350dc4f1804a76501dc9a7"/>
+    <w:p>
+      <w:pPr>
+        <w:pStyle w:val="5"/>
       </w:pPr>
       <w:r>
         <w:t xml:space="preserve">2.2 P2 AI 健康咨询（【核心】P0）</w:t>
@@ -1307,7 +1453,7 @@
     </w:p>
     <w:p>
       <w:pPr>
-        <w:pStyle w:val="FirstParagraph"/>
+        <w:pStyle w:val="23"/>
       </w:pPr>
       <w:r>
         <w:rPr>
@@ -1322,7 +1468,7 @@
     </w:p>
     <w:p>
       <w:pPr>
-        <w:pStyle w:val="CaptionedFigure"/>
+        <w:pStyle w:val="3"/>
       </w:pPr>
       <w:r>
         <w:drawing>
@@ -1369,15 +1515,7 @@
     </w:p>
     <w:p>
       <w:pPr>
-        <w:pStyle w:val="ImageCaption"/>
-      </w:pPr>
-      <w:r>
-        <w:t xml:space="preserve">图 2-2 AI 健康咨询</w:t>
-      </w:r>
-    </w:p>
-    <w:p>
-      <w:pPr>
-        <w:pStyle w:val="BodyText"/>
+        <w:pStyle w:val="3"/>
       </w:pPr>
       <w:r>
         <w:rPr>
@@ -1390,8 +1528,7 @@
     <w:tbl>
       <w:tblPr>
         <w:tblStyle w:val="Table"/>
-        <w:tblW w:type="pct" w:w="5000"/>
-        <w:tblLayout w:type="fixed"/>
+        <w:tblW w:type="auto" w:w="0"/>
         <w:tblLook w:firstRow="1" w:lastRow="0" w:firstColumn="0" w:lastColumn="0" w:noHBand="0" w:noVBand="0" w:val="0020"/>
       </w:tblPr>
       <w:tblGrid>
@@ -1407,7 +1544,7 @@
           <w:tcPr/>
           <w:p>
             <w:pPr>
-              <w:pStyle w:val="Compact"/>
+              <w:pStyle w:val="24"/>
               <w:jc w:val="left"/>
             </w:pPr>
             <w:r>
@@ -1419,7 +1556,7 @@
           <w:tcPr/>
           <w:p>
             <w:pPr>
-              <w:pStyle w:val="Compact"/>
+              <w:pStyle w:val="24"/>
               <w:jc w:val="left"/>
             </w:pPr>
             <w:r>
@@ -1431,7 +1568,7 @@
           <w:tcPr/>
           <w:p>
             <w:pPr>
-              <w:pStyle w:val="Compact"/>
+              <w:pStyle w:val="24"/>
               <w:jc w:val="left"/>
             </w:pPr>
             <w:r>
@@ -1445,7 +1582,7 @@
           <w:tcPr/>
           <w:p>
             <w:pPr>
-              <w:pStyle w:val="Compact"/>
+              <w:pStyle w:val="24"/>
               <w:jc w:val="left"/>
             </w:pPr>
             <w:r>
@@ -1457,7 +1594,7 @@
           <w:tcPr/>
           <w:p>
             <w:pPr>
-              <w:pStyle w:val="Compact"/>
+              <w:pStyle w:val="24"/>
               <w:jc w:val="left"/>
             </w:pPr>
             <w:r>
@@ -1469,7 +1606,7 @@
           <w:tcPr/>
           <w:p>
             <w:pPr>
-              <w:pStyle w:val="Compact"/>
+              <w:pStyle w:val="24"/>
               <w:jc w:val="left"/>
             </w:pPr>
             <w:r>
@@ -1483,7 +1620,7 @@
           <w:tcPr/>
           <w:p>
             <w:pPr>
-              <w:pStyle w:val="Compact"/>
+              <w:pStyle w:val="24"/>
               <w:jc w:val="left"/>
             </w:pPr>
             <w:r>
@@ -1495,7 +1632,7 @@
           <w:tcPr/>
           <w:p>
             <w:pPr>
-              <w:pStyle w:val="Compact"/>
+              <w:pStyle w:val="24"/>
               <w:jc w:val="left"/>
             </w:pPr>
             <w:r>
@@ -1507,7 +1644,7 @@
           <w:tcPr/>
           <w:p>
             <w:pPr>
-              <w:pStyle w:val="Compact"/>
+              <w:pStyle w:val="24"/>
               <w:jc w:val="left"/>
             </w:pPr>
             <w:r>
@@ -1521,7 +1658,7 @@
           <w:tcPr/>
           <w:p>
             <w:pPr>
-              <w:pStyle w:val="Compact"/>
+              <w:pStyle w:val="24"/>
               <w:jc w:val="left"/>
             </w:pPr>
             <w:r>
@@ -1533,7 +1670,7 @@
           <w:tcPr/>
           <w:p>
             <w:pPr>
-              <w:pStyle w:val="Compact"/>
+              <w:pStyle w:val="24"/>
               <w:jc w:val="left"/>
             </w:pPr>
             <w:r>
@@ -1545,7 +1682,7 @@
           <w:tcPr/>
           <w:p>
             <w:pPr>
-              <w:pStyle w:val="Compact"/>
+              <w:pStyle w:val="24"/>
               <w:jc w:val="left"/>
             </w:pPr>
             <w:r>
@@ -1559,7 +1696,7 @@
           <w:tcPr/>
           <w:p>
             <w:pPr>
-              <w:pStyle w:val="Compact"/>
+              <w:pStyle w:val="24"/>
               <w:jc w:val="left"/>
             </w:pPr>
             <w:r>
@@ -1571,7 +1708,7 @@
           <w:tcPr/>
           <w:p>
             <w:pPr>
-              <w:pStyle w:val="Compact"/>
+              <w:pStyle w:val="24"/>
               <w:jc w:val="left"/>
             </w:pPr>
             <w:r>
@@ -1583,7 +1720,7 @@
           <w:tcPr/>
           <w:p>
             <w:pPr>
-              <w:pStyle w:val="Compact"/>
+              <w:pStyle w:val="24"/>
               <w:jc w:val="left"/>
             </w:pPr>
             <w:r>
@@ -1597,7 +1734,7 @@
           <w:tcPr/>
           <w:p>
             <w:pPr>
-              <w:pStyle w:val="Compact"/>
+              <w:pStyle w:val="24"/>
               <w:jc w:val="left"/>
             </w:pPr>
             <w:r>
@@ -1609,7 +1746,7 @@
           <w:tcPr/>
           <w:p>
             <w:pPr>
-              <w:pStyle w:val="Compact"/>
+              <w:pStyle w:val="24"/>
               <w:jc w:val="left"/>
             </w:pPr>
             <w:r>
@@ -1621,7 +1758,7 @@
           <w:tcPr/>
           <w:p>
             <w:pPr>
-              <w:pStyle w:val="Compact"/>
+              <w:pStyle w:val="24"/>
               <w:jc w:val="left"/>
             </w:pPr>
             <w:r>
@@ -1635,7 +1772,7 @@
           <w:tcPr/>
           <w:p>
             <w:pPr>
-              <w:pStyle w:val="Compact"/>
+              <w:pStyle w:val="24"/>
               <w:jc w:val="left"/>
             </w:pPr>
             <w:r>
@@ -1647,7 +1784,7 @@
           <w:tcPr/>
           <w:p>
             <w:pPr>
-              <w:pStyle w:val="Compact"/>
+              <w:pStyle w:val="24"/>
               <w:jc w:val="left"/>
             </w:pPr>
             <w:r>
@@ -1659,7 +1796,7 @@
           <w:tcPr/>
           <w:p>
             <w:pPr>
-              <w:pStyle w:val="Compact"/>
+              <w:pStyle w:val="24"/>
               <w:jc w:val="left"/>
             </w:pPr>
             <w:r>
@@ -1673,7 +1810,7 @@
           <w:tcPr/>
           <w:p>
             <w:pPr>
-              <w:pStyle w:val="Compact"/>
+              <w:pStyle w:val="24"/>
               <w:jc w:val="left"/>
             </w:pPr>
             <w:r>
@@ -1685,7 +1822,7 @@
           <w:tcPr/>
           <w:p>
             <w:pPr>
-              <w:pStyle w:val="Compact"/>
+              <w:pStyle w:val="24"/>
               <w:jc w:val="left"/>
             </w:pPr>
             <w:r>
@@ -1697,7 +1834,7 @@
           <w:tcPr/>
           <w:p>
             <w:pPr>
-              <w:pStyle w:val="Compact"/>
+              <w:pStyle w:val="24"/>
               <w:jc w:val="left"/>
             </w:pPr>
             <w:r>
@@ -1709,7 +1846,7 @@
     </w:tbl>
     <w:p>
       <w:pPr>
-        <w:pStyle w:val="BodyText"/>
+        <w:pStyle w:val="3"/>
       </w:pPr>
       <w:r>
         <w:rPr>
@@ -1721,7 +1858,7 @@
     </w:p>
     <w:p>
       <w:pPr>
-        <w:pStyle w:val="Compact"/>
+        <w:pStyle w:val="24"/>
         <w:numPr>
           <w:ilvl w:val="0"/>
           <w:numId w:val="1003"/>
@@ -1735,36 +1872,36 @@
         <w:t xml:space="preserve">展示意图路由结果</w:t>
       </w:r>
       <w:r>
-        <w:t xml:space="preserve">是本界面的关键设计：顶部明确标注”意图识别：异常 → 路由至 Risk Agent”，使评审者直观理解多 Agent 编排机制，而非黑盒问答</w:t>
-      </w:r>
-    </w:p>
-    <w:p>
-      <w:pPr>
-        <w:pStyle w:val="Compact"/>
+        <w:t xml:space="preserve">是本界面的关键设计：顶部明确标注"意图识别：异常 → 路由至 Risk Agent"，使评审者直观理解多 Agent 编排机制，而非黑盒问答</w:t>
+      </w:r>
+    </w:p>
+    <w:p>
+      <w:pPr>
+        <w:pStyle w:val="24"/>
         <w:numPr>
           <w:ilvl w:val="0"/>
           <w:numId w:val="1003"/>
         </w:numPr>
       </w:pPr>
       <w:r>
-        <w:t xml:space="preserve">AI 回答采用”1 / 2 / 3”编号分点，避免长段落，适配老年用户阅读习惯</w:t>
-      </w:r>
-    </w:p>
-    <w:p>
-      <w:pPr>
-        <w:pStyle w:val="Compact"/>
+        <w:t xml:space="preserve">AI 回答采用"1 / 2 / 3"编号分点，避免长段落，适配老年用户阅读习惯</w:t>
+      </w:r>
+    </w:p>
+    <w:p>
+      <w:pPr>
+        <w:pStyle w:val="24"/>
         <w:numPr>
           <w:ilvl w:val="0"/>
           <w:numId w:val="1003"/>
         </w:numPr>
       </w:pPr>
       <w:r>
-        <w:t xml:space="preserve">回答中嵌入 L3 安全等级标识，异常场景自动追加”已触发预警并通知家属”提示，体现咨询与预警联动</w:t>
-      </w:r>
-    </w:p>
-    <w:p>
-      <w:pPr>
-        <w:pStyle w:val="Compact"/>
+        <w:t xml:space="preserve">回答中嵌入 L3 安全等级标识，异常场景自动追加"已触发预警并通知家属"提示，体现咨询与预警联动</w:t>
+      </w:r>
+    </w:p>
+    <w:p>
+      <w:pPr>
+        <w:pStyle w:val="24"/>
         <w:numPr>
           <w:ilvl w:val="0"/>
           <w:numId w:val="1003"/>
@@ -1782,10 +1919,10 @@
       </w:r>
     </w:p>
     <w:bookmarkEnd w:id="32"/>
-    <w:bookmarkStart w:id="36" w:name="p3-预警通知中心核心p0"/>
-    <w:p>
-      <w:pPr>
-        <w:pStyle w:val="Heading3"/>
+    <w:bookmarkStart w:id="36" w:name="X798142e30cac8021d47ab064848ee4834c5f45a"/>
+    <w:p>
+      <w:pPr>
+        <w:pStyle w:val="5"/>
       </w:pPr>
       <w:r>
         <w:t xml:space="preserve">2.3 P3 预警通知中心（【核心】P0）</w:t>
@@ -1793,7 +1930,7 @@
     </w:p>
     <w:p>
       <w:pPr>
-        <w:pStyle w:val="FirstParagraph"/>
+        <w:pStyle w:val="23"/>
       </w:pPr>
       <w:r>
         <w:rPr>
@@ -1803,21 +1940,12 @@
         <w:t xml:space="preserve">对应需求</w:t>
       </w:r>
       <w:r>
-        <w:t xml:space="preserve">：FR-ALERT-001</w:t>
-      </w:r>
-      <w:r>
-        <w:rPr>
-          <w:vertAlign w:val="subscript"/>
-        </w:rPr>
-        <w:t xml:space="preserve">012、FR-CARE-004</w:t>
-      </w:r>
-      <w:r>
-        <w:t xml:space="preserve">005、FR-FAMILY-007~008</w:t>
-      </w:r>
-    </w:p>
-    <w:p>
-      <w:pPr>
-        <w:pStyle w:val="CaptionedFigure"/>
+        <w:t xml:space="preserve">：FR-ALERT-001~012、FR-CARE-004~005、FR-FAMILY-007~008</w:t>
+      </w:r>
+    </w:p>
+    <w:p>
+      <w:pPr>
+        <w:pStyle w:val="3"/>
       </w:pPr>
       <w:r>
         <w:drawing>
@@ -1864,15 +1992,7 @@
     </w:p>
     <w:p>
       <w:pPr>
-        <w:pStyle w:val="ImageCaption"/>
-      </w:pPr>
-      <w:r>
-        <w:t xml:space="preserve">图 2-3 预警通知中心</w:t>
-      </w:r>
-    </w:p>
-    <w:p>
-      <w:pPr>
-        <w:pStyle w:val="BodyText"/>
+        <w:pStyle w:val="3"/>
       </w:pPr>
       <w:r>
         <w:rPr>
@@ -1901,7 +2021,7 @@
           <w:tcPr/>
           <w:p>
             <w:pPr>
-              <w:pStyle w:val="Compact"/>
+              <w:pStyle w:val="24"/>
               <w:jc w:val="left"/>
             </w:pPr>
             <w:r>
@@ -1913,7 +2033,7 @@
           <w:tcPr/>
           <w:p>
             <w:pPr>
-              <w:pStyle w:val="Compact"/>
+              <w:pStyle w:val="24"/>
               <w:jc w:val="left"/>
             </w:pPr>
             <w:r>
@@ -1925,7 +2045,7 @@
           <w:tcPr/>
           <w:p>
             <w:pPr>
-              <w:pStyle w:val="Compact"/>
+              <w:pStyle w:val="24"/>
               <w:jc w:val="left"/>
             </w:pPr>
             <w:r>
@@ -1939,7 +2059,7 @@
           <w:tcPr/>
           <w:p>
             <w:pPr>
-              <w:pStyle w:val="Compact"/>
+              <w:pStyle w:val="24"/>
               <w:jc w:val="left"/>
             </w:pPr>
             <w:r>
@@ -1951,7 +2071,7 @@
           <w:tcPr/>
           <w:p>
             <w:pPr>
-              <w:pStyle w:val="Compact"/>
+              <w:pStyle w:val="24"/>
               <w:jc w:val="left"/>
             </w:pPr>
             <w:r>
@@ -1963,7 +2083,7 @@
           <w:tcPr/>
           <w:p>
             <w:pPr>
-              <w:pStyle w:val="Compact"/>
+              <w:pStyle w:val="24"/>
               <w:jc w:val="left"/>
             </w:pPr>
             <w:r>
@@ -1977,7 +2097,7 @@
           <w:tcPr/>
           <w:p>
             <w:pPr>
-              <w:pStyle w:val="Compact"/>
+              <w:pStyle w:val="24"/>
               <w:jc w:val="left"/>
             </w:pPr>
             <w:r>
@@ -1989,7 +2109,7 @@
           <w:tcPr/>
           <w:p>
             <w:pPr>
-              <w:pStyle w:val="Compact"/>
+              <w:pStyle w:val="24"/>
               <w:jc w:val="left"/>
             </w:pPr>
             <w:r>
@@ -2001,7 +2121,7 @@
           <w:tcPr/>
           <w:p>
             <w:pPr>
-              <w:pStyle w:val="Compact"/>
+              <w:pStyle w:val="24"/>
               <w:jc w:val="left"/>
             </w:pPr>
             <w:r>
@@ -2015,7 +2135,7 @@
           <w:tcPr/>
           <w:p>
             <w:pPr>
-              <w:pStyle w:val="Compact"/>
+              <w:pStyle w:val="24"/>
               <w:jc w:val="left"/>
             </w:pPr>
             <w:r>
@@ -2027,7 +2147,7 @@
           <w:tcPr/>
           <w:p>
             <w:pPr>
-              <w:pStyle w:val="Compact"/>
+              <w:pStyle w:val="24"/>
               <w:jc w:val="left"/>
             </w:pPr>
             <w:r>
@@ -2039,7 +2159,7 @@
           <w:tcPr/>
           <w:p>
             <w:pPr>
-              <w:pStyle w:val="Compact"/>
+              <w:pStyle w:val="24"/>
               <w:jc w:val="left"/>
             </w:pPr>
             <w:r>
@@ -2053,7 +2173,7 @@
           <w:tcPr/>
           <w:p>
             <w:pPr>
-              <w:pStyle w:val="Compact"/>
+              <w:pStyle w:val="24"/>
               <w:jc w:val="left"/>
             </w:pPr>
             <w:r>
@@ -2065,7 +2185,7 @@
           <w:tcPr/>
           <w:p>
             <w:pPr>
-              <w:pStyle w:val="Compact"/>
+              <w:pStyle w:val="24"/>
               <w:jc w:val="left"/>
             </w:pPr>
             <w:r>
@@ -2077,7 +2197,7 @@
           <w:tcPr/>
           <w:p>
             <w:pPr>
-              <w:pStyle w:val="Compact"/>
+              <w:pStyle w:val="24"/>
               <w:jc w:val="left"/>
             </w:pPr>
             <w:r>
@@ -2091,7 +2211,7 @@
           <w:tcPr/>
           <w:p>
             <w:pPr>
-              <w:pStyle w:val="Compact"/>
+              <w:pStyle w:val="24"/>
               <w:jc w:val="left"/>
             </w:pPr>
             <w:r>
@@ -2103,7 +2223,7 @@
           <w:tcPr/>
           <w:p>
             <w:pPr>
-              <w:pStyle w:val="Compact"/>
+              <w:pStyle w:val="24"/>
               <w:jc w:val="left"/>
             </w:pPr>
             <w:r>
@@ -2115,7 +2235,7 @@
           <w:tcPr/>
           <w:p>
             <w:pPr>
-              <w:pStyle w:val="Compact"/>
+              <w:pStyle w:val="24"/>
               <w:jc w:val="left"/>
             </w:pPr>
             <w:r>
@@ -2127,7 +2247,7 @@
     </w:tbl>
     <w:p>
       <w:pPr>
-        <w:pStyle w:val="BodyText"/>
+        <w:pStyle w:val="3"/>
       </w:pPr>
       <w:r>
         <w:rPr>
@@ -2139,7 +2259,7 @@
     </w:p>
     <w:p>
       <w:pPr>
-        <w:pStyle w:val="Compact"/>
+        <w:pStyle w:val="24"/>
         <w:numPr>
           <w:ilvl w:val="0"/>
           <w:numId w:val="1004"/>
@@ -2161,7 +2281,7 @@
     </w:p>
     <w:p>
       <w:pPr>
-        <w:pStyle w:val="Compact"/>
+        <w:pStyle w:val="24"/>
         <w:numPr>
           <w:ilvl w:val="0"/>
           <w:numId w:val="1004"/>
@@ -2181,24 +2301,24 @@
         <w:t xml:space="preserve">AI 预警摘要</w:t>
       </w:r>
       <w:r>
-        <w:t xml:space="preserve">，结合近 3 天趋势、病史、服药记录生成个性化分析，这是”主动式健康管理”区别于普通阈值告警的核心体现</w:t>
-      </w:r>
-    </w:p>
-    <w:p>
-      <w:pPr>
-        <w:pStyle w:val="Compact"/>
+        <w:t xml:space="preserve">，结合近 3 天趋势、病史、服药记录生成个性化分析，这是"主动式健康管理"区别于普通阈值告警的核心体现</w:t>
+      </w:r>
+    </w:p>
+    <w:p>
+      <w:pPr>
+        <w:pStyle w:val="24"/>
         <w:numPr>
           <w:ilvl w:val="0"/>
           <w:numId w:val="1004"/>
         </w:numPr>
       </w:pPr>
       <w:r>
-        <w:t xml:space="preserve">预警来源可区分”数据入库自动触发”与”AI 咨询环节识别触发”，体现两条预警触发路径</w:t>
-      </w:r>
-    </w:p>
-    <w:p>
-      <w:pPr>
-        <w:pStyle w:val="Compact"/>
+        <w:t xml:space="preserve">预警来源可区分"数据入库自动触发"与"AI 咨询环节识别触发"，体现两条预警触发路径</w:t>
+      </w:r>
+    </w:p>
+    <w:p>
+      <w:pPr>
+        <w:pStyle w:val="24"/>
         <w:numPr>
           <w:ilvl w:val="0"/>
           <w:numId w:val="1004"/>
@@ -2216,10 +2336,10 @@
       </w:r>
     </w:p>
     <w:bookmarkEnd w:id="36"/>
-    <w:bookmarkStart w:id="40" w:name="p4-护工端老人列表核心p0"/>
-    <w:p>
-      <w:pPr>
-        <w:pStyle w:val="Heading3"/>
+    <w:bookmarkStart w:id="40" w:name="X504c936a6aa4684f31ac571cadc2b254898f48b"/>
+    <w:p>
+      <w:pPr>
+        <w:pStyle w:val="5"/>
       </w:pPr>
       <w:r>
         <w:t xml:space="preserve">2.4 P4 护工端老人列表（【核心】P0）</w:t>
@@ -2227,7 +2347,7 @@
     </w:p>
     <w:p>
       <w:pPr>
-        <w:pStyle w:val="FirstParagraph"/>
+        <w:pStyle w:val="23"/>
       </w:pPr>
       <w:r>
         <w:rPr>
@@ -2237,21 +2357,12 @@
         <w:t xml:space="preserve">对应需求</w:t>
       </w:r>
       <w:r>
-        <w:t xml:space="preserve">：FR-CARE-001</w:t>
-      </w:r>
-      <w:r>
-        <w:rPr>
-          <w:vertAlign w:val="subscript"/>
-        </w:rPr>
-        <w:t xml:space="preserve">004、FR-CARE-007</w:t>
-      </w:r>
-      <w:r>
-        <w:t xml:space="preserve">010</w:t>
-      </w:r>
-    </w:p>
-    <w:p>
-      <w:pPr>
-        <w:pStyle w:val="CaptionedFigure"/>
+        <w:t xml:space="preserve">：FR-CARE-001~004、FR-CARE-007~010</w:t>
+      </w:r>
+    </w:p>
+    <w:p>
+      <w:pPr>
+        <w:pStyle w:val="3"/>
       </w:pPr>
       <w:r>
         <w:drawing>
@@ -2298,15 +2409,7 @@
     </w:p>
     <w:p>
       <w:pPr>
-        <w:pStyle w:val="ImageCaption"/>
-      </w:pPr>
-      <w:r>
-        <w:t xml:space="preserve">图 2-4 护工端老人列表</w:t>
-      </w:r>
-    </w:p>
-    <w:p>
-      <w:pPr>
-        <w:pStyle w:val="BodyText"/>
+        <w:pStyle w:val="3"/>
       </w:pPr>
       <w:r>
         <w:rPr>
@@ -2319,8 +2422,7 @@
     <w:tbl>
       <w:tblPr>
         <w:tblStyle w:val="Table"/>
-        <w:tblW w:type="pct" w:w="5000"/>
-        <w:tblLayout w:type="fixed"/>
+        <w:tblW w:type="auto" w:w="0"/>
         <w:tblLook w:firstRow="1" w:lastRow="0" w:firstColumn="0" w:lastColumn="0" w:noHBand="0" w:noVBand="0" w:val="0020"/>
       </w:tblPr>
       <w:tblGrid>
@@ -2336,7 +2438,7 @@
           <w:tcPr/>
           <w:p>
             <w:pPr>
-              <w:pStyle w:val="Compact"/>
+              <w:pStyle w:val="24"/>
               <w:jc w:val="left"/>
             </w:pPr>
             <w:r>
@@ -2348,7 +2450,7 @@
           <w:tcPr/>
           <w:p>
             <w:pPr>
-              <w:pStyle w:val="Compact"/>
+              <w:pStyle w:val="24"/>
               <w:jc w:val="left"/>
             </w:pPr>
             <w:r>
@@ -2360,7 +2462,7 @@
           <w:tcPr/>
           <w:p>
             <w:pPr>
-              <w:pStyle w:val="Compact"/>
+              <w:pStyle w:val="24"/>
               <w:jc w:val="left"/>
             </w:pPr>
             <w:r>
@@ -2374,7 +2476,7 @@
           <w:tcPr/>
           <w:p>
             <w:pPr>
-              <w:pStyle w:val="Compact"/>
+              <w:pStyle w:val="24"/>
               <w:jc w:val="left"/>
             </w:pPr>
             <w:r>
@@ -2386,7 +2488,7 @@
           <w:tcPr/>
           <w:p>
             <w:pPr>
-              <w:pStyle w:val="Compact"/>
+              <w:pStyle w:val="24"/>
               <w:jc w:val="left"/>
             </w:pPr>
             <w:r>
@@ -2398,7 +2500,7 @@
           <w:tcPr/>
           <w:p>
             <w:pPr>
-              <w:pStyle w:val="Compact"/>
+              <w:pStyle w:val="24"/>
               <w:jc w:val="left"/>
             </w:pPr>
             <w:r>
@@ -2412,7 +2514,7 @@
           <w:tcPr/>
           <w:p>
             <w:pPr>
-              <w:pStyle w:val="Compact"/>
+              <w:pStyle w:val="24"/>
               <w:jc w:val="left"/>
             </w:pPr>
             <w:r>
@@ -2424,7 +2526,7 @@
           <w:tcPr/>
           <w:p>
             <w:pPr>
-              <w:pStyle w:val="Compact"/>
+              <w:pStyle w:val="24"/>
               <w:jc w:val="left"/>
             </w:pPr>
             <w:r>
@@ -2436,7 +2538,7 @@
           <w:tcPr/>
           <w:p>
             <w:pPr>
-              <w:pStyle w:val="Compact"/>
+              <w:pStyle w:val="24"/>
               <w:jc w:val="left"/>
             </w:pPr>
             <w:r>
@@ -2450,7 +2552,7 @@
           <w:tcPr/>
           <w:p>
             <w:pPr>
-              <w:pStyle w:val="Compact"/>
+              <w:pStyle w:val="24"/>
               <w:jc w:val="left"/>
             </w:pPr>
             <w:r>
@@ -2462,7 +2564,7 @@
           <w:tcPr/>
           <w:p>
             <w:pPr>
-              <w:pStyle w:val="Compact"/>
+              <w:pStyle w:val="24"/>
               <w:jc w:val="left"/>
             </w:pPr>
             <w:r>
@@ -2474,7 +2576,7 @@
           <w:tcPr/>
           <w:p>
             <w:pPr>
-              <w:pStyle w:val="Compact"/>
+              <w:pStyle w:val="24"/>
               <w:jc w:val="left"/>
             </w:pPr>
             <w:r>
@@ -2488,7 +2590,7 @@
           <w:tcPr/>
           <w:p>
             <w:pPr>
-              <w:pStyle w:val="Compact"/>
+              <w:pStyle w:val="24"/>
               <w:jc w:val="left"/>
             </w:pPr>
             <w:r>
@@ -2500,7 +2602,7 @@
           <w:tcPr/>
           <w:p>
             <w:pPr>
-              <w:pStyle w:val="Compact"/>
+              <w:pStyle w:val="24"/>
               <w:jc w:val="left"/>
             </w:pPr>
             <w:r>
@@ -2512,7 +2614,7 @@
           <w:tcPr/>
           <w:p>
             <w:pPr>
-              <w:pStyle w:val="Compact"/>
+              <w:pStyle w:val="24"/>
               <w:jc w:val="left"/>
             </w:pPr>
             <w:r>
@@ -2524,7 +2626,7 @@
     </w:tbl>
     <w:p>
       <w:pPr>
-        <w:pStyle w:val="BodyText"/>
+        <w:pStyle w:val="3"/>
       </w:pPr>
       <w:r>
         <w:rPr>
@@ -2536,7 +2638,7 @@
     </w:p>
     <w:p>
       <w:pPr>
-        <w:pStyle w:val="Compact"/>
+        <w:pStyle w:val="24"/>
         <w:numPr>
           <w:ilvl w:val="0"/>
           <w:numId w:val="1005"/>
@@ -2558,19 +2660,19 @@
     </w:p>
     <w:p>
       <w:pPr>
-        <w:pStyle w:val="Compact"/>
+        <w:pStyle w:val="24"/>
         <w:numPr>
           <w:ilvl w:val="0"/>
           <w:numId w:val="1005"/>
         </w:numPr>
       </w:pPr>
       <w:r>
-        <w:t xml:space="preserve">状态列采用圆点 + 文字标签，异常指标数值以红色加粗显示，实现”扫视即得”</w:t>
-      </w:r>
-    </w:p>
-    <w:p>
-      <w:pPr>
-        <w:pStyle w:val="Compact"/>
+        <w:t xml:space="preserve">状态列采用圆点 + 文字标签，异常指标数值以红色加粗显示，实现"扫视即得"</w:t>
+      </w:r>
+    </w:p>
+    <w:p>
+      <w:pPr>
+        <w:pStyle w:val="24"/>
         <w:numPr>
           <w:ilvl w:val="0"/>
           <w:numId w:val="1005"/>
@@ -2582,14 +2684,14 @@
     </w:p>
     <w:p>
       <w:pPr>
-        <w:pStyle w:val="Compact"/>
+        <w:pStyle w:val="24"/>
         <w:numPr>
           <w:ilvl w:val="0"/>
           <w:numId w:val="1005"/>
         </w:numPr>
       </w:pPr>
       <w:r>
-        <w:t xml:space="preserve">操作按钮随状态动态变化（有预警时显示”处理预警”，否则显示”查看档案”），减少无效点击</w:t>
+        <w:t xml:space="preserve">操作按钮随状态动态变化（有预警时显示"处理预警"，否则显示"查看档案"），减少无效点击</w:t>
       </w:r>
     </w:p>
     <w:p>
@@ -2600,10 +2702,10 @@
       </w:r>
     </w:p>
     <w:bookmarkEnd w:id="40"/>
-    <w:bookmarkStart w:id="44" w:name="p5-预警规则配置核心p0"/>
-    <w:p>
-      <w:pPr>
-        <w:pStyle w:val="Heading3"/>
+    <w:bookmarkStart w:id="44" w:name="X9db80124f002c5ec6d2638f2c3ca45638951c3c"/>
+    <w:p>
+      <w:pPr>
+        <w:pStyle w:val="5"/>
       </w:pPr>
       <w:r>
         <w:t xml:space="preserve">2.5 P5 预警规则配置（【核心】P0）</w:t>
@@ -2611,7 +2713,7 @@
     </w:p>
     <w:p>
       <w:pPr>
-        <w:pStyle w:val="FirstParagraph"/>
+        <w:pStyle w:val="23"/>
       </w:pPr>
       <w:r>
         <w:rPr>
@@ -2626,7 +2728,7 @@
     </w:p>
     <w:p>
       <w:pPr>
-        <w:pStyle w:val="CaptionedFigure"/>
+        <w:pStyle w:val="3"/>
       </w:pPr>
       <w:r>
         <w:drawing>
@@ -2673,15 +2775,7 @@
     </w:p>
     <w:p>
       <w:pPr>
-        <w:pStyle w:val="ImageCaption"/>
-      </w:pPr>
-      <w:r>
-        <w:t xml:space="preserve">图 2-5 预警规则配置</w:t>
-      </w:r>
-    </w:p>
-    <w:p>
-      <w:pPr>
-        <w:pStyle w:val="BodyText"/>
+        <w:pStyle w:val="3"/>
       </w:pPr>
       <w:r>
         <w:rPr>
@@ -2694,8 +2788,7 @@
     <w:tbl>
       <w:tblPr>
         <w:tblStyle w:val="Table"/>
-        <w:tblW w:type="pct" w:w="5000"/>
-        <w:tblLayout w:type="fixed"/>
+        <w:tblW w:type="auto" w:w="0"/>
         <w:tblLook w:firstRow="1" w:lastRow="0" w:firstColumn="0" w:lastColumn="0" w:noHBand="0" w:noVBand="0" w:val="0020"/>
       </w:tblPr>
       <w:tblGrid>
@@ -2711,7 +2804,7 @@
           <w:tcPr/>
           <w:p>
             <w:pPr>
-              <w:pStyle w:val="Compact"/>
+              <w:pStyle w:val="24"/>
               <w:jc w:val="left"/>
             </w:pPr>
             <w:r>
@@ -2723,7 +2816,7 @@
           <w:tcPr/>
           <w:p>
             <w:pPr>
-              <w:pStyle w:val="Compact"/>
+              <w:pStyle w:val="24"/>
               <w:jc w:val="left"/>
             </w:pPr>
             <w:r>
@@ -2735,7 +2828,7 @@
           <w:tcPr/>
           <w:p>
             <w:pPr>
-              <w:pStyle w:val="Compact"/>
+              <w:pStyle w:val="24"/>
               <w:jc w:val="left"/>
             </w:pPr>
             <w:r>
@@ -2749,7 +2842,7 @@
           <w:tcPr/>
           <w:p>
             <w:pPr>
-              <w:pStyle w:val="Compact"/>
+              <w:pStyle w:val="24"/>
               <w:jc w:val="left"/>
             </w:pPr>
             <w:r>
@@ -2761,7 +2854,7 @@
           <w:tcPr/>
           <w:p>
             <w:pPr>
-              <w:pStyle w:val="Compact"/>
+              <w:pStyle w:val="24"/>
               <w:jc w:val="left"/>
             </w:pPr>
             <w:r>
@@ -2773,7 +2866,7 @@
           <w:tcPr/>
           <w:p>
             <w:pPr>
-              <w:pStyle w:val="Compact"/>
+              <w:pStyle w:val="24"/>
               <w:jc w:val="left"/>
             </w:pPr>
             <w:r>
@@ -2787,7 +2880,7 @@
           <w:tcPr/>
           <w:p>
             <w:pPr>
-              <w:pStyle w:val="Compact"/>
+              <w:pStyle w:val="24"/>
               <w:jc w:val="left"/>
             </w:pPr>
             <w:r>
@@ -2799,7 +2892,7 @@
           <w:tcPr/>
           <w:p>
             <w:pPr>
-              <w:pStyle w:val="Compact"/>
+              <w:pStyle w:val="24"/>
               <w:jc w:val="left"/>
             </w:pPr>
             <w:r>
@@ -2811,7 +2904,7 @@
           <w:tcPr/>
           <w:p>
             <w:pPr>
-              <w:pStyle w:val="Compact"/>
+              <w:pStyle w:val="24"/>
               <w:jc w:val="left"/>
             </w:pPr>
             <w:r>
@@ -2825,7 +2918,7 @@
           <w:tcPr/>
           <w:p>
             <w:pPr>
-              <w:pStyle w:val="Compact"/>
+              <w:pStyle w:val="24"/>
               <w:jc w:val="left"/>
             </w:pPr>
             <w:r>
@@ -2837,7 +2930,7 @@
           <w:tcPr/>
           <w:p>
             <w:pPr>
-              <w:pStyle w:val="Compact"/>
+              <w:pStyle w:val="24"/>
               <w:jc w:val="left"/>
             </w:pPr>
             <w:r>
@@ -2849,7 +2942,7 @@
           <w:tcPr/>
           <w:p>
             <w:pPr>
-              <w:pStyle w:val="Compact"/>
+              <w:pStyle w:val="24"/>
               <w:jc w:val="left"/>
             </w:pPr>
             <w:r>
@@ -2863,7 +2956,7 @@
           <w:tcPr/>
           <w:p>
             <w:pPr>
-              <w:pStyle w:val="Compact"/>
+              <w:pStyle w:val="24"/>
               <w:jc w:val="left"/>
             </w:pPr>
             <w:r>
@@ -2875,7 +2968,7 @@
           <w:tcPr/>
           <w:p>
             <w:pPr>
-              <w:pStyle w:val="Compact"/>
+              <w:pStyle w:val="24"/>
               <w:jc w:val="left"/>
             </w:pPr>
             <w:r>
@@ -2887,7 +2980,7 @@
           <w:tcPr/>
           <w:p>
             <w:pPr>
-              <w:pStyle w:val="Compact"/>
+              <w:pStyle w:val="24"/>
               <w:jc w:val="left"/>
             </w:pPr>
             <w:r>
@@ -2901,7 +2994,7 @@
           <w:tcPr/>
           <w:p>
             <w:pPr>
-              <w:pStyle w:val="Compact"/>
+              <w:pStyle w:val="24"/>
               <w:jc w:val="left"/>
             </w:pPr>
             <w:r>
@@ -2913,7 +3006,7 @@
           <w:tcPr/>
           <w:p>
             <w:pPr>
-              <w:pStyle w:val="Compact"/>
+              <w:pStyle w:val="24"/>
               <w:jc w:val="left"/>
             </w:pPr>
             <w:r>
@@ -2925,7 +3018,7 @@
           <w:tcPr/>
           <w:p>
             <w:pPr>
-              <w:pStyle w:val="Compact"/>
+              <w:pStyle w:val="24"/>
               <w:jc w:val="left"/>
             </w:pPr>
             <w:r>
@@ -2937,7 +3030,7 @@
     </w:tbl>
     <w:p>
       <w:pPr>
-        <w:pStyle w:val="BodyText"/>
+        <w:pStyle w:val="3"/>
       </w:pPr>
       <w:r>
         <w:rPr>
@@ -2949,7 +3042,7 @@
     </w:p>
     <w:p>
       <w:pPr>
-        <w:pStyle w:val="Compact"/>
+        <w:pStyle w:val="24"/>
         <w:numPr>
           <w:ilvl w:val="0"/>
           <w:numId w:val="1006"/>
@@ -2971,19 +3064,19 @@
     </w:p>
     <w:p>
       <w:pPr>
-        <w:pStyle w:val="Compact"/>
+        <w:pStyle w:val="24"/>
         <w:numPr>
           <w:ilvl w:val="0"/>
           <w:numId w:val="1006"/>
         </w:numPr>
       </w:pPr>
       <w:r>
-        <w:t xml:space="preserve">页面顶部显著提示”所有阈值均存储于 sys_config 配置表，未在代码中硬编码；修改保存后即时生效”，直接回应设计评审关注点</w:t>
-      </w:r>
-    </w:p>
-    <w:p>
-      <w:pPr>
-        <w:pStyle w:val="Compact"/>
+        <w:t xml:space="preserve">页面顶部显著提示"所有阈值均存储于 sys_config 配置表，未在代码中硬编码；修改保存后即时生效"，直接回应设计评审关注点</w:t>
+      </w:r>
+    </w:p>
+    <w:p>
+      <w:pPr>
+        <w:pStyle w:val="24"/>
         <w:numPr>
           <w:ilvl w:val="0"/>
           <w:numId w:val="1006"/>
@@ -2995,14 +3088,346 @@
     </w:p>
     <w:p>
       <w:pPr>
-        <w:pStyle w:val="Compact"/>
+        <w:pStyle w:val="24"/>
         <w:numPr>
           <w:ilvl w:val="0"/>
           <w:numId w:val="1006"/>
         </w:numPr>
       </w:pPr>
       <w:r>
-        <w:t xml:space="preserve">提供”恢复默认”与”导出配置”，便于演示环境重置与配置备份</w:t>
+        <w:t xml:space="preserve">提供“恢复默认”与“导出配置”，便于演示环境重置与配置备份</w:t>
+      </w:r>
+    </w:p>
+    <w:bookmarkEnd w:id="44"/>
+    <w:bookmarkStart w:id="48" w:name="X91b29d7d2103e837905a935c6d01a5a18116324"/>
+    <w:p>
+      <w:pPr>
+        <w:pStyle w:val="5"/>
+      </w:pPr>
+      <w:r>
+        <w:t xml:space="preserve">2.6 P6 登录 / 注册（【核心】P0）</w:t>
+      </w:r>
+    </w:p>
+    <w:p>
+      <w:pPr>
+        <w:pStyle w:val="23"/>
+      </w:pPr>
+      <w:r>
+        <w:rPr>
+          <w:b/>
+          <w:bCs/>
+        </w:rPr>
+        <w:t xml:space="preserve">对应需求</w:t>
+      </w:r>
+      <w:r>
+        <w:t xml:space="preserve">：FR-AUTH-001~004、FR-AUTH-008、FR-AUTH-012</w:t>
+      </w:r>
+    </w:p>
+    <w:p>
+      <w:pPr>
+        <w:pStyle w:val="3"/>
+      </w:pPr>
+      <w:r>
+        <w:drawing>
+          <wp:inline>
+            <wp:extent cx="5334000" cy="3750468"/>
+            <wp:effectExtent b="0" l="0" r="0" t="0"/>
+            <wp:docPr descr="图 2-6 登录 / 注册" title="" id="46" name="Picture"/>
+            <a:graphic>
+              <a:graphicData uri="http://schemas.openxmlformats.org/drawingml/2006/picture">
+                <pic:pic>
+                  <pic:nvPicPr>
+                    <pic:cNvPr descr="界面原型/效果图_P6_登录注册.png" id="47" name="Picture"/>
+                    <pic:cNvPicPr>
+                      <a:picLocks noChangeArrowheads="1" noChangeAspect="1"/>
+                    </pic:cNvPicPr>
+                  </pic:nvPicPr>
+                  <pic:blipFill>
+                    <a:blip r:embed="rId45"/>
+                    <a:stretch>
+                      <a:fillRect/>
+                    </a:stretch>
+                  </pic:blipFill>
+                  <pic:spPr bwMode="auto">
+                    <a:xfrm>
+                      <a:off x="0" y="0"/>
+                      <a:ext cx="5334000" cy="3750468"/>
+                    </a:xfrm>
+                    <a:prstGeom prst="rect">
+                      <a:avLst/>
+                    </a:prstGeom>
+                    <a:noFill/>
+                    <a:ln w="9525">
+                      <a:noFill/>
+                      <a:headEnd/>
+                      <a:tailEnd/>
+                    </a:ln>
+                  </pic:spPr>
+                </pic:pic>
+              </a:graphicData>
+            </a:graphic>
+          </wp:inline>
+        </w:drawing>
+      </w:r>
+    </w:p>
+    <w:p>
+      <w:pPr>
+        <w:pStyle w:val="3"/>
+      </w:pPr>
+      <w:r>
+        <w:t xml:space="preserve">原型采用登录 / 注册 Tab 结构，登录页明确手机号、密码、角色自动跳转和隐私授权提示。评审时重点确认以下状态均有承载位置：手机号或密码校验失败、账号被禁用、JWT 会话过期，以及注册角色白名单。错误提示应保留在当前表单上下文中，不清空用户已填写内容。</w:t>
+      </w:r>
+    </w:p>
+    <w:bookmarkEnd w:id="48"/>
+    <w:bookmarkStart w:id="52" w:name="X51b1371b389bdcd3d56308deade044d48d3842b"/>
+    <w:p>
+      <w:pPr>
+        <w:pStyle w:val="5"/>
+      </w:pPr>
+      <w:r>
+        <w:t xml:space="preserve">2.7 P7 指标录入（【核心】P0）</w:t>
+      </w:r>
+    </w:p>
+    <w:p>
+      <w:pPr>
+        <w:pStyle w:val="23"/>
+      </w:pPr>
+      <w:r>
+        <w:rPr>
+          <w:b/>
+          <w:bCs/>
+        </w:rPr>
+        <w:t xml:space="preserve">对应需求</w:t>
+      </w:r>
+      <w:r>
+        <w:t xml:space="preserve">：FR-HEALTH-005~010、FR-ALERT-001~003</w:t>
+      </w:r>
+    </w:p>
+    <w:p>
+      <w:pPr>
+        <w:pStyle w:val="3"/>
+      </w:pPr>
+      <w:r>
+        <w:drawing>
+          <wp:inline>
+            <wp:extent cx="5334000" cy="3750468"/>
+            <wp:effectExtent b="0" l="0" r="0" t="0"/>
+            <wp:docPr descr="图 2-7 指标录入" title="" id="50" name="Picture"/>
+            <a:graphic>
+              <a:graphicData uri="http://schemas.openxmlformats.org/drawingml/2006/picture">
+                <pic:pic>
+                  <pic:nvPicPr>
+                    <pic:cNvPr descr="界面原型/效果图_P7_指标录入.png" id="51" name="Picture"/>
+                    <pic:cNvPicPr>
+                      <a:picLocks noChangeArrowheads="1" noChangeAspect="1"/>
+                    </pic:cNvPicPr>
+                  </pic:nvPicPr>
+                  <pic:blipFill>
+                    <a:blip r:embed="rId49"/>
+                    <a:stretch>
+                      <a:fillRect/>
+                    </a:stretch>
+                  </pic:blipFill>
+                  <pic:spPr bwMode="auto">
+                    <a:xfrm>
+                      <a:off x="0" y="0"/>
+                      <a:ext cx="5334000" cy="3750468"/>
+                    </a:xfrm>
+                    <a:prstGeom prst="rect">
+                      <a:avLst/>
+                    </a:prstGeom>
+                    <a:noFill/>
+                    <a:ln w="9525">
+                      <a:noFill/>
+                      <a:headEnd/>
+                      <a:tailEnd/>
+                    </a:ln>
+                  </pic:spPr>
+                </pic:pic>
+              </a:graphicData>
+            </a:graphic>
+          </wp:inline>
+        </w:drawing>
+      </w:r>
+    </w:p>
+    <w:p>
+      <w:pPr>
+        <w:pStyle w:val="3"/>
+      </w:pPr>
+      <w:r>
+        <w:t xml:space="preserve">老人端采用大字号、分指标入口和单位固定展示。血压示例明确展示收缩压 / 舒张压、测量姿势、备注和范围校验；保存动作命名为“保存并检测”，直接表达“录入 → 规则判定 → 必要时生成预警”的主链路。阈值说明标注来自</w:t>
+      </w:r>
+      <w:r>
+        <w:t xml:space="preserve"> </w:t>
+      </w:r>
+      <w:r>
+        <w:rPr>
+          <w:rStyle w:val="37"/>
+        </w:rPr>
+        <w:t xml:space="preserve">sys_config</w:t>
+      </w:r>
+      <w:r>
+        <w:t xml:space="preserve">，不在页面硬编码业务规则。</w:t>
+      </w:r>
+    </w:p>
+    <w:bookmarkEnd w:id="52"/>
+    <w:bookmarkStart w:id="56" w:name="X05698a027273500169af1644ea3bee8c412f05e"/>
+    <w:p>
+      <w:pPr>
+        <w:pStyle w:val="5"/>
+      </w:pPr>
+      <w:r>
+        <w:t xml:space="preserve">2.8 P8 预警详情与处理（【核心】P0）</w:t>
+      </w:r>
+    </w:p>
+    <w:p>
+      <w:pPr>
+        <w:pStyle w:val="23"/>
+      </w:pPr>
+      <w:r>
+        <w:rPr>
+          <w:b/>
+          <w:bCs/>
+        </w:rPr>
+        <w:t xml:space="preserve">对应需求</w:t>
+      </w:r>
+      <w:r>
+        <w:t xml:space="preserve">：FR-ALERT-012、FR-CARE-004~006、FR-FAMILY-008</w:t>
+      </w:r>
+    </w:p>
+    <w:p>
+      <w:pPr>
+        <w:pStyle w:val="3"/>
+      </w:pPr>
+      <w:r>
+        <w:drawing>
+          <wp:inline>
+            <wp:extent cx="5334000" cy="3750468"/>
+            <wp:effectExtent b="0" l="0" r="0" t="0"/>
+            <wp:docPr descr="图 2-8 预警详情与处理" title="" id="54" name="Picture"/>
+            <a:graphic>
+              <a:graphicData uri="http://schemas.openxmlformats.org/drawingml/2006/picture">
+                <pic:pic>
+                  <pic:nvPicPr>
+                    <pic:cNvPr descr="界面原型/效果图_P8_预警详情处理.png" id="55" name="Picture"/>
+                    <pic:cNvPicPr>
+                      <a:picLocks noChangeArrowheads="1" noChangeAspect="1"/>
+                    </pic:cNvPicPr>
+                  </pic:nvPicPr>
+                  <pic:blipFill>
+                    <a:blip r:embed="rId53"/>
+                    <a:stretch>
+                      <a:fillRect/>
+                    </a:stretch>
+                  </pic:blipFill>
+                  <pic:spPr bwMode="auto">
+                    <a:xfrm>
+                      <a:off x="0" y="0"/>
+                      <a:ext cx="5334000" cy="3750468"/>
+                    </a:xfrm>
+                    <a:prstGeom prst="rect">
+                      <a:avLst/>
+                    </a:prstGeom>
+                    <a:noFill/>
+                    <a:ln w="9525">
+                      <a:noFill/>
+                      <a:headEnd/>
+                      <a:tailEnd/>
+                    </a:ln>
+                  </pic:spPr>
+                </pic:pic>
+              </a:graphicData>
+            </a:graphic>
+          </wp:inline>
+        </w:drawing>
+      </w:r>
+    </w:p>
+    <w:p>
+      <w:pPr>
+        <w:pStyle w:val="3"/>
+      </w:pPr>
+      <w:r>
+        <w:t xml:space="preserve">页面将原始指标、阈值对比、趋势、接收人、处理表单和时间线放在同一上下文中。示例特意展示“AI 摘要生成中”状态，说明摘要为空或失败时，原始数据仍可查看、处理结果仍可提交，符合 D-04 的降级设计；提交后只更新当前处理人的接收状态，并将预警转为已处理、留下记录。</w:t>
+      </w:r>
+    </w:p>
+    <w:bookmarkEnd w:id="56"/>
+    <w:bookmarkStart w:id="60" w:name="X713f9952ed01d53f2b102c21598797c96f28eac"/>
+    <w:p>
+      <w:pPr>
+        <w:pStyle w:val="5"/>
+      </w:pPr>
+      <w:r>
+        <w:t xml:space="preserve">2.9 P9 绑定确认（【核心】P0）</w:t>
+      </w:r>
+    </w:p>
+    <w:p>
+      <w:pPr>
+        <w:pStyle w:val="23"/>
+      </w:pPr>
+      <w:r>
+        <w:rPr>
+          <w:b/>
+          <w:bCs/>
+        </w:rPr>
+        <w:t xml:space="preserve">对应需求</w:t>
+      </w:r>
+      <w:r>
+        <w:t xml:space="preserve">：FR-FAMILY-001、FR-FAMILY-003</w:t>
+      </w:r>
+    </w:p>
+    <w:p>
+      <w:pPr>
+        <w:pStyle w:val="3"/>
+      </w:pPr>
+      <w:r>
+        <w:drawing>
+          <wp:inline>
+            <wp:extent cx="5334000" cy="3750468"/>
+            <wp:effectExtent b="0" l="0" r="0" t="0"/>
+            <wp:docPr descr="图 2-9 绑定确认" title="" id="58" name="Picture"/>
+            <a:graphic>
+              <a:graphicData uri="http://schemas.openxmlformats.org/drawingml/2006/picture">
+                <pic:pic>
+                  <pic:nvPicPr>
+                    <pic:cNvPr descr="界面原型/效果图_P9_绑定确认.png" id="59" name="Picture"/>
+                    <pic:cNvPicPr>
+                      <a:picLocks noChangeArrowheads="1" noChangeAspect="1"/>
+                    </pic:cNvPicPr>
+                  </pic:nvPicPr>
+                  <pic:blipFill>
+                    <a:blip r:embed="rId57"/>
+                    <a:stretch>
+                      <a:fillRect/>
+                    </a:stretch>
+                  </pic:blipFill>
+                  <pic:spPr bwMode="auto">
+                    <a:xfrm>
+                      <a:off x="0" y="0"/>
+                      <a:ext cx="5334000" cy="3750468"/>
+                    </a:xfrm>
+                    <a:prstGeom prst="rect">
+                      <a:avLst/>
+                    </a:prstGeom>
+                    <a:noFill/>
+                    <a:ln w="9525">
+                      <a:noFill/>
+                      <a:headEnd/>
+                      <a:tailEnd/>
+                    </a:ln>
+                  </pic:spPr>
+                </pic:pic>
+              </a:graphicData>
+            </a:graphic>
+          </wp:inline>
+        </w:drawing>
+      </w:r>
+    </w:p>
+    <w:p>
+      <w:pPr>
+        <w:pStyle w:val="3"/>
+      </w:pPr>
+      <w:r>
+        <w:t xml:space="preserve">绑定申请展示申请人、关系、申请时间和授权范围，老人必须明确点击“同意并建立绑定”后关系才生效；“拒绝申请”和已生效关系的“解除绑定”均作为独立操作呈现，并预留二次确认。该页直接落实 D-02 的授权边界，避免家属提交申请后自动获得老人数据权限。</w:t>
       </w:r>
     </w:p>
     <w:p>
@@ -3012,12 +3437,12 @@
         </w:pict>
       </w:r>
     </w:p>
-    <w:bookmarkEnd w:id="44"/>
-    <w:bookmarkEnd w:id="45"/>
-    <w:bookmarkStart w:id="46" w:name="全局设计约定"/>
-    <w:p>
-      <w:pPr>
-        <w:pStyle w:val="Heading2"/>
+    <w:bookmarkEnd w:id="60"/>
+    <w:bookmarkEnd w:id="61"/>
+    <w:bookmarkStart w:id="62" w:name="X9eb54c9c6a0aac0884f83f1bbbfaf10654d7ac4"/>
+    <w:p>
+      <w:pPr>
+        <w:pStyle w:val="4"/>
       </w:pPr>
       <w:r>
         <w:t xml:space="preserve">3. 全局设计约定</w:t>
@@ -3026,8 +3451,7 @@
     <w:tbl>
       <w:tblPr>
         <w:tblStyle w:val="Table"/>
-        <w:tblW w:type="pct" w:w="5000"/>
-        <w:tblLayout w:type="fixed"/>
+        <w:tblW w:type="auto" w:w="0"/>
         <w:tblLook w:firstRow="1" w:lastRow="0" w:firstColumn="0" w:lastColumn="0" w:noHBand="0" w:noVBand="0" w:val="0020"/>
       </w:tblPr>
       <w:tblGrid>
@@ -3042,7 +3466,7 @@
           <w:tcPr/>
           <w:p>
             <w:pPr>
-              <w:pStyle w:val="Compact"/>
+              <w:pStyle w:val="24"/>
               <w:jc w:val="left"/>
             </w:pPr>
             <w:r>
@@ -3054,7 +3478,7 @@
           <w:tcPr/>
           <w:p>
             <w:pPr>
-              <w:pStyle w:val="Compact"/>
+              <w:pStyle w:val="24"/>
               <w:jc w:val="left"/>
             </w:pPr>
             <w:r>
@@ -3068,7 +3492,7 @@
           <w:tcPr/>
           <w:p>
             <w:pPr>
-              <w:pStyle w:val="Compact"/>
+              <w:pStyle w:val="24"/>
               <w:jc w:val="left"/>
             </w:pPr>
             <w:r>
@@ -3080,7 +3504,7 @@
           <w:tcPr/>
           <w:p>
             <w:pPr>
-              <w:pStyle w:val="Compact"/>
+              <w:pStyle w:val="24"/>
               <w:jc w:val="left"/>
             </w:pPr>
             <w:r>
@@ -3094,7 +3518,7 @@
           <w:tcPr/>
           <w:p>
             <w:pPr>
-              <w:pStyle w:val="Compact"/>
+              <w:pStyle w:val="24"/>
               <w:jc w:val="left"/>
             </w:pPr>
             <w:r>
@@ -3106,7 +3530,7 @@
           <w:tcPr/>
           <w:p>
             <w:pPr>
-              <w:pStyle w:val="Compact"/>
+              <w:pStyle w:val="24"/>
               <w:jc w:val="left"/>
             </w:pPr>
             <w:r>
@@ -3120,7 +3544,7 @@
           <w:tcPr/>
           <w:p>
             <w:pPr>
-              <w:pStyle w:val="Compact"/>
+              <w:pStyle w:val="24"/>
               <w:jc w:val="left"/>
             </w:pPr>
             <w:r>
@@ -3132,7 +3556,7 @@
           <w:tcPr/>
           <w:p>
             <w:pPr>
-              <w:pStyle w:val="Compact"/>
+              <w:pStyle w:val="24"/>
               <w:jc w:val="left"/>
             </w:pPr>
             <w:r>
@@ -3146,7 +3570,7 @@
           <w:tcPr/>
           <w:p>
             <w:pPr>
-              <w:pStyle w:val="Compact"/>
+              <w:pStyle w:val="24"/>
               <w:jc w:val="left"/>
             </w:pPr>
             <w:r>
@@ -3158,7 +3582,7 @@
           <w:tcPr/>
           <w:p>
             <w:pPr>
-              <w:pStyle w:val="Compact"/>
+              <w:pStyle w:val="24"/>
               <w:jc w:val="left"/>
             </w:pPr>
             <w:r>
@@ -3172,7 +3596,7 @@
           <w:tcPr/>
           <w:p>
             <w:pPr>
-              <w:pStyle w:val="Compact"/>
+              <w:pStyle w:val="24"/>
               <w:jc w:val="left"/>
             </w:pPr>
             <w:r>
@@ -3184,7 +3608,7 @@
           <w:tcPr/>
           <w:p>
             <w:pPr>
-              <w:pStyle w:val="Compact"/>
+              <w:pStyle w:val="24"/>
               <w:jc w:val="left"/>
             </w:pPr>
             <w:r>
@@ -3198,7 +3622,7 @@
           <w:tcPr/>
           <w:p>
             <w:pPr>
-              <w:pStyle w:val="Compact"/>
+              <w:pStyle w:val="24"/>
               <w:jc w:val="left"/>
             </w:pPr>
             <w:r>
@@ -3210,11 +3634,11 @@
           <w:tcPr/>
           <w:p>
             <w:pPr>
-              <w:pStyle w:val="Compact"/>
-              <w:jc w:val="left"/>
-            </w:pPr>
-            <w:r>
-              <w:t xml:space="preserve">所有 AI 相关界面底部固定”内容仅供参考，不构成医疗诊断”</w:t>
+              <w:pStyle w:val="24"/>
+              <w:jc w:val="left"/>
+            </w:pPr>
+            <w:r>
+              <w:t xml:space="preserve">所有 AI 相关界面底部固定"内容仅供参考，不构成医疗诊断"</w:t>
             </w:r>
           </w:p>
         </w:tc>
@@ -3224,7 +3648,7 @@
           <w:tcPr/>
           <w:p>
             <w:pPr>
-              <w:pStyle w:val="Compact"/>
+              <w:pStyle w:val="24"/>
               <w:jc w:val="left"/>
             </w:pPr>
             <w:r>
@@ -3236,7 +3660,7 @@
           <w:tcPr/>
           <w:p>
             <w:pPr>
-              <w:pStyle w:val="Compact"/>
+              <w:pStyle w:val="24"/>
               <w:jc w:val="left"/>
             </w:pPr>
             <w:r>
@@ -3253,11 +3677,11 @@
         </w:pict>
       </w:r>
     </w:p>
-    <w:bookmarkEnd w:id="46"/>
-    <w:bookmarkStart w:id="47" w:name="待确认事项"/>
-    <w:p>
-      <w:pPr>
-        <w:pStyle w:val="Heading2"/>
+    <w:bookmarkEnd w:id="62"/>
+    <w:bookmarkStart w:id="63" w:name="X3df56074eda35d10cae6246faea3315f540e151"/>
+    <w:p>
+      <w:pPr>
+        <w:pStyle w:val="4"/>
       </w:pPr>
       <w:r>
         <w:t xml:space="preserve">4. 待确认事项</w:t>
@@ -3265,7 +3689,7 @@
     </w:p>
     <w:p>
       <w:pPr>
-        <w:pStyle w:val="Compact"/>
+        <w:pStyle w:val="24"/>
         <w:numPr>
           <w:ilvl w:val="0"/>
           <w:numId w:val="1007"/>
@@ -3277,7 +3701,7 @@
     </w:p>
     <w:p>
       <w:pPr>
-        <w:pStyle w:val="Compact"/>
+        <w:pStyle w:val="24"/>
         <w:numPr>
           <w:ilvl w:val="0"/>
           <w:numId w:val="1007"/>
@@ -3289,7 +3713,7 @@
     </w:p>
     <w:p>
       <w:pPr>
-        <w:pStyle w:val="Compact"/>
+        <w:pStyle w:val="24"/>
         <w:numPr>
           <w:ilvl w:val="0"/>
           <w:numId w:val="1007"/>
@@ -3301,14 +3725,14 @@
     </w:p>
     <w:p>
       <w:pPr>
-        <w:pStyle w:val="Compact"/>
+        <w:pStyle w:val="24"/>
         <w:numPr>
           <w:ilvl w:val="0"/>
           <w:numId w:val="1007"/>
         </w:numPr>
       </w:pPr>
       <w:r>
-        <w:t xml:space="preserve">是否需要补充登录页、家属端首页、统计报表三个界面的原型？</w:t>
+        <w:t xml:space="preserve">家属端首页、统计报表等非 MVP 页面在编码阶段按同一组件规范扩展；本次先补齐登录、指标录入、预警处理、绑定确认四个闭环缺口。</w:t>
       </w:r>
     </w:p>
     <w:p>
@@ -3320,7 +3744,7 @@
     </w:p>
     <w:p>
       <w:pPr>
-        <w:pStyle w:val="BlockText"/>
+        <w:pStyle w:val="13"/>
       </w:pPr>
       <w:r>
         <w:t xml:space="preserve">本说明书中的界面原型为静态高保真效果图，仅用于评审确认信息架构与视觉方向；实际开发以需求分析与概要设计文档为准。</w:t>
@@ -3336,7 +3760,7 @@
       </w:r>
       <w:r>
         <w:rPr>
-          <w:rStyle w:val="VerbatimChar"/>
+          <w:rStyle w:val="37"/>
         </w:rPr>
         <w:t xml:space="preserve">02.需求分析/界面原型/</w:t>
       </w:r>
@@ -3344,12 +3768,29 @@
         <w:t xml:space="preserve"> </w:t>
       </w:r>
       <w:r>
-        <w:t xml:space="preserve">目录，修改后重新生成图片即可同步更新本文档。</w:t>
-      </w:r>
-    </w:p>
-    <w:bookmarkEnd w:id="47"/>
-    <w:bookmarkEnd w:id="48"/>
-    <w:sectPr/>
+        <w:t xml:space="preserve">目录，P1~P9 均可直接打开；修改后运行</w:t>
+      </w:r>
+      <w:r>
+        <w:t xml:space="preserve"> </w:t>
+      </w:r>
+      <w:r>
+        <w:rPr>
+          <w:rStyle w:val="37"/>
+        </w:rPr>
+        <w:t xml:space="preserve">_shot.js</w:t>
+      </w:r>
+      <w:r>
+        <w:t xml:space="preserve"> </w:t>
+      </w:r>
+      <w:r>
+        <w:t xml:space="preserve">重新生成图片即可同步更新本文档。</w:t>
+      </w:r>
+    </w:p>
+    <w:bookmarkEnd w:id="63"/>
+    <w:bookmarkEnd w:id="64"/>
+    <w:sectPr>
+      <w:cols w:num="1" w:space="720"/>
+    </w:sectPr>
   </w:body>
 </w:document>
 </file>
@@ -3378,7 +3819,179 @@
 </file>
 
 <file path=word/numbering.xml><?xml version="1.0" encoding="utf-8"?>
-<w:numbering xmlns:w="http://schemas.openxmlformats.org/wordprocessingml/2006/main">
+<w:numbering xmlns:m="http://schemas.openxmlformats.org/officeDocument/2006/math" xmlns:mc="http://schemas.openxmlformats.org/markup-compatibility/2006" xmlns:o="urn:schemas-microsoft-com:office:office" xmlns:r="http://schemas.openxmlformats.org/officeDocument/2006/relationships" xmlns:v="urn:schemas-microsoft-com:vml" xmlns:w="http://schemas.openxmlformats.org/wordprocessingml/2006/main" xmlns:w10="urn:schemas-microsoft-com:office:word" xmlns:w14="http://schemas.microsoft.com/office/word/2010/wordml" xmlns:wne="http://schemas.microsoft.com/office/word/2006/wordml" xmlns:wp="http://schemas.openxmlformats.org/drawingml/2006/wordprocessingDrawing" xmlns:wp14="http://schemas.microsoft.com/office/word/2010/wordprocessingDrawing" xmlns:wpc="http://schemas.microsoft.com/office/word/2010/wordprocessingCanvas" xmlns:wpg="http://schemas.microsoft.com/office/word/2010/wordprocessingGroup" xmlns:wpi="http://schemas.microsoft.com/office/word/2010/wordprocessingInk" xmlns:wps="http://schemas.microsoft.com/office/word/2010/wordprocessingShape" xmlns:wpsCustomData="http://www.wps.cn/officeDocument/2013/wpsCustomData" mc:Ignorable="w14 wp14">
+  <w:abstractNum w:abstractNumId="0">
+    <w:nsid w:val="0000A991"/>
+    <w:multiLevelType w:val="multilevel"/>
+    <w:tmpl w:val="0000A991"/>
+    <w:lvl w:ilvl="0" w:tentative="0">
+      <w:start w:val="0"/>
+      <w:numFmt w:val="bullet"/>
+      <w:lvlText w:val="•"/>
+      <w:lvlJc w:val="left"/>
+      <w:pPr>
+        <w:ind w:hanging="480" w:left="720"/>
+      </w:pPr>
+    </w:lvl>
+    <w:lvl w:ilvl="1" w:tentative="0">
+      <w:start w:val="0"/>
+      <w:numFmt w:val="bullet"/>
+      <w:lvlText w:val="–"/>
+      <w:lvlJc w:val="left"/>
+      <w:pPr>
+        <w:ind w:hanging="480" w:left="1440"/>
+      </w:pPr>
+    </w:lvl>
+    <w:lvl w:ilvl="2" w:tentative="0">
+      <w:start w:val="0"/>
+      <w:numFmt w:val="bullet"/>
+      <w:lvlText w:val="•"/>
+      <w:lvlJc w:val="left"/>
+      <w:pPr>
+        <w:ind w:hanging="480" w:left="2160"/>
+      </w:pPr>
+    </w:lvl>
+    <w:lvl w:ilvl="3" w:tentative="0">
+      <w:start w:val="0"/>
+      <w:numFmt w:val="bullet"/>
+      <w:lvlText w:val="–"/>
+      <w:lvlJc w:val="left"/>
+      <w:pPr>
+        <w:ind w:hanging="480" w:left="2880"/>
+      </w:pPr>
+    </w:lvl>
+    <w:lvl w:ilvl="4" w:tentative="0">
+      <w:start w:val="0"/>
+      <w:numFmt w:val="bullet"/>
+      <w:lvlText w:val="•"/>
+      <w:lvlJc w:val="left"/>
+      <w:pPr>
+        <w:ind w:hanging="480" w:left="3600"/>
+      </w:pPr>
+    </w:lvl>
+    <w:lvl w:ilvl="5" w:tentative="0">
+      <w:start w:val="0"/>
+      <w:numFmt w:val="bullet"/>
+      <w:lvlText w:val="–"/>
+      <w:lvlJc w:val="left"/>
+      <w:pPr>
+        <w:ind w:hanging="480" w:left="4320"/>
+      </w:pPr>
+    </w:lvl>
+    <w:lvl w:ilvl="6" w:tentative="0">
+      <w:start w:val="0"/>
+      <w:numFmt w:val="bullet"/>
+      <w:lvlText w:val="•"/>
+      <w:lvlJc w:val="left"/>
+      <w:pPr>
+        <w:ind w:hanging="480" w:left="5040"/>
+      </w:pPr>
+    </w:lvl>
+    <w:lvl w:ilvl="7" w:tentative="0">
+      <w:start w:val="0"/>
+      <w:numFmt w:val="bullet"/>
+      <w:lvlText w:val="–"/>
+      <w:lvlJc w:val="left"/>
+      <w:pPr>
+        <w:ind w:hanging="480" w:left="5760"/>
+      </w:pPr>
+    </w:lvl>
+    <w:lvl w:ilvl="8" w:tentative="0">
+      <w:start w:val="0"/>
+      <w:numFmt w:val="bullet"/>
+      <w:lvlText w:val="•"/>
+      <w:lvlJc w:val="left"/>
+      <w:pPr>
+        <w:ind w:hanging="480" w:left="6480"/>
+      </w:pPr>
+    </w:lvl>
+  </w:abstractNum>
+  <w:abstractNum w:abstractNumId="1">
+    <w:nsid w:val="00A99411"/>
+    <w:multiLevelType w:val="multilevel"/>
+    <w:tmpl w:val="00A99411"/>
+    <w:lvl w:ilvl="0" w:tentative="0">
+      <w:start w:val="1"/>
+      <w:numFmt w:val="decimal"/>
+      <w:lvlText w:val="%1."/>
+      <w:lvlJc w:val="left"/>
+      <w:pPr>
+        <w:ind w:hanging="480" w:left="720"/>
+      </w:pPr>
+    </w:lvl>
+    <w:lvl w:ilvl="1" w:tentative="0">
+      <w:start w:val="1"/>
+      <w:numFmt w:val="decimal"/>
+      <w:lvlText w:val="%2."/>
+      <w:lvlJc w:val="left"/>
+      <w:pPr>
+        <w:ind w:hanging="480" w:left="1440"/>
+      </w:pPr>
+    </w:lvl>
+    <w:lvl w:ilvl="2" w:tentative="0">
+      <w:start w:val="1"/>
+      <w:numFmt w:val="decimal"/>
+      <w:lvlText w:val="%3."/>
+      <w:lvlJc w:val="left"/>
+      <w:pPr>
+        <w:ind w:hanging="480" w:left="2160"/>
+      </w:pPr>
+    </w:lvl>
+    <w:lvl w:ilvl="3" w:tentative="0">
+      <w:start w:val="1"/>
+      <w:numFmt w:val="decimal"/>
+      <w:lvlText w:val="%4."/>
+      <w:lvlJc w:val="left"/>
+      <w:pPr>
+        <w:ind w:hanging="480" w:left="2880"/>
+      </w:pPr>
+    </w:lvl>
+    <w:lvl w:ilvl="4" w:tentative="0">
+      <w:start w:val="1"/>
+      <w:numFmt w:val="decimal"/>
+      <w:lvlText w:val="%5."/>
+      <w:lvlJc w:val="left"/>
+      <w:pPr>
+        <w:ind w:hanging="480" w:left="3600"/>
+      </w:pPr>
+    </w:lvl>
+    <w:lvl w:ilvl="5" w:tentative="0">
+      <w:start w:val="1"/>
+      <w:numFmt w:val="decimal"/>
+      <w:lvlText w:val="%6."/>
+      <w:lvlJc w:val="left"/>
+      <w:pPr>
+        <w:ind w:hanging="480" w:left="4320"/>
+      </w:pPr>
+    </w:lvl>
+    <w:lvl w:ilvl="6" w:tentative="0">
+      <w:start w:val="1"/>
+      <w:numFmt w:val="decimal"/>
+      <w:lvlText w:val="%7."/>
+      <w:lvlJc w:val="left"/>
+      <w:pPr>
+        <w:ind w:hanging="480" w:left="5040"/>
+      </w:pPr>
+    </w:lvl>
+    <w:lvl w:ilvl="7" w:tentative="0">
+      <w:start w:val="1"/>
+      <w:numFmt w:val="decimal"/>
+      <w:lvlText w:val="%8."/>
+      <w:lvlJc w:val="left"/>
+      <w:pPr>
+        <w:ind w:hanging="480" w:left="5760"/>
+      </w:pPr>
+    </w:lvl>
+    <w:lvl w:ilvl="8" w:tentative="0">
+      <w:start w:val="1"/>
+      <w:numFmt w:val="decimal"/>
+      <w:lvlText w:val="%9."/>
+      <w:lvlJc w:val="left"/>
+      <w:pPr>
+        <w:ind w:hanging="480" w:left="6480"/>
+      </w:pPr>
+    </w:lvl>
+  </w:abstractNum>
   <w:abstractNum w:abstractNumId="990">
     <w:nsid w:val="0000A990"/>
     <w:multiLevelType w:val="multilevel"/>
@@ -3616,6 +4229,39 @@
       </w:pPr>
     </w:lvl>
   </w:abstractNum>
+  <w:num w:numId="1">
+    <w:abstractNumId w:val="1"/>
+    <w:lvlOverride w:ilvl="0">
+      <w:startOverride w:val="1"/>
+    </w:lvlOverride>
+    <w:lvlOverride w:ilvl="1">
+      <w:startOverride w:val="1"/>
+    </w:lvlOverride>
+    <w:lvlOverride w:ilvl="2">
+      <w:startOverride w:val="1"/>
+    </w:lvlOverride>
+    <w:lvlOverride w:ilvl="3">
+      <w:startOverride w:val="1"/>
+    </w:lvlOverride>
+    <w:lvlOverride w:ilvl="4">
+      <w:startOverride w:val="1"/>
+    </w:lvlOverride>
+    <w:lvlOverride w:ilvl="5">
+      <w:startOverride w:val="1"/>
+    </w:lvlOverride>
+    <w:lvlOverride w:ilvl="6">
+      <w:startOverride w:val="1"/>
+    </w:lvlOverride>
+    <w:lvlOverride w:ilvl="7">
+      <w:startOverride w:val="1"/>
+    </w:lvlOverride>
+    <w:lvlOverride w:ilvl="8">
+      <w:startOverride w:val="1"/>
+    </w:lvlOverride>
+  </w:num>
+  <w:num w:numId="2">
+    <w:abstractNumId w:val="0"/>
+  </w:num>
   <w:num w:numId="1000">
     <w:abstractNumId w:val="990"/>
   </w:num>
@@ -3698,153 +4344,285 @@
 </file>
 
 <file path=word/styles.xml><?xml version="1.0" encoding="utf-8"?>
-<w:styles xmlns:r="http://schemas.openxmlformats.org/officeDocument/2006/relationships" xmlns:w="http://schemas.openxmlformats.org/wordprocessingml/2006/main">
+<w:styles xmlns:m="http://schemas.openxmlformats.org/officeDocument/2006/math" xmlns:mc="http://schemas.openxmlformats.org/markup-compatibility/2006" xmlns:o="urn:schemas-microsoft-com:office:office" xmlns:r="http://schemas.openxmlformats.org/officeDocument/2006/relationships" xmlns:sl="http://schemas.openxmlformats.org/schemaLibrary/2006/main" xmlns:v="urn:schemas-microsoft-com:vml" xmlns:w="http://schemas.openxmlformats.org/wordprocessingml/2006/main" xmlns:w10="urn:schemas-microsoft-com:office:word" xmlns:w14="http://schemas.microsoft.com/office/word/2010/wordml" xmlns:wpsCustomData="http://www.wps.cn/officeDocument/2013/wpsCustomData" mc:Ignorable="w14">
   <w:docDefaults>
     <w:rPrDefault>
       <w:rPr>
         <w:rFonts w:asciiTheme="minorHAnsi" w:cstheme="minorBidi" w:eastAsiaTheme="minorHAnsi" w:hAnsiTheme="minorHAnsi"/>
-        <w:sz w:val="24"/>
-        <w:szCs w:val="24"/>
-        <w:lang w:bidi="ar-SA" w:eastAsia="en-US" w:val="en-US"/>
       </w:rPr>
     </w:rPrDefault>
-    <w:pPrDefault>
-      <w:pPr>
-        <w:spacing w:after="200"/>
-      </w:pPr>
-    </w:pPrDefault>
+    <w:pPrDefault/>
   </w:docDefaults>
-  <w:latentStyles w:count="276" w:defLockedState="0" w:defQFormat="0" w:defSemiHidden="0" w:defUIPriority="0" w:defUnhideWhenUsed="0"/>
-  <w:style w:default="1" w:styleId="Normal" w:type="paragraph">
+  <w:latentStyles w:count="260" w:defLockedState="0" w:defQFormat="0" w:defSemiHidden="1" w:defUIPriority="99" w:defUnhideWhenUsed="1">
+    <w:lsdException w:name="Normal" w:qFormat="1" w:semiHidden="0" w:uiPriority="0" w:unhideWhenUsed="0"/>
+    <w:lsdException w:name="heading 1" w:qFormat="1" w:semiHidden="0" w:uiPriority="9" w:unhideWhenUsed="0"/>
+    <w:lsdException w:name="heading 2" w:qFormat="1" w:semiHidden="0" w:uiPriority="9"/>
+    <w:lsdException w:name="heading 3" w:qFormat="1" w:semiHidden="0" w:uiPriority="9"/>
+    <w:lsdException w:name="heading 4" w:qFormat="1" w:semiHidden="0" w:uiPriority="9"/>
+    <w:lsdException w:name="heading 5" w:qFormat="1" w:semiHidden="0" w:uiPriority="9"/>
+    <w:lsdException w:name="heading 6" w:qFormat="1" w:semiHidden="0" w:uiPriority="9"/>
+    <w:lsdException w:name="heading 7" w:qFormat="1" w:semiHidden="0" w:uiPriority="9"/>
+    <w:lsdException w:name="heading 8" w:qFormat="1" w:semiHidden="0" w:uiPriority="9"/>
+    <w:lsdException w:name="heading 9" w:qFormat="1" w:semiHidden="0" w:uiPriority="9"/>
+    <w:lsdException w:name="index 1" w:semiHidden="0" w:uiPriority="0" w:unhideWhenUsed="0"/>
+    <w:lsdException w:name="index 2" w:semiHidden="0" w:uiPriority="0" w:unhideWhenUsed="0"/>
+    <w:lsdException w:name="index 3" w:semiHidden="0" w:uiPriority="0" w:unhideWhenUsed="0"/>
+    <w:lsdException w:name="index 4" w:semiHidden="0" w:uiPriority="0" w:unhideWhenUsed="0"/>
+    <w:lsdException w:name="index 5" w:semiHidden="0" w:uiPriority="0" w:unhideWhenUsed="0"/>
+    <w:lsdException w:name="index 6" w:semiHidden="0" w:uiPriority="0" w:unhideWhenUsed="0"/>
+    <w:lsdException w:name="index 7" w:semiHidden="0" w:uiPriority="0" w:unhideWhenUsed="0"/>
+    <w:lsdException w:name="index 8" w:semiHidden="0" w:uiPriority="0" w:unhideWhenUsed="0"/>
+    <w:lsdException w:name="index 9" w:semiHidden="0" w:uiPriority="0" w:unhideWhenUsed="0"/>
+    <w:lsdException w:name="toc 1" w:semiHidden="0" w:uiPriority="0" w:unhideWhenUsed="0"/>
+    <w:lsdException w:name="toc 2" w:semiHidden="0" w:uiPriority="0" w:unhideWhenUsed="0"/>
+    <w:lsdException w:name="toc 3" w:semiHidden="0" w:uiPriority="0" w:unhideWhenUsed="0"/>
+    <w:lsdException w:name="toc 4" w:semiHidden="0" w:uiPriority="0" w:unhideWhenUsed="0"/>
+    <w:lsdException w:name="toc 5" w:semiHidden="0" w:uiPriority="0" w:unhideWhenUsed="0"/>
+    <w:lsdException w:name="toc 6" w:semiHidden="0" w:uiPriority="0" w:unhideWhenUsed="0"/>
+    <w:lsdException w:name="toc 7" w:semiHidden="0" w:uiPriority="0" w:unhideWhenUsed="0"/>
+    <w:lsdException w:name="toc 8" w:semiHidden="0" w:uiPriority="0" w:unhideWhenUsed="0"/>
+    <w:lsdException w:name="toc 9" w:semiHidden="0" w:uiPriority="0" w:unhideWhenUsed="0"/>
+    <w:lsdException w:name="Normal Indent" w:semiHidden="0" w:uiPriority="0" w:unhideWhenUsed="0"/>
+    <w:lsdException w:name="footnote text" w:qFormat="1" w:semiHidden="0" w:uiPriority="9"/>
+    <w:lsdException w:name="annotation text" w:semiHidden="0" w:uiPriority="0" w:unhideWhenUsed="0"/>
+    <w:lsdException w:name="header" w:semiHidden="0" w:uiPriority="0" w:unhideWhenUsed="0"/>
+    <w:lsdException w:name="footer" w:semiHidden="0" w:uiPriority="0" w:unhideWhenUsed="0"/>
+    <w:lsdException w:name="index heading" w:semiHidden="0" w:uiPriority="0" w:unhideWhenUsed="0"/>
+    <w:lsdException w:name="caption" w:qFormat="1" w:semiHidden="0" w:uiPriority="0" w:unhideWhenUsed="0"/>
+    <w:lsdException w:name="table of figures" w:semiHidden="0" w:uiPriority="0" w:unhideWhenUsed="0"/>
+    <w:lsdException w:name="envelope address" w:semiHidden="0" w:uiPriority="0" w:unhideWhenUsed="0"/>
+    <w:lsdException w:name="envelope return" w:semiHidden="0" w:uiPriority="0" w:unhideWhenUsed="0"/>
+    <w:lsdException w:name="footnote reference" w:semiHidden="0" w:uiPriority="0" w:unhideWhenUsed="0"/>
+    <w:lsdException w:name="annotation reference" w:semiHidden="0" w:uiPriority="0" w:unhideWhenUsed="0"/>
+    <w:lsdException w:name="line number" w:semiHidden="0" w:uiPriority="0" w:unhideWhenUsed="0"/>
+    <w:lsdException w:name="page number" w:semiHidden="0" w:uiPriority="0" w:unhideWhenUsed="0"/>
+    <w:lsdException w:name="endnote reference" w:semiHidden="0" w:uiPriority="0" w:unhideWhenUsed="0"/>
+    <w:lsdException w:name="endnote text" w:semiHidden="0" w:uiPriority="0" w:unhideWhenUsed="0"/>
+    <w:lsdException w:name="table of authorities" w:semiHidden="0" w:uiPriority="0" w:unhideWhenUsed="0"/>
+    <w:lsdException w:name="macro" w:semiHidden="0" w:uiPriority="0" w:unhideWhenUsed="0"/>
+    <w:lsdException w:name="toa heading" w:semiHidden="0" w:uiPriority="0" w:unhideWhenUsed="0"/>
+    <w:lsdException w:name="List" w:semiHidden="0" w:uiPriority="0" w:unhideWhenUsed="0"/>
+    <w:lsdException w:name="List Bullet" w:semiHidden="0" w:uiPriority="0" w:unhideWhenUsed="0"/>
+    <w:lsdException w:name="List Number" w:semiHidden="0" w:uiPriority="0" w:unhideWhenUsed="0"/>
+    <w:lsdException w:name="List 2" w:semiHidden="0" w:uiPriority="0" w:unhideWhenUsed="0"/>
+    <w:lsdException w:name="List 3" w:semiHidden="0" w:uiPriority="0" w:unhideWhenUsed="0"/>
+    <w:lsdException w:name="List 4" w:semiHidden="0" w:uiPriority="0" w:unhideWhenUsed="0"/>
+    <w:lsdException w:name="List 5" w:semiHidden="0" w:uiPriority="0" w:unhideWhenUsed="0"/>
+    <w:lsdException w:name="List Bullet 2" w:semiHidden="0" w:uiPriority="0" w:unhideWhenUsed="0"/>
+    <w:lsdException w:name="List Bullet 3" w:semiHidden="0" w:uiPriority="0" w:unhideWhenUsed="0"/>
+    <w:lsdException w:name="List Bullet 4" w:semiHidden="0" w:uiPriority="0" w:unhideWhenUsed="0"/>
+    <w:lsdException w:name="List Bullet 5" w:semiHidden="0" w:uiPriority="0" w:unhideWhenUsed="0"/>
+    <w:lsdException w:name="List Number 2" w:semiHidden="0" w:uiPriority="0" w:unhideWhenUsed="0"/>
+    <w:lsdException w:name="List Number 3" w:semiHidden="0" w:uiPriority="0" w:unhideWhenUsed="0"/>
+    <w:lsdException w:name="List Number 4" w:semiHidden="0" w:uiPriority="0" w:unhideWhenUsed="0"/>
+    <w:lsdException w:name="List Number 5" w:semiHidden="0" w:uiPriority="0" w:unhideWhenUsed="0"/>
+    <w:lsdException w:name="Title" w:qFormat="1" w:semiHidden="0" w:uiPriority="0" w:unhideWhenUsed="0"/>
+    <w:lsdException w:name="Closing" w:semiHidden="0" w:uiPriority="0" w:unhideWhenUsed="0"/>
+    <w:lsdException w:name="Signature" w:semiHidden="0" w:uiPriority="0" w:unhideWhenUsed="0"/>
+    <w:lsdException w:name="Default Paragraph Font" w:qFormat="1" w:uiPriority="0"/>
+    <w:lsdException w:name="Body Text" w:qFormat="1" w:semiHidden="0" w:uiPriority="0" w:unhideWhenUsed="0"/>
+    <w:lsdException w:name="Body Text Indent" w:semiHidden="0" w:uiPriority="0" w:unhideWhenUsed="0"/>
+    <w:lsdException w:name="List Continue" w:semiHidden="0" w:uiPriority="0" w:unhideWhenUsed="0"/>
+    <w:lsdException w:name="List Continue 2" w:semiHidden="0" w:uiPriority="0" w:unhideWhenUsed="0"/>
+    <w:lsdException w:name="List Continue 3" w:semiHidden="0" w:uiPriority="0" w:unhideWhenUsed="0"/>
+    <w:lsdException w:name="List Continue 4" w:semiHidden="0" w:uiPriority="0" w:unhideWhenUsed="0"/>
+    <w:lsdException w:name="List Continue 5" w:semiHidden="0" w:uiPriority="0" w:unhideWhenUsed="0"/>
+    <w:lsdException w:name="Message Header" w:semiHidden="0" w:uiPriority="0" w:unhideWhenUsed="0"/>
+    <w:lsdException w:name="Subtitle" w:qFormat="1" w:semiHidden="0" w:uiPriority="0" w:unhideWhenUsed="0"/>
+    <w:lsdException w:name="Salutation" w:semiHidden="0" w:uiPriority="0" w:unhideWhenUsed="0"/>
+    <w:lsdException w:name="Date" w:qFormat="1" w:semiHidden="0" w:uiPriority="0" w:unhideWhenUsed="0"/>
+    <w:lsdException w:name="Body Text First Indent" w:semiHidden="0" w:uiPriority="0" w:unhideWhenUsed="0"/>
+    <w:lsdException w:name="Body Text First Indent 2" w:semiHidden="0" w:uiPriority="0" w:unhideWhenUsed="0"/>
+    <w:lsdException w:name="Note Heading" w:semiHidden="0" w:uiPriority="0" w:unhideWhenUsed="0"/>
+    <w:lsdException w:name="Body Text 2" w:semiHidden="0" w:uiPriority="0" w:unhideWhenUsed="0"/>
+    <w:lsdException w:name="Body Text 3" w:semiHidden="0" w:uiPriority="0" w:unhideWhenUsed="0"/>
+    <w:lsdException w:name="Body Text Indent 2" w:semiHidden="0" w:uiPriority="0" w:unhideWhenUsed="0"/>
+    <w:lsdException w:name="Body Text Indent 3" w:semiHidden="0" w:uiPriority="0" w:unhideWhenUsed="0"/>
+    <w:lsdException w:name="Block Text" w:qFormat="1" w:semiHidden="0" w:uiPriority="9"/>
+    <w:lsdException w:name="Hyperlink" w:semiHidden="0" w:uiPriority="0" w:unhideWhenUsed="0"/>
+    <w:lsdException w:name="FollowedHyperlink" w:semiHidden="0" w:uiPriority="0" w:unhideWhenUsed="0"/>
+    <w:lsdException w:name="Strong" w:semiHidden="0" w:uiPriority="0" w:unhideWhenUsed="0"/>
+    <w:lsdException w:name="Emphasis" w:semiHidden="0" w:uiPriority="0" w:unhideWhenUsed="0"/>
+    <w:lsdException w:name="Document Map" w:semiHidden="0" w:uiPriority="0" w:unhideWhenUsed="0"/>
+    <w:lsdException w:name="Plain Text" w:semiHidden="0" w:uiPriority="0" w:unhideWhenUsed="0"/>
+    <w:lsdException w:name="E-mail Signature" w:semiHidden="0" w:uiPriority="0" w:unhideWhenUsed="0"/>
+    <w:lsdException w:name="Normal (Web)" w:semiHidden="0" w:uiPriority="0" w:unhideWhenUsed="0"/>
+    <w:lsdException w:name="HTML Acronym" w:semiHidden="0" w:uiPriority="0" w:unhideWhenUsed="0"/>
+    <w:lsdException w:name="HTML Address" w:semiHidden="0" w:uiPriority="0" w:unhideWhenUsed="0"/>
+    <w:lsdException w:name="HTML Cite" w:semiHidden="0" w:uiPriority="0" w:unhideWhenUsed="0"/>
+    <w:lsdException w:name="HTML Code" w:semiHidden="0" w:uiPriority="0" w:unhideWhenUsed="0"/>
+    <w:lsdException w:name="HTML Definition" w:semiHidden="0" w:uiPriority="0" w:unhideWhenUsed="0"/>
+    <w:lsdException w:name="HTML Keyboard" w:semiHidden="0" w:uiPriority="0" w:unhideWhenUsed="0"/>
+    <w:lsdException w:name="HTML Preformatted" w:semiHidden="0" w:uiPriority="0" w:unhideWhenUsed="0"/>
+    <w:lsdException w:name="HTML Sample" w:semiHidden="0" w:uiPriority="0" w:unhideWhenUsed="0"/>
+    <w:lsdException w:name="HTML Typewriter" w:semiHidden="0" w:uiPriority="0" w:unhideWhenUsed="0"/>
+    <w:lsdException w:name="HTML Variable" w:semiHidden="0" w:uiPriority="0" w:unhideWhenUsed="0"/>
+    <w:lsdException w:name="Normal Table" w:semiHidden="0" w:uiPriority="0" w:unhideWhenUsed="0"/>
+    <w:lsdException w:name="annotation subject" w:semiHidden="0" w:uiPriority="0" w:unhideWhenUsed="0"/>
+    <w:lsdException w:name="Table Simple 1" w:semiHidden="0" w:uiPriority="0" w:unhideWhenUsed="0"/>
+    <w:lsdException w:name="Table Simple 2" w:semiHidden="0" w:uiPriority="0" w:unhideWhenUsed="0"/>
+    <w:lsdException w:name="Table Simple 3" w:semiHidden="0" w:uiPriority="0" w:unhideWhenUsed="0"/>
+    <w:lsdException w:name="Table Classic 1" w:semiHidden="0" w:uiPriority="0" w:unhideWhenUsed="0"/>
+    <w:lsdException w:name="Table Classic 2" w:semiHidden="0" w:uiPriority="0" w:unhideWhenUsed="0"/>
+    <w:lsdException w:name="Table Classic 3" w:semiHidden="0" w:uiPriority="0" w:unhideWhenUsed="0"/>
+    <w:lsdException w:name="Table Classic 4" w:semiHidden="0" w:uiPriority="0" w:unhideWhenUsed="0"/>
+    <w:lsdException w:name="Table Colorful 1" w:semiHidden="0" w:uiPriority="0" w:unhideWhenUsed="0"/>
+    <w:lsdException w:name="Table Colorful 2" w:semiHidden="0" w:uiPriority="0" w:unhideWhenUsed="0"/>
+    <w:lsdException w:name="Table Colorful 3" w:semiHidden="0" w:uiPriority="0" w:unhideWhenUsed="0"/>
+    <w:lsdException w:name="Table Columns 1" w:semiHidden="0" w:uiPriority="0" w:unhideWhenUsed="0"/>
+    <w:lsdException w:name="Table Columns 2" w:semiHidden="0" w:uiPriority="0" w:unhideWhenUsed="0"/>
+    <w:lsdException w:name="Table Columns 3" w:semiHidden="0" w:uiPriority="0" w:unhideWhenUsed="0"/>
+    <w:lsdException w:name="Table Columns 4" w:semiHidden="0" w:uiPriority="0" w:unhideWhenUsed="0"/>
+    <w:lsdException w:name="Table Columns 5" w:semiHidden="0" w:uiPriority="0" w:unhideWhenUsed="0"/>
+    <w:lsdException w:name="Table Grid 1" w:semiHidden="0" w:uiPriority="0" w:unhideWhenUsed="0"/>
+    <w:lsdException w:name="Table Grid 2" w:semiHidden="0" w:uiPriority="0" w:unhideWhenUsed="0"/>
+    <w:lsdException w:name="Table Grid 3" w:semiHidden="0" w:uiPriority="0" w:unhideWhenUsed="0"/>
+    <w:lsdException w:name="Table Grid 4" w:semiHidden="0" w:uiPriority="0" w:unhideWhenUsed="0"/>
+    <w:lsdException w:name="Table Grid 5" w:semiHidden="0" w:uiPriority="0" w:unhideWhenUsed="0"/>
+    <w:lsdException w:name="Table Grid 6" w:semiHidden="0" w:uiPriority="0" w:unhideWhenUsed="0"/>
+    <w:lsdException w:name="Table Grid 7" w:semiHidden="0" w:uiPriority="0" w:unhideWhenUsed="0"/>
+    <w:lsdException w:name="Table Grid 8" w:semiHidden="0" w:uiPriority="0" w:unhideWhenUsed="0"/>
+    <w:lsdException w:name="Table List 1" w:semiHidden="0" w:uiPriority="0" w:unhideWhenUsed="0"/>
+    <w:lsdException w:name="Table List 2" w:semiHidden="0" w:uiPriority="0" w:unhideWhenUsed="0"/>
+    <w:lsdException w:name="Table List 3" w:semiHidden="0" w:uiPriority="0" w:unhideWhenUsed="0"/>
+    <w:lsdException w:name="Table List 4" w:semiHidden="0" w:uiPriority="0" w:unhideWhenUsed="0"/>
+    <w:lsdException w:name="Table List 5" w:semiHidden="0" w:uiPriority="0" w:unhideWhenUsed="0"/>
+    <w:lsdException w:name="Table List 6" w:semiHidden="0" w:uiPriority="0" w:unhideWhenUsed="0"/>
+    <w:lsdException w:name="Table List 7" w:semiHidden="0" w:uiPriority="0" w:unhideWhenUsed="0"/>
+    <w:lsdException w:name="Table List 8" w:semiHidden="0" w:uiPriority="0" w:unhideWhenUsed="0"/>
+    <w:lsdException w:name="Table 3D effects 1" w:semiHidden="0" w:uiPriority="0" w:unhideWhenUsed="0"/>
+    <w:lsdException w:name="Table 3D effects 2" w:semiHidden="0" w:uiPriority="0" w:unhideWhenUsed="0"/>
+    <w:lsdException w:name="Table 3D effects 3" w:semiHidden="0" w:uiPriority="0" w:unhideWhenUsed="0"/>
+    <w:lsdException w:name="Table Contemporary" w:semiHidden="0" w:uiPriority="0" w:unhideWhenUsed="0"/>
+    <w:lsdException w:name="Table Elegant" w:semiHidden="0" w:uiPriority="0" w:unhideWhenUsed="0"/>
+    <w:lsdException w:name="Table Professional" w:semiHidden="0" w:uiPriority="0" w:unhideWhenUsed="0"/>
+    <w:lsdException w:name="Table Subtle 1" w:semiHidden="0" w:uiPriority="0" w:unhideWhenUsed="0"/>
+    <w:lsdException w:name="Table Subtle 2" w:semiHidden="0" w:uiPriority="0" w:unhideWhenUsed="0"/>
+    <w:lsdException w:name="Table Web 1" w:semiHidden="0" w:uiPriority="0" w:unhideWhenUsed="0"/>
+    <w:lsdException w:name="Table Web 2" w:semiHidden="0" w:uiPriority="0" w:unhideWhenUsed="0"/>
+    <w:lsdException w:name="Table Web 3" w:semiHidden="0" w:uiPriority="0" w:unhideWhenUsed="0"/>
+    <w:lsdException w:name="Balloon Text" w:semiHidden="0" w:uiPriority="0" w:unhideWhenUsed="0"/>
+    <w:lsdException w:name="Table Grid" w:semiHidden="0" w:uiPriority="0" w:unhideWhenUsed="0"/>
+    <w:lsdException w:name="Table Theme" w:semiHidden="0" w:uiPriority="0" w:unhideWhenUsed="0"/>
+    <w:lsdException w:name="Light Shading" w:semiHidden="0" w:uiPriority="60" w:unhideWhenUsed="0"/>
+    <w:lsdException w:name="Light List" w:semiHidden="0" w:uiPriority="61" w:unhideWhenUsed="0"/>
+    <w:lsdException w:name="Light Grid" w:semiHidden="0" w:uiPriority="62" w:unhideWhenUsed="0"/>
+    <w:lsdException w:name="Medium Shading 1" w:semiHidden="0" w:uiPriority="63" w:unhideWhenUsed="0"/>
+    <w:lsdException w:name="Medium Shading 2" w:semiHidden="0" w:uiPriority="64" w:unhideWhenUsed="0"/>
+    <w:lsdException w:name="Medium List 1" w:semiHidden="0" w:uiPriority="65" w:unhideWhenUsed="0"/>
+    <w:lsdException w:name="Medium List 2" w:semiHidden="0" w:uiPriority="66" w:unhideWhenUsed="0"/>
+    <w:lsdException w:name="Medium Grid 1" w:semiHidden="0" w:uiPriority="67" w:unhideWhenUsed="0"/>
+    <w:lsdException w:name="Medium Grid 2" w:semiHidden="0" w:uiPriority="68" w:unhideWhenUsed="0"/>
+    <w:lsdException w:name="Medium Grid 3" w:semiHidden="0" w:uiPriority="69" w:unhideWhenUsed="0"/>
+    <w:lsdException w:name="Dark List" w:semiHidden="0" w:uiPriority="70" w:unhideWhenUsed="0"/>
+    <w:lsdException w:name="Colorful Shading" w:semiHidden="0" w:uiPriority="71" w:unhideWhenUsed="0"/>
+    <w:lsdException w:name="Colorful List" w:semiHidden="0" w:uiPriority="72" w:unhideWhenUsed="0"/>
+    <w:lsdException w:name="Colorful Grid" w:semiHidden="0" w:uiPriority="73" w:unhideWhenUsed="0"/>
+    <w:lsdException w:name="Light Shading Accent 1" w:semiHidden="0" w:uiPriority="60" w:unhideWhenUsed="0"/>
+    <w:lsdException w:name="Light List Accent 1" w:semiHidden="0" w:uiPriority="61" w:unhideWhenUsed="0"/>
+    <w:lsdException w:name="Light Grid Accent 1" w:semiHidden="0" w:uiPriority="62" w:unhideWhenUsed="0"/>
+    <w:lsdException w:name="Medium Shading 1 Accent 1" w:semiHidden="0" w:uiPriority="63" w:unhideWhenUsed="0"/>
+    <w:lsdException w:name="Medium Shading 2 Accent 1" w:semiHidden="0" w:uiPriority="64" w:unhideWhenUsed="0"/>
+    <w:lsdException w:name="Medium List 1 Accent 1" w:semiHidden="0" w:uiPriority="65" w:unhideWhenUsed="0"/>
+    <w:lsdException w:name="Medium List 2 Accent 1" w:semiHidden="0" w:uiPriority="66" w:unhideWhenUsed="0"/>
+    <w:lsdException w:name="Medium Grid 1 Accent 1" w:semiHidden="0" w:uiPriority="67" w:unhideWhenUsed="0"/>
+    <w:lsdException w:name="Medium Grid 2 Accent 1" w:semiHidden="0" w:uiPriority="68" w:unhideWhenUsed="0"/>
+    <w:lsdException w:name="Medium Grid 3 Accent 1" w:semiHidden="0" w:uiPriority="69" w:unhideWhenUsed="0"/>
+    <w:lsdException w:name="Dark List Accent 1" w:semiHidden="0" w:uiPriority="70" w:unhideWhenUsed="0"/>
+    <w:lsdException w:name="Colorful Shading Accent 1" w:semiHidden="0" w:uiPriority="71" w:unhideWhenUsed="0"/>
+    <w:lsdException w:name="Colorful List Accent 1" w:semiHidden="0" w:uiPriority="72" w:unhideWhenUsed="0"/>
+    <w:lsdException w:name="Colorful Grid Accent 1" w:semiHidden="0" w:uiPriority="73" w:unhideWhenUsed="0"/>
+    <w:lsdException w:name="Light Shading Accent 2" w:semiHidden="0" w:uiPriority="60" w:unhideWhenUsed="0"/>
+    <w:lsdException w:name="Light List Accent 2" w:semiHidden="0" w:uiPriority="61" w:unhideWhenUsed="0"/>
+    <w:lsdException w:name="Light Grid Accent 2" w:semiHidden="0" w:uiPriority="62" w:unhideWhenUsed="0"/>
+    <w:lsdException w:name="Medium Shading 1 Accent 2" w:semiHidden="0" w:uiPriority="63" w:unhideWhenUsed="0"/>
+    <w:lsdException w:name="Medium Shading 2 Accent 2" w:semiHidden="0" w:uiPriority="64" w:unhideWhenUsed="0"/>
+    <w:lsdException w:name="Medium List 1 Accent 2" w:semiHidden="0" w:uiPriority="65" w:unhideWhenUsed="0"/>
+    <w:lsdException w:name="Medium List 2 Accent 2" w:semiHidden="0" w:uiPriority="66" w:unhideWhenUsed="0"/>
+    <w:lsdException w:name="Medium Grid 1 Accent 2" w:semiHidden="0" w:uiPriority="67" w:unhideWhenUsed="0"/>
+    <w:lsdException w:name="Medium Grid 2 Accent 2" w:semiHidden="0" w:uiPriority="68" w:unhideWhenUsed="0"/>
+    <w:lsdException w:name="Medium Grid 3 Accent 2" w:semiHidden="0" w:uiPriority="69" w:unhideWhenUsed="0"/>
+    <w:lsdException w:name="Dark List Accent 2" w:semiHidden="0" w:uiPriority="70" w:unhideWhenUsed="0"/>
+    <w:lsdException w:name="Colorful Shading Accent 2" w:semiHidden="0" w:uiPriority="71" w:unhideWhenUsed="0"/>
+    <w:lsdException w:name="Colorful List Accent 2" w:semiHidden="0" w:uiPriority="72" w:unhideWhenUsed="0"/>
+    <w:lsdException w:name="Colorful Grid Accent 2" w:semiHidden="0" w:uiPriority="73" w:unhideWhenUsed="0"/>
+    <w:lsdException w:name="Light Shading Accent 3" w:semiHidden="0" w:uiPriority="60" w:unhideWhenUsed="0"/>
+    <w:lsdException w:name="Light List Accent 3" w:semiHidden="0" w:uiPriority="61" w:unhideWhenUsed="0"/>
+    <w:lsdException w:name="Light Grid Accent 3" w:semiHidden="0" w:uiPriority="62" w:unhideWhenUsed="0"/>
+    <w:lsdException w:name="Medium Shading 1 Accent 3" w:semiHidden="0" w:uiPriority="63" w:unhideWhenUsed="0"/>
+    <w:lsdException w:name="Medium Shading 2 Accent 3" w:semiHidden="0" w:uiPriority="64" w:unhideWhenUsed="0"/>
+    <w:lsdException w:name="Medium List 1 Accent 3" w:semiHidden="0" w:uiPriority="65" w:unhideWhenUsed="0"/>
+    <w:lsdException w:name="Medium List 2 Accent 3" w:semiHidden="0" w:uiPriority="66" w:unhideWhenUsed="0"/>
+    <w:lsdException w:name="Medium Grid 1 Accent 3" w:semiHidden="0" w:uiPriority="67" w:unhideWhenUsed="0"/>
+    <w:lsdException w:name="Medium Grid 2 Accent 3" w:semiHidden="0" w:uiPriority="68" w:unhideWhenUsed="0"/>
+    <w:lsdException w:name="Medium Grid 3 Accent 3" w:semiHidden="0" w:uiPriority="69" w:unhideWhenUsed="0"/>
+    <w:lsdException w:name="Dark List Accent 3" w:semiHidden="0" w:uiPriority="70" w:unhideWhenUsed="0"/>
+    <w:lsdException w:name="Colorful Shading Accent 3" w:semiHidden="0" w:uiPriority="71" w:unhideWhenUsed="0"/>
+    <w:lsdException w:name="Colorful List Accent 3" w:semiHidden="0" w:uiPriority="72" w:unhideWhenUsed="0"/>
+    <w:lsdException w:name="Colorful Grid Accent 3" w:semiHidden="0" w:uiPriority="73" w:unhideWhenUsed="0"/>
+    <w:lsdException w:name="Light Shading Accent 4" w:semiHidden="0" w:uiPriority="60" w:unhideWhenUsed="0"/>
+    <w:lsdException w:name="Light List Accent 4" w:semiHidden="0" w:uiPriority="61" w:unhideWhenUsed="0"/>
+    <w:lsdException w:name="Light Grid Accent 4" w:semiHidden="0" w:uiPriority="62" w:unhideWhenUsed="0"/>
+    <w:lsdException w:name="Medium Shading 1 Accent 4" w:semiHidden="0" w:uiPriority="63" w:unhideWhenUsed="0"/>
+    <w:lsdException w:name="Medium Shading 2 Accent 4" w:semiHidden="0" w:uiPriority="64" w:unhideWhenUsed="0"/>
+    <w:lsdException w:name="Medium List 1 Accent 4" w:semiHidden="0" w:uiPriority="65" w:unhideWhenUsed="0"/>
+    <w:lsdException w:name="Medium List 2 Accent 4" w:semiHidden="0" w:uiPriority="66" w:unhideWhenUsed="0"/>
+    <w:lsdException w:name="Medium Grid 1 Accent 4" w:semiHidden="0" w:uiPriority="67" w:unhideWhenUsed="0"/>
+    <w:lsdException w:name="Medium Grid 2 Accent 4" w:semiHidden="0" w:uiPriority="68" w:unhideWhenUsed="0"/>
+    <w:lsdException w:name="Medium Grid 3 Accent 4" w:semiHidden="0" w:uiPriority="69" w:unhideWhenUsed="0"/>
+    <w:lsdException w:name="Dark List Accent 4" w:semiHidden="0" w:uiPriority="70" w:unhideWhenUsed="0"/>
+    <w:lsdException w:name="Colorful Shading Accent 4" w:semiHidden="0" w:uiPriority="71" w:unhideWhenUsed="0"/>
+    <w:lsdException w:name="Colorful List Accent 4" w:semiHidden="0" w:uiPriority="72" w:unhideWhenUsed="0"/>
+    <w:lsdException w:name="Colorful Grid Accent 4" w:semiHidden="0" w:uiPriority="73" w:unhideWhenUsed="0"/>
+    <w:lsdException w:name="Light Shading Accent 5" w:semiHidden="0" w:uiPriority="60" w:unhideWhenUsed="0"/>
+    <w:lsdException w:name="Light List Accent 5" w:semiHidden="0" w:uiPriority="61" w:unhideWhenUsed="0"/>
+    <w:lsdException w:name="Light Grid Accent 5" w:semiHidden="0" w:uiPriority="62" w:unhideWhenUsed="0"/>
+    <w:lsdException w:name="Medium Shading 1 Accent 5" w:semiHidden="0" w:uiPriority="63" w:unhideWhenUsed="0"/>
+    <w:lsdException w:name="Medium Shading 2 Accent 5" w:semiHidden="0" w:uiPriority="64" w:unhideWhenUsed="0"/>
+    <w:lsdException w:name="Medium List 1 Accent 5" w:semiHidden="0" w:uiPriority="65" w:unhideWhenUsed="0"/>
+    <w:lsdException w:name="Medium List 2 Accent 5" w:semiHidden="0" w:uiPriority="66" w:unhideWhenUsed="0"/>
+    <w:lsdException w:name="Medium Grid 1 Accent 5" w:semiHidden="0" w:uiPriority="67" w:unhideWhenUsed="0"/>
+    <w:lsdException w:name="Medium Grid 2 Accent 5" w:semiHidden="0" w:uiPriority="68" w:unhideWhenUsed="0"/>
+    <w:lsdException w:name="Medium Grid 3 Accent 5" w:semiHidden="0" w:uiPriority="69" w:unhideWhenUsed="0"/>
+    <w:lsdException w:name="Dark List Accent 5" w:semiHidden="0" w:uiPriority="70" w:unhideWhenUsed="0"/>
+    <w:lsdException w:name="Colorful Shading Accent 5" w:semiHidden="0" w:uiPriority="71" w:unhideWhenUsed="0"/>
+    <w:lsdException w:name="Colorful List Accent 5" w:semiHidden="0" w:uiPriority="72" w:unhideWhenUsed="0"/>
+    <w:lsdException w:name="Colorful Grid Accent 5" w:semiHidden="0" w:uiPriority="73" w:unhideWhenUsed="0"/>
+    <w:lsdException w:name="Light Shading Accent 6" w:semiHidden="0" w:uiPriority="60" w:unhideWhenUsed="0"/>
+    <w:lsdException w:name="Light List Accent 6" w:semiHidden="0" w:uiPriority="61" w:unhideWhenUsed="0"/>
+    <w:lsdException w:name="Light Grid Accent 6" w:semiHidden="0" w:uiPriority="62" w:unhideWhenUsed="0"/>
+    <w:lsdException w:name="Medium Shading 1 Accent 6" w:semiHidden="0" w:uiPriority="63" w:unhideWhenUsed="0"/>
+    <w:lsdException w:name="Medium Shading 2 Accent 6" w:semiHidden="0" w:uiPriority="64" w:unhideWhenUsed="0"/>
+    <w:lsdException w:name="Medium List 1 Accent 6" w:semiHidden="0" w:uiPriority="65" w:unhideWhenUsed="0"/>
+    <w:lsdException w:name="Medium List 2 Accent 6" w:semiHidden="0" w:uiPriority="66" w:unhideWhenUsed="0"/>
+    <w:lsdException w:name="Medium Grid 1 Accent 6" w:semiHidden="0" w:uiPriority="67" w:unhideWhenUsed="0"/>
+    <w:lsdException w:name="Medium Grid 2 Accent 6" w:semiHidden="0" w:uiPriority="68" w:unhideWhenUsed="0"/>
+    <w:lsdException w:name="Medium Grid 3 Accent 6" w:semiHidden="0" w:uiPriority="69" w:unhideWhenUsed="0"/>
+    <w:lsdException w:name="Dark List Accent 6" w:semiHidden="0" w:uiPriority="70" w:unhideWhenUsed="0"/>
+    <w:lsdException w:name="Colorful Shading Accent 6" w:semiHidden="0" w:uiPriority="71" w:unhideWhenUsed="0"/>
+    <w:lsdException w:name="Colorful List Accent 6" w:semiHidden="0" w:uiPriority="72" w:unhideWhenUsed="0"/>
+    <w:lsdException w:name="Colorful Grid Accent 6" w:semiHidden="0" w:uiPriority="73" w:unhideWhenUsed="0"/>
+  </w:latentStyles>
+  <w:style w:default="1" w:styleId="1" w:type="paragraph">
     <w:name w:val="Normal"/>
     <w:qFormat/>
-  </w:style>
-  <w:style w:styleId="BodyText" w:type="paragraph">
-    <w:name w:val="Body Text"/>
-    <w:basedOn w:val="Normal"/>
-    <w:link w:val="BodyTextChar"/>
-    <w:qFormat/>
+    <w:uiPriority w:val="0"/>
     <w:pPr>
-      <w:spacing w:after="180" w:before="180"/>
-    </w:pPr>
-  </w:style>
-  <w:style w:customStyle="1" w:styleId="FirstParagraph" w:type="paragraph">
-    <w:name w:val="First Paragraph"/>
-    <w:basedOn w:val="BodyText"/>
-    <w:next w:val="BodyText"/>
-    <w:qFormat/>
-  </w:style>
-  <w:style w:customStyle="1" w:styleId="Compact" w:type="paragraph">
-    <w:name w:val="Compact"/>
-    <w:basedOn w:val="BodyText"/>
-    <w:qFormat/>
-    <w:pPr>
-      <w:spacing w:after="36" w:before="36"/>
-    </w:pPr>
-  </w:style>
-  <w:style w:styleId="Title" w:type="paragraph">
-    <w:name w:val="Title"/>
-    <w:basedOn w:val="Normal"/>
-    <w:next w:val="BodyText"/>
-    <w:qFormat/>
-    <w:pPr>
-      <w:keepNext/>
-      <w:keepLines/>
-      <w:spacing w:after="240" w:before="480"/>
-      <w:jc w:val="center"/>
+      <w:spacing w:after="200"/>
     </w:pPr>
     <w:rPr>
-      <w:rFonts w:asciiTheme="majorHAnsi" w:cstheme="majorBidi" w:eastAsiaTheme="majorEastAsia" w:hAnsiTheme="majorHAnsi"/>
-      <w:b/>
-      <w:bCs/>
-      <w:color w:themeColor="accent1" w:themeShade="B5" w:val="345A8A"/>
-      <w:sz w:val="36"/>
-      <w:szCs w:val="36"/>
+      <w:rFonts w:asciiTheme="minorHAnsi" w:cstheme="minorBidi" w:eastAsiaTheme="minorHAnsi" w:hAnsiTheme="minorHAnsi"/>
+      <w:sz w:val="24"/>
+      <w:szCs w:val="24"/>
+      <w:lang w:bidi="ar-SA" w:eastAsia="en-US" w:val="en-US"/>
     </w:rPr>
   </w:style>
-  <w:style w:styleId="Subtitle" w:type="paragraph">
-    <w:name w:val="Subtitle"/>
-    <w:basedOn w:val="Title"/>
-    <w:next w:val="BodyText"/>
+  <w:style w:styleId="2" w:type="paragraph">
+    <w:name w:val="heading 1"/>
+    <w:basedOn w:val="1"/>
+    <w:next w:val="3"/>
     <w:qFormat/>
-    <w:pPr>
-      <w:keepNext/>
-      <w:keepLines/>
-      <w:spacing w:after="240" w:before="240"/>
-      <w:jc w:val="center"/>
-    </w:pPr>
-    <w:rPr>
-      <w:sz w:val="30"/>
-      <w:szCs w:val="30"/>
-    </w:rPr>
-  </w:style>
-  <w:style w:customStyle="1" w:styleId="Author" w:type="paragraph">
-    <w:name w:val="Author"/>
-    <w:next w:val="BodyText"/>
-    <w:qFormat/>
-    <w:pPr>
-      <w:keepNext/>
-      <w:keepLines/>
-      <w:jc w:val="center"/>
-    </w:pPr>
-  </w:style>
-  <w:style w:styleId="Date" w:type="paragraph">
-    <w:name w:val="Date"/>
-    <w:next w:val="BodyText"/>
-    <w:qFormat/>
-    <w:pPr>
-      <w:keepNext/>
-      <w:keepLines/>
-      <w:jc w:val="center"/>
-    </w:pPr>
-  </w:style>
-  <w:style w:customStyle="1" w:styleId="AbstractTitle" w:type="paragraph">
-    <w:name w:val="Abstract Title"/>
-    <w:basedOn w:val="Normal"/>
-    <w:next w:val="Abstract"/>
-    <w:qFormat/>
-    <w:pPr>
-      <w:keepNext/>
-      <w:keepLines/>
-      <w:spacing w:after="0" w:before="300"/>
-      <w:jc w:val="center"/>
-    </w:pPr>
-    <w:rPr>
-      <w:b/>
-      <w:color w:val="345A8A"/>
-      <w:sz w:val="20"/>
-      <w:szCs w:val="20"/>
-    </w:rPr>
-  </w:style>
-  <w:style w:customStyle="1" w:styleId="Abstract" w:type="paragraph">
-    <w:name w:val="Abstract"/>
-    <w:basedOn w:val="Normal"/>
-    <w:next w:val="BodyText"/>
-    <w:qFormat/>
-    <w:pPr>
-      <w:keepNext/>
-      <w:keepLines/>
-      <w:spacing w:after="300" w:before="100"/>
-    </w:pPr>
-    <w:rPr>
-      <w:sz w:val="20"/>
-      <w:szCs w:val="20"/>
-    </w:rPr>
-  </w:style>
-  <w:style w:styleId="Bibliography" w:type="paragraph">
-    <w:name w:val="Bibliography"/>
-    <w:basedOn w:val="Normal"/>
-    <w:next w:val="Bibliography"/>
-    <w:qFormat/>
-    <w:pPr/>
-    <w:rPr/>
-  </w:style>
-  <w:style w:styleId="Heading1" w:type="paragraph">
-    <w:name w:val="Heading 1"/>
-    <w:basedOn w:val="Normal"/>
-    <w:next w:val="BodyText"/>
     <w:uiPriority w:val="9"/>
-    <w:qFormat/>
     <w:pPr>
       <w:keepNext/>
       <w:keepLines/>
@@ -3860,13 +4638,13 @@
       <w:szCs w:val="32"/>
     </w:rPr>
   </w:style>
-  <w:style w:styleId="Heading2" w:type="paragraph">
-    <w:name w:val="Heading 2"/>
-    <w:basedOn w:val="Normal"/>
-    <w:next w:val="BodyText"/>
-    <w:uiPriority w:val="9"/>
+  <w:style w:styleId="4" w:type="paragraph">
+    <w:name w:val="heading 2"/>
+    <w:basedOn w:val="1"/>
+    <w:next w:val="3"/>
     <w:unhideWhenUsed/>
     <w:qFormat/>
+    <w:uiPriority w:val="9"/>
     <w:pPr>
       <w:keepNext/>
       <w:keepLines/>
@@ -3882,13 +4660,13 @@
       <w:szCs w:val="28"/>
     </w:rPr>
   </w:style>
-  <w:style w:styleId="Heading3" w:type="paragraph">
-    <w:name w:val="Heading 3"/>
-    <w:basedOn w:val="Normal"/>
-    <w:next w:val="BodyText"/>
-    <w:uiPriority w:val="9"/>
+  <w:style w:styleId="5" w:type="paragraph">
+    <w:name w:val="heading 3"/>
+    <w:basedOn w:val="1"/>
+    <w:next w:val="3"/>
     <w:unhideWhenUsed/>
     <w:qFormat/>
+    <w:uiPriority w:val="9"/>
     <w:pPr>
       <w:keepNext/>
       <w:keepLines/>
@@ -3904,13 +4682,13 @@
       <w:szCs w:val="24"/>
     </w:rPr>
   </w:style>
-  <w:style w:styleId="Heading4" w:type="paragraph">
-    <w:name w:val="Heading 4"/>
-    <w:basedOn w:val="Normal"/>
-    <w:next w:val="BodyText"/>
-    <w:uiPriority w:val="9"/>
+  <w:style w:styleId="6" w:type="paragraph">
+    <w:name w:val="heading 4"/>
+    <w:basedOn w:val="1"/>
+    <w:next w:val="3"/>
     <w:unhideWhenUsed/>
     <w:qFormat/>
+    <w:uiPriority w:val="9"/>
     <w:pPr>
       <w:keepNext/>
       <w:keepLines/>
@@ -3926,13 +4704,13 @@
       <w:szCs w:val="24"/>
     </w:rPr>
   </w:style>
-  <w:style w:styleId="Heading5" w:type="paragraph">
-    <w:name w:val="Heading 5"/>
-    <w:basedOn w:val="Normal"/>
-    <w:next w:val="BodyText"/>
-    <w:uiPriority w:val="9"/>
+  <w:style w:styleId="7" w:type="paragraph">
+    <w:name w:val="heading 5"/>
+    <w:basedOn w:val="1"/>
+    <w:next w:val="3"/>
     <w:unhideWhenUsed/>
     <w:qFormat/>
+    <w:uiPriority w:val="9"/>
     <w:pPr>
       <w:keepNext/>
       <w:keepLines/>
@@ -3947,13 +4725,13 @@
       <w:szCs w:val="24"/>
     </w:rPr>
   </w:style>
-  <w:style w:styleId="Heading6" w:type="paragraph">
-    <w:name w:val="Heading 6"/>
-    <w:basedOn w:val="Normal"/>
-    <w:next w:val="BodyText"/>
-    <w:uiPriority w:val="9"/>
+  <w:style w:styleId="8" w:type="paragraph">
+    <w:name w:val="heading 6"/>
+    <w:basedOn w:val="1"/>
+    <w:next w:val="3"/>
     <w:unhideWhenUsed/>
     <w:qFormat/>
+    <w:uiPriority w:val="9"/>
     <w:pPr>
       <w:keepNext/>
       <w:keepLines/>
@@ -3967,13 +4745,13 @@
       <w:szCs w:val="24"/>
     </w:rPr>
   </w:style>
-  <w:style w:styleId="Heading7" w:type="paragraph">
-    <w:name w:val="Heading 7"/>
-    <w:basedOn w:val="Normal"/>
-    <w:next w:val="BodyText"/>
-    <w:uiPriority w:val="9"/>
+  <w:style w:styleId="9" w:type="paragraph">
+    <w:name w:val="heading 7"/>
+    <w:basedOn w:val="1"/>
+    <w:next w:val="3"/>
     <w:unhideWhenUsed/>
     <w:qFormat/>
+    <w:uiPriority w:val="9"/>
     <w:pPr>
       <w:keepNext/>
       <w:keepLines/>
@@ -3987,13 +4765,13 @@
       <w:szCs w:val="24"/>
     </w:rPr>
   </w:style>
-  <w:style w:styleId="Heading8" w:type="paragraph">
-    <w:name w:val="Heading 8"/>
-    <w:basedOn w:val="Normal"/>
-    <w:next w:val="BodyText"/>
-    <w:uiPriority w:val="9"/>
+  <w:style w:styleId="10" w:type="paragraph">
+    <w:name w:val="heading 8"/>
+    <w:basedOn w:val="1"/>
+    <w:next w:val="3"/>
     <w:unhideWhenUsed/>
     <w:qFormat/>
+    <w:uiPriority w:val="9"/>
     <w:pPr>
       <w:keepNext/>
       <w:keepLines/>
@@ -4007,13 +4785,13 @@
       <w:szCs w:val="24"/>
     </w:rPr>
   </w:style>
-  <w:style w:styleId="Heading9" w:type="paragraph">
-    <w:name w:val="Heading 9"/>
-    <w:basedOn w:val="Normal"/>
-    <w:next w:val="BodyText"/>
-    <w:uiPriority w:val="9"/>
+  <w:style w:styleId="11" w:type="paragraph">
+    <w:name w:val="heading 9"/>
+    <w:basedOn w:val="1"/>
+    <w:next w:val="3"/>
     <w:unhideWhenUsed/>
     <w:qFormat/>
+    <w:uiPriority w:val="9"/>
     <w:pPr>
       <w:keepNext/>
       <w:keepLines/>
@@ -4027,51 +4805,242 @@
       <w:szCs w:val="24"/>
     </w:rPr>
   </w:style>
-  <w:style w:styleId="BlockText" w:type="paragraph">
-    <w:name w:val="Block Text"/>
-    <w:basedOn w:val="BodyText"/>
-    <w:next w:val="BodyText"/>
-    <w:uiPriority w:val="9"/>
+  <w:style w:default="1" w:styleId="19" w:type="character">
+    <w:name w:val="Default Paragraph Font"/>
+    <w:semiHidden/>
     <w:unhideWhenUsed/>
     <w:qFormat/>
+    <w:uiPriority w:val="0"/>
+  </w:style>
+  <w:style w:default="1" w:styleId="18" w:type="table">
+    <w:name w:val="Normal Table"/>
+    <w:uiPriority w:val="0"/>
+    <w:tblPr>
+      <w:tblCellMar>
+        <w:top w:type="dxa" w:w="0"/>
+        <w:left w:type="dxa" w:w="108"/>
+        <w:bottom w:type="dxa" w:w="0"/>
+        <w:right w:type="dxa" w:w="108"/>
+      </w:tblCellMar>
+    </w:tblPr>
+  </w:style>
+  <w:style w:styleId="3" w:type="paragraph">
+    <w:name w:val="Body Text"/>
+    <w:basedOn w:val="1"/>
+    <w:link w:val="21"/>
+    <w:qFormat/>
+    <w:uiPriority w:val="0"/>
+    <w:pPr>
+      <w:spacing w:after="180" w:before="180"/>
+    </w:pPr>
+  </w:style>
+  <w:style w:styleId="12" w:type="paragraph">
+    <w:name w:val="caption"/>
+    <w:basedOn w:val="1"/>
+    <w:qFormat/>
+    <w:uiPriority w:val="0"/>
+    <w:pPr>
+      <w:spacing w:after="120" w:before="0"/>
+    </w:pPr>
+    <w:rPr>
+      <w:i/>
+    </w:rPr>
+  </w:style>
+  <w:style w:styleId="13" w:type="paragraph">
+    <w:name w:val="Block Text"/>
+    <w:basedOn w:val="3"/>
+    <w:next w:val="3"/>
+    <w:unhideWhenUsed/>
+    <w:qFormat/>
+    <w:uiPriority w:val="9"/>
     <w:pPr>
       <w:spacing w:after="100" w:before="100"/>
       <w:ind w:firstLine="0" w:left="480" w:right="480"/>
     </w:pPr>
   </w:style>
-  <w:style w:styleId="FootnoteText" w:type="paragraph">
-    <w:name w:val="Footnote Text"/>
-    <w:basedOn w:val="Normal"/>
-    <w:next w:val="FootnoteText"/>
-    <w:uiPriority w:val="9"/>
+  <w:style w:styleId="14" w:type="paragraph">
+    <w:name w:val="Date"/>
+    <w:next w:val="3"/>
+    <w:qFormat/>
+    <w:uiPriority w:val="0"/>
+    <w:pPr>
+      <w:keepNext/>
+      <w:keepLines/>
+      <w:spacing w:after="200"/>
+      <w:jc w:val="center"/>
+    </w:pPr>
+    <w:rPr>
+      <w:rFonts w:asciiTheme="minorHAnsi" w:cstheme="minorBidi" w:eastAsiaTheme="minorHAnsi" w:hAnsiTheme="minorHAnsi"/>
+      <w:sz w:val="24"/>
+      <w:szCs w:val="24"/>
+      <w:lang w:bidi="ar-SA" w:eastAsia="en-US" w:val="en-US"/>
+    </w:rPr>
+  </w:style>
+  <w:style w:styleId="15" w:type="paragraph">
+    <w:name w:val="Subtitle"/>
+    <w:basedOn w:val="16"/>
+    <w:next w:val="3"/>
+    <w:qFormat/>
+    <w:uiPriority w:val="0"/>
+    <w:pPr>
+      <w:keepNext/>
+      <w:keepLines/>
+      <w:spacing w:after="240" w:before="240"/>
+      <w:jc w:val="center"/>
+    </w:pPr>
+    <w:rPr>
+      <w:sz w:val="30"/>
+      <w:szCs w:val="30"/>
+    </w:rPr>
+  </w:style>
+  <w:style w:styleId="16" w:type="paragraph">
+    <w:name w:val="Title"/>
+    <w:basedOn w:val="1"/>
+    <w:next w:val="3"/>
+    <w:qFormat/>
+    <w:uiPriority w:val="0"/>
+    <w:pPr>
+      <w:keepNext/>
+      <w:keepLines/>
+      <w:spacing w:after="240" w:before="480"/>
+      <w:jc w:val="center"/>
+    </w:pPr>
+    <w:rPr>
+      <w:rFonts w:asciiTheme="majorHAnsi" w:cstheme="majorBidi" w:eastAsiaTheme="majorEastAsia" w:hAnsiTheme="majorHAnsi"/>
+      <w:b/>
+      <w:bCs/>
+      <w:color w:themeColor="accent1" w:themeShade="B5" w:val="335B8A"/>
+      <w:sz w:val="36"/>
+      <w:szCs w:val="36"/>
+    </w:rPr>
+  </w:style>
+  <w:style w:styleId="17" w:type="paragraph">
+    <w:name w:val="footnote text"/>
+    <w:basedOn w:val="1"/>
     <w:unhideWhenUsed/>
     <w:qFormat/>
-  </w:style>
-  <w:style w:styleId="FootnoteBlockText" w:type="paragraph">
+    <w:uiPriority w:val="9"/>
+  </w:style>
+  <w:style w:styleId="20" w:type="character">
+    <w:name w:val="Hyperlink"/>
+    <w:basedOn w:val="21"/>
+    <w:uiPriority w:val="0"/>
+    <w:rPr>
+      <w:color w:themeColor="accent1" w:val="4F81BD"/>
+    </w:rPr>
+  </w:style>
+  <w:style w:customStyle="1" w:styleId="21" w:type="character">
+    <w:name w:val="Body Text Char"/>
+    <w:basedOn w:val="19"/>
+    <w:link w:val="3"/>
+    <w:uiPriority w:val="0"/>
+  </w:style>
+  <w:style w:styleId="22" w:type="character">
+    <w:name w:val="footnote reference"/>
+    <w:basedOn w:val="21"/>
+    <w:uiPriority w:val="0"/>
+    <w:rPr>
+      <w:vertAlign w:val="superscript"/>
+    </w:rPr>
+  </w:style>
+  <w:style w:customStyle="1" w:styleId="23" w:type="paragraph">
+    <w:name w:val="First Paragraph"/>
+    <w:basedOn w:val="3"/>
+    <w:next w:val="3"/>
+    <w:qFormat/>
+    <w:uiPriority w:val="0"/>
+  </w:style>
+  <w:style w:customStyle="1" w:styleId="24" w:type="paragraph">
+    <w:name w:val="Compact"/>
+    <w:basedOn w:val="3"/>
+    <w:qFormat/>
+    <w:uiPriority w:val="0"/>
+    <w:pPr>
+      <w:spacing w:after="36" w:before="36"/>
+    </w:pPr>
+  </w:style>
+  <w:style w:customStyle="1" w:styleId="25" w:type="paragraph">
+    <w:name w:val="Author"/>
+    <w:next w:val="3"/>
+    <w:qFormat/>
+    <w:uiPriority w:val="0"/>
+    <w:pPr>
+      <w:keepNext/>
+      <w:keepLines/>
+      <w:spacing w:after="200"/>
+      <w:jc w:val="center"/>
+    </w:pPr>
+    <w:rPr>
+      <w:rFonts w:asciiTheme="minorHAnsi" w:cstheme="minorBidi" w:eastAsiaTheme="minorHAnsi" w:hAnsiTheme="minorHAnsi"/>
+      <w:sz w:val="24"/>
+      <w:szCs w:val="24"/>
+      <w:lang w:bidi="ar-SA" w:eastAsia="en-US" w:val="en-US"/>
+    </w:rPr>
+  </w:style>
+  <w:style w:customStyle="1" w:styleId="26" w:type="paragraph">
+    <w:name w:val="Abstract Title"/>
+    <w:basedOn w:val="1"/>
+    <w:next w:val="27"/>
+    <w:qFormat/>
+    <w:uiPriority w:val="0"/>
+    <w:pPr>
+      <w:keepNext/>
+      <w:keepLines/>
+      <w:spacing w:after="0" w:before="300"/>
+      <w:jc w:val="center"/>
+    </w:pPr>
+    <w:rPr>
+      <w:b/>
+      <w:color w:val="345A8A"/>
+      <w:sz w:val="20"/>
+      <w:szCs w:val="20"/>
+    </w:rPr>
+  </w:style>
+  <w:style w:customStyle="1" w:styleId="27" w:type="paragraph">
+    <w:name w:val="Abstract"/>
+    <w:basedOn w:val="1"/>
+    <w:next w:val="3"/>
+    <w:qFormat/>
+    <w:uiPriority w:val="0"/>
+    <w:pPr>
+      <w:keepNext/>
+      <w:keepLines/>
+      <w:spacing w:after="300" w:before="100"/>
+    </w:pPr>
+    <w:rPr>
+      <w:sz w:val="20"/>
+      <w:szCs w:val="20"/>
+    </w:rPr>
+  </w:style>
+  <w:style w:customStyle="1" w:styleId="28" w:type="paragraph">
+    <w:name w:val="Bibliography"/>
+    <w:basedOn w:val="1"/>
+    <w:qFormat/>
+    <w:uiPriority w:val="0"/>
+  </w:style>
+  <w:style w:customStyle="1" w:styleId="29" w:type="paragraph">
     <w:name w:val="Footnote Block Text"/>
-    <w:basedOn w:val="Footnote Text"/>
-    <w:next w:val="Footnote Text"/>
-    <w:uiPriority w:val="9"/>
     <w:unhideWhenUsed/>
     <w:qFormat/>
+    <w:uiPriority w:val="9"/>
     <w:pPr>
       <w:spacing w:after="100" w:before="100"/>
       <w:ind w:firstLine="0" w:left="480" w:right="480"/>
     </w:pPr>
-  </w:style>
-  <w:style w:default="1" w:styleId="DefaultParagraphFont" w:type="character">
-    <w:name w:val="Default Paragraph Font"/>
-    <w:semiHidden/>
-    <w:unhideWhenUsed/>
-  </w:style>
-  <w:style w:default="1" w:styleId="Table" w:type="table">
+    <w:rPr>
+      <w:rFonts w:asciiTheme="minorHAnsi" w:cstheme="minorBidi" w:eastAsiaTheme="minorHAnsi" w:hAnsiTheme="minorHAnsi"/>
+      <w:sz w:val="24"/>
+      <w:szCs w:val="24"/>
+      <w:lang w:bidi="ar-SA" w:eastAsia="en-US" w:val="en-US"/>
+    </w:rPr>
+  </w:style>
+  <w:style w:customStyle="1" w:styleId="30" w:type="table">
     <w:name w:val="Table"/>
-    <w:basedOn w:val="TableNormal"/>
     <w:semiHidden/>
     <w:unhideWhenUsed/>
     <w:qFormat/>
+    <w:uiPriority w:val="0"/>
     <w:tblPr>
-      <w:tblInd w:type="dxa" w:w="0"/>
       <w:tblCellMar>
         <w:top w:type="dxa" w:w="0"/>
         <w:left w:type="dxa" w:w="108"/>
@@ -4080,25 +5049,21 @@
       </w:tblCellMar>
     </w:tblPr>
     <w:tblStylePr w:type="firstRow">
-      <w:tblPr>
-        <w:jc w:val="left"/>
-        <w:tblInd w:type="dxa" w:w="0"/>
-      </w:tblPr>
-      <w:trPr>
-        <w:jc w:val="left"/>
-      </w:trPr>
+      <w:tblPr/>
       <w:tcPr>
         <w:tcBorders>
-          <w:bottom w:val="single"/>
+          <w:bottom w:color="auto" w:space="0" w:sz="0" w:val="single"/>
         </w:tcBorders>
         <w:vAlign w:val="bottom"/>
       </w:tcPr>
     </w:tblStylePr>
   </w:style>
-  <w:style w:customStyle="1" w:styleId="DefinitionTerm" w:type="paragraph">
+  <w:style w:customStyle="1" w:styleId="31" w:type="paragraph">
     <w:name w:val="Definition Term"/>
-    <w:basedOn w:val="Normal"/>
-    <w:next w:val="Definition"/>
+    <w:basedOn w:val="1"/>
+    <w:next w:val="32"/>
+    <w:qFormat/>
+    <w:uiPriority w:val="0"/>
     <w:pPr>
       <w:keepNext/>
       <w:keepLines/>
@@ -4108,81 +5073,70 @@
       <w:b/>
     </w:rPr>
   </w:style>
-  <w:style w:customStyle="1" w:styleId="Definition" w:type="paragraph">
+  <w:style w:customStyle="1" w:styleId="32" w:type="paragraph">
     <w:name w:val="Definition"/>
-    <w:basedOn w:val="Normal"/>
-  </w:style>
-  <w:style w:styleId="Caption" w:type="paragraph">
-    <w:name w:val="Caption"/>
-    <w:basedOn w:val="Normal"/>
-    <w:link w:val="BodyTextChar"/>
-    <w:pPr>
-      <w:spacing w:after="120" w:before="0"/>
-    </w:pPr>
-    <w:rPr>
-      <w:i/>
-    </w:rPr>
-  </w:style>
-  <w:style w:customStyle="1" w:styleId="TableCaption" w:type="paragraph">
+    <w:basedOn w:val="1"/>
+    <w:qFormat/>
+    <w:uiPriority w:val="0"/>
+  </w:style>
+  <w:style w:customStyle="1" w:styleId="33" w:type="paragraph">
     <w:name w:val="Table Caption"/>
-    <w:basedOn w:val="Caption"/>
+    <w:basedOn w:val="12"/>
+    <w:qFormat/>
+    <w:uiPriority w:val="0"/>
     <w:pPr>
       <w:keepNext/>
     </w:pPr>
   </w:style>
-  <w:style w:customStyle="1" w:styleId="ImageCaption" w:type="paragraph">
+  <w:style w:customStyle="1" w:styleId="34" w:type="paragraph">
     <w:name w:val="Image Caption"/>
-    <w:basedOn w:val="Caption"/>
-  </w:style>
-  <w:style w:customStyle="1" w:styleId="Figure" w:type="paragraph">
+    <w:basedOn w:val="12"/>
+    <w:uiPriority w:val="0"/>
+  </w:style>
+  <w:style w:customStyle="1" w:styleId="35" w:type="paragraph">
     <w:name w:val="Figure"/>
-    <w:basedOn w:val="Normal"/>
-  </w:style>
-  <w:style w:customStyle="1" w:styleId="CaptionedFigure" w:type="paragraph">
+    <w:basedOn w:val="1"/>
+    <w:uiPriority w:val="0"/>
+  </w:style>
+  <w:style w:customStyle="1" w:styleId="36" w:type="paragraph">
     <w:name w:val="Captioned Figure"/>
-    <w:basedOn w:val="Figure"/>
+    <w:basedOn w:val="35"/>
+    <w:uiPriority w:val="0"/>
     <w:pPr>
       <w:keepNext/>
     </w:pPr>
   </w:style>
-  <w:style w:customStyle="1" w:styleId="BodyTextChar" w:type="character">
-    <w:name w:val="Body Text Char"/>
-    <w:basedOn w:val="DefaultParagraphFont"/>
-    <w:link w:val="BodyText"/>
-  </w:style>
-  <w:style w:customStyle="1" w:styleId="VerbatimChar" w:type="character">
+  <w:style w:customStyle="1" w:styleId="37" w:type="character">
     <w:name w:val="Verbatim Char"/>
-    <w:basedOn w:val="BodyTextChar"/>
+    <w:basedOn w:val="21"/>
+    <w:link w:val="38"/>
+    <w:uiPriority w:val="0"/>
     <w:rPr>
       <w:rFonts w:ascii="Consolas" w:hAnsi="Consolas"/>
       <w:sz w:val="22"/>
     </w:rPr>
   </w:style>
-  <w:style w:customStyle="1" w:styleId="SectionNumber" w:type="character">
+  <w:style w:customStyle="1" w:styleId="38" w:type="paragraph">
+    <w:name w:val="Source Code"/>
+    <w:basedOn w:val="1"/>
+    <w:link w:val="37"/>
+    <w:uiPriority w:val="0"/>
+    <w:pPr>
+      <w:wordWrap w:val="0"/>
+    </w:pPr>
+  </w:style>
+  <w:style w:customStyle="1" w:styleId="39" w:type="character">
     <w:name w:val="Section Number"/>
-    <w:basedOn w:val="BodyTextChar"/>
-  </w:style>
-  <w:style w:styleId="FootnoteReference" w:type="character">
-    <w:name w:val="Footnote Reference"/>
-    <w:basedOn w:val="BodyTextChar"/>
-    <w:rPr>
-      <w:vertAlign w:val="superscript"/>
-    </w:rPr>
-  </w:style>
-  <w:style w:styleId="Hyperlink" w:type="character">
-    <w:name w:val="Hyperlink"/>
-    <w:basedOn w:val="BodyTextChar"/>
-    <w:rPr>
-      <w:color w:themeColor="accent1" w:val="4F81BD"/>
-    </w:rPr>
-  </w:style>
-  <w:style w:styleId="TOCHeading" w:type="paragraph">
+    <w:basedOn w:val="21"/>
+    <w:uiPriority w:val="0"/>
+  </w:style>
+  <w:style w:customStyle="1" w:styleId="40" w:type="paragraph">
     <w:name w:val="TOC Heading"/>
-    <w:basedOn w:val="Heading1"/>
-    <w:next w:val="BodyText"/>
-    <w:uiPriority w:val="39"/>
+    <w:basedOn w:val="2"/>
+    <w:next w:val="3"/>
     <w:unhideWhenUsed/>
     <w:qFormat/>
+    <w:uiPriority w:val="39"/>
     <w:pPr>
       <w:spacing w:before="240" w:line="259" w:lineRule="auto"/>
       <w:outlineLvl w:val="9"/>
@@ -4191,242 +5145,269 @@
       <w:rFonts w:asciiTheme="majorHAnsi" w:cstheme="majorBidi" w:eastAsiaTheme="majorEastAsia" w:hAnsiTheme="majorHAnsi"/>
       <w:b w:val="0"/>
       <w:bCs w:val="0"/>
-      <w:color w:themeColor="accent1" w:themeShade="BF" w:val="365F91"/>
+      <w:color w:themeColor="accent1" w:themeShade="BF" w:val="366091"/>
     </w:rPr>
   </w:style>
-  <w:style w:type="paragraph" w:customStyle="1" w:styleId="SourceCode">
-    <w:name w:val="Source Code"/>
-    <w:basedOn w:val="Normal"/>
-    <w:link w:val="VerbatimChar"/>
-    <w:pPr>
-      <w:wordWrap w:val="off"/>
-    </w:pPr>
-  </w:style>
-  <w:style w:type="character" w:customStyle="1" w:styleId="KeywordTok">
+  <w:style w:customStyle="1" w:styleId="41" w:type="character">
     <w:name w:val="KeywordTok"/>
-    <w:basedOn w:val="VerbatimChar"/>
+    <w:basedOn w:val="37"/>
+    <w:uiPriority w:val="0"/>
     <w:rPr>
       <w:b/>
       <w:color w:val="007020"/>
     </w:rPr>
   </w:style>
-  <w:style w:type="character" w:customStyle="1" w:styleId="DataTypeTok">
+  <w:style w:customStyle="1" w:styleId="42" w:type="character">
     <w:name w:val="DataTypeTok"/>
-    <w:basedOn w:val="VerbatimChar"/>
+    <w:basedOn w:val="37"/>
+    <w:uiPriority w:val="0"/>
     <w:rPr>
       <w:color w:val="902000"/>
     </w:rPr>
   </w:style>
-  <w:style w:type="character" w:customStyle="1" w:styleId="DecValTok">
+  <w:style w:customStyle="1" w:styleId="43" w:type="character">
     <w:name w:val="DecValTok"/>
-    <w:basedOn w:val="VerbatimChar"/>
+    <w:basedOn w:val="37"/>
+    <w:uiPriority w:val="0"/>
     <w:rPr>
-      <w:color w:val="40a070"/>
+      <w:color w:val="40A070"/>
     </w:rPr>
   </w:style>
-  <w:style w:type="character" w:customStyle="1" w:styleId="BaseNTok">
+  <w:style w:customStyle="1" w:styleId="44" w:type="character">
     <w:name w:val="BaseNTok"/>
-    <w:basedOn w:val="VerbatimChar"/>
+    <w:basedOn w:val="37"/>
+    <w:uiPriority w:val="0"/>
     <w:rPr>
-      <w:color w:val="40a070"/>
+      <w:color w:val="40A070"/>
     </w:rPr>
   </w:style>
-  <w:style w:type="character" w:customStyle="1" w:styleId="FloatTok">
+  <w:style w:customStyle="1" w:styleId="45" w:type="character">
     <w:name w:val="FloatTok"/>
-    <w:basedOn w:val="VerbatimChar"/>
+    <w:basedOn w:val="37"/>
+    <w:uiPriority w:val="0"/>
     <w:rPr>
-      <w:color w:val="40a070"/>
+      <w:color w:val="40A070"/>
     </w:rPr>
   </w:style>
-  <w:style w:type="character" w:customStyle="1" w:styleId="ConstantTok">
+  <w:style w:customStyle="1" w:styleId="46" w:type="character">
     <w:name w:val="ConstantTok"/>
-    <w:basedOn w:val="VerbatimChar"/>
+    <w:basedOn w:val="37"/>
+    <w:uiPriority w:val="0"/>
     <w:rPr>
       <w:color w:val="880000"/>
     </w:rPr>
   </w:style>
-  <w:style w:type="character" w:customStyle="1" w:styleId="CharTok">
+  <w:style w:customStyle="1" w:styleId="47" w:type="character">
     <w:name w:val="CharTok"/>
-    <w:basedOn w:val="VerbatimChar"/>
+    <w:basedOn w:val="37"/>
+    <w:uiPriority w:val="0"/>
     <w:rPr>
-      <w:color w:val="4070a0"/>
+      <w:color w:val="4070A0"/>
     </w:rPr>
   </w:style>
-  <w:style w:type="character" w:customStyle="1" w:styleId="SpecialCharTok">
+  <w:style w:customStyle="1" w:styleId="48" w:type="character">
     <w:name w:val="SpecialCharTok"/>
-    <w:basedOn w:val="VerbatimChar"/>
+    <w:basedOn w:val="37"/>
+    <w:qFormat/>
+    <w:uiPriority w:val="0"/>
     <w:rPr>
-      <w:color w:val="4070a0"/>
+      <w:color w:val="4070A0"/>
     </w:rPr>
   </w:style>
-  <w:style w:type="character" w:customStyle="1" w:styleId="StringTok">
+  <w:style w:customStyle="1" w:styleId="49" w:type="character">
     <w:name w:val="StringTok"/>
-    <w:basedOn w:val="VerbatimChar"/>
+    <w:basedOn w:val="37"/>
+    <w:uiPriority w:val="0"/>
     <w:rPr>
-      <w:color w:val="4070a0"/>
+      <w:color w:val="4070A0"/>
     </w:rPr>
   </w:style>
-  <w:style w:type="character" w:customStyle="1" w:styleId="VerbatimStringTok">
+  <w:style w:customStyle="1" w:styleId="50" w:type="character">
     <w:name w:val="VerbatimStringTok"/>
-    <w:basedOn w:val="VerbatimChar"/>
+    <w:basedOn w:val="37"/>
+    <w:qFormat/>
+    <w:uiPriority w:val="0"/>
     <w:rPr>
-      <w:color w:val="4070a0"/>
+      <w:color w:val="4070A0"/>
     </w:rPr>
   </w:style>
-  <w:style w:type="character" w:customStyle="1" w:styleId="SpecialStringTok">
+  <w:style w:customStyle="1" w:styleId="51" w:type="character">
     <w:name w:val="SpecialStringTok"/>
-    <w:basedOn w:val="VerbatimChar"/>
+    <w:basedOn w:val="37"/>
+    <w:qFormat/>
+    <w:uiPriority w:val="0"/>
     <w:rPr>
-      <w:color w:val="bb6688"/>
+      <w:color w:val="BB6688"/>
     </w:rPr>
   </w:style>
-  <w:style w:type="character" w:customStyle="1" w:styleId="ImportTok">
+  <w:style w:customStyle="1" w:styleId="52" w:type="character">
     <w:name w:val="ImportTok"/>
-    <w:basedOn w:val="VerbatimChar"/>
+    <w:basedOn w:val="37"/>
+    <w:qFormat/>
+    <w:uiPriority w:val="0"/>
     <w:rPr>
       <w:b/>
       <w:color w:val="008000"/>
     </w:rPr>
   </w:style>
-  <w:style w:type="character" w:customStyle="1" w:styleId="CommentTok">
+  <w:style w:customStyle="1" w:styleId="53" w:type="character">
     <w:name w:val="CommentTok"/>
-    <w:basedOn w:val="VerbatimChar"/>
+    <w:basedOn w:val="37"/>
+    <w:qFormat/>
+    <w:uiPriority w:val="0"/>
     <w:rPr>
       <w:i/>
-      <w:color w:val="60a0b0"/>
+      <w:color w:val="60A0B0"/>
     </w:rPr>
   </w:style>
-  <w:style w:type="character" w:customStyle="1" w:styleId="DocumentationTok">
+  <w:style w:customStyle="1" w:styleId="54" w:type="character">
     <w:name w:val="DocumentationTok"/>
-    <w:basedOn w:val="VerbatimChar"/>
+    <w:basedOn w:val="37"/>
+    <w:uiPriority w:val="0"/>
     <w:rPr>
       <w:i/>
-      <w:color w:val="ba2121"/>
+      <w:color w:val="BA2121"/>
     </w:rPr>
   </w:style>
-  <w:style w:type="character" w:customStyle="1" w:styleId="AnnotationTok">
+  <w:style w:customStyle="1" w:styleId="55" w:type="character">
     <w:name w:val="AnnotationTok"/>
-    <w:basedOn w:val="VerbatimChar"/>
+    <w:basedOn w:val="37"/>
+    <w:qFormat/>
+    <w:uiPriority w:val="0"/>
     <w:rPr>
       <w:b/>
       <w:i/>
-      <w:color w:val="60a0b0"/>
+      <w:color w:val="60A0B0"/>
     </w:rPr>
   </w:style>
-  <w:style w:type="character" w:customStyle="1" w:styleId="CommentVarTok">
+  <w:style w:customStyle="1" w:styleId="56" w:type="character">
     <w:name w:val="CommentVarTok"/>
-    <w:basedOn w:val="VerbatimChar"/>
+    <w:basedOn w:val="37"/>
+    <w:qFormat/>
+    <w:uiPriority w:val="0"/>
     <w:rPr>
       <w:b/>
       <w:i/>
-      <w:color w:val="60a0b0"/>
+      <w:color w:val="60A0B0"/>
     </w:rPr>
   </w:style>
-  <w:style w:type="character" w:customStyle="1" w:styleId="OtherTok">
+  <w:style w:customStyle="1" w:styleId="57" w:type="character">
     <w:name w:val="OtherTok"/>
-    <w:basedOn w:val="VerbatimChar"/>
+    <w:basedOn w:val="37"/>
+    <w:uiPriority w:val="0"/>
     <w:rPr>
       <w:color w:val="007020"/>
     </w:rPr>
   </w:style>
-  <w:style w:type="character" w:customStyle="1" w:styleId="FunctionTok">
+  <w:style w:customStyle="1" w:styleId="58" w:type="character">
     <w:name w:val="FunctionTok"/>
-    <w:basedOn w:val="VerbatimChar"/>
+    <w:basedOn w:val="37"/>
+    <w:uiPriority w:val="0"/>
     <w:rPr>
-      <w:color w:val="06287e"/>
+      <w:color w:val="06287E"/>
     </w:rPr>
   </w:style>
-  <w:style w:type="character" w:customStyle="1" w:styleId="VariableTok">
+  <w:style w:customStyle="1" w:styleId="59" w:type="character">
     <w:name w:val="VariableTok"/>
-    <w:basedOn w:val="VerbatimChar"/>
+    <w:basedOn w:val="37"/>
+    <w:uiPriority w:val="0"/>
     <w:rPr>
-      <w:color w:val="19177c"/>
+      <w:color w:val="19177C"/>
     </w:rPr>
   </w:style>
-  <w:style w:type="character" w:customStyle="1" w:styleId="ControlFlowTok">
+  <w:style w:customStyle="1" w:styleId="60" w:type="character">
     <w:name w:val="ControlFlowTok"/>
-    <w:basedOn w:val="VerbatimChar"/>
+    <w:basedOn w:val="37"/>
+    <w:uiPriority w:val="0"/>
     <w:rPr>
       <w:b/>
       <w:color w:val="007020"/>
     </w:rPr>
   </w:style>
-  <w:style w:type="character" w:customStyle="1" w:styleId="OperatorTok">
+  <w:style w:customStyle="1" w:styleId="61" w:type="character">
     <w:name w:val="OperatorTok"/>
-    <w:basedOn w:val="VerbatimChar"/>
+    <w:basedOn w:val="37"/>
+    <w:uiPriority w:val="0"/>
     <w:rPr>
       <w:color w:val="666666"/>
     </w:rPr>
   </w:style>
-  <w:style w:type="character" w:customStyle="1" w:styleId="BuiltInTok">
+  <w:style w:customStyle="1" w:styleId="62" w:type="character">
     <w:name w:val="BuiltInTok"/>
-    <w:basedOn w:val="VerbatimChar"/>
+    <w:basedOn w:val="37"/>
+    <w:uiPriority w:val="0"/>
     <w:rPr>
       <w:color w:val="008000"/>
     </w:rPr>
   </w:style>
-  <w:style w:type="character" w:customStyle="1" w:styleId="ExtensionTok">
+  <w:style w:customStyle="1" w:styleId="63" w:type="character">
     <w:name w:val="ExtensionTok"/>
-    <w:basedOn w:val="VerbatimChar"/>
-    <w:rPr/>
-  </w:style>
-  <w:style w:type="character" w:customStyle="1" w:styleId="PreprocessorTok">
+    <w:basedOn w:val="37"/>
+    <w:uiPriority w:val="0"/>
+  </w:style>
+  <w:style w:customStyle="1" w:styleId="64" w:type="character">
     <w:name w:val="PreprocessorTok"/>
-    <w:basedOn w:val="VerbatimChar"/>
+    <w:basedOn w:val="37"/>
+    <w:uiPriority w:val="0"/>
     <w:rPr>
-      <w:color w:val="bc7a00"/>
+      <w:color w:val="BC7A00"/>
     </w:rPr>
   </w:style>
-  <w:style w:type="character" w:customStyle="1" w:styleId="AttributeTok">
+  <w:style w:customStyle="1" w:styleId="65" w:type="character">
     <w:name w:val="AttributeTok"/>
-    <w:basedOn w:val="VerbatimChar"/>
+    <w:basedOn w:val="37"/>
+    <w:uiPriority w:val="0"/>
     <w:rPr>
-      <w:color w:val="7d9029"/>
+      <w:color w:val="7D9029"/>
     </w:rPr>
   </w:style>
-  <w:style w:type="character" w:customStyle="1" w:styleId="RegionMarkerTok">
+  <w:style w:customStyle="1" w:styleId="66" w:type="character">
     <w:name w:val="RegionMarkerTok"/>
-    <w:basedOn w:val="VerbatimChar"/>
-    <w:rPr/>
-  </w:style>
-  <w:style w:type="character" w:customStyle="1" w:styleId="InformationTok">
+    <w:basedOn w:val="37"/>
+    <w:uiPriority w:val="0"/>
+  </w:style>
+  <w:style w:customStyle="1" w:styleId="67" w:type="character">
     <w:name w:val="InformationTok"/>
-    <w:basedOn w:val="VerbatimChar"/>
+    <w:basedOn w:val="37"/>
+    <w:uiPriority w:val="0"/>
     <w:rPr>
       <w:b/>
       <w:i/>
-      <w:color w:val="60a0b0"/>
+      <w:color w:val="60A0B0"/>
     </w:rPr>
   </w:style>
-  <w:style w:type="character" w:customStyle="1" w:styleId="WarningTok">
+  <w:style w:customStyle="1" w:styleId="68" w:type="character">
     <w:name w:val="WarningTok"/>
-    <w:basedOn w:val="VerbatimChar"/>
+    <w:basedOn w:val="37"/>
+    <w:uiPriority w:val="0"/>
     <w:rPr>
       <w:b/>
       <w:i/>
-      <w:color w:val="60a0b0"/>
+      <w:color w:val="60A0B0"/>
     </w:rPr>
   </w:style>
-  <w:style w:type="character" w:customStyle="1" w:styleId="AlertTok">
+  <w:style w:customStyle="1" w:styleId="69" w:type="character">
     <w:name w:val="AlertTok"/>
-    <w:basedOn w:val="VerbatimChar"/>
+    <w:basedOn w:val="37"/>
+    <w:uiPriority w:val="0"/>
     <w:rPr>
       <w:b/>
-      <w:color w:val="ff0000"/>
+      <w:color w:val="FF0000"/>
     </w:rPr>
   </w:style>
-  <w:style w:type="character" w:customStyle="1" w:styleId="ErrorTok">
+  <w:style w:customStyle="1" w:styleId="70" w:type="character">
     <w:name w:val="ErrorTok"/>
-    <w:basedOn w:val="VerbatimChar"/>
+    <w:basedOn w:val="37"/>
+    <w:uiPriority w:val="0"/>
     <w:rPr>
       <w:b/>
-      <w:color w:val="ff0000"/>
+      <w:color w:val="FF0000"/>
     </w:rPr>
   </w:style>
-  <w:style w:type="character" w:customStyle="1" w:styleId="NormalTok">
+  <w:style w:customStyle="1" w:styleId="71" w:type="character">
     <w:name w:val="NormalTok"/>
-    <w:basedOn w:val="VerbatimChar"/>
-    <w:rPr/>
+    <w:basedOn w:val="37"/>
+    <w:uiPriority w:val="0"/>
   </w:style>
 </w:styles>
 </file>
@@ -4745,6 +5726,5 @@
       </a:style>
     </a:lnDef>
   </a:objectDefaults>
-  <a:extraClrSchemeLst/>
 </a:theme>
 </file>